--- a/outputs/buch-schuldgefuehle/das-schlechte-gewissen-Taschenbuch.docx
+++ b/outputs/buch-schuldgefuehle/das-schlechte-gewissen-Taschenbuch.docx
@@ -601,7 +601,7 @@
     </w:p>
     <w:p>
       <w:pPr>
-        <w:spacing w:after="120" w:before="0" w:line="276" w:lineRule="auto"/>
+        <w:spacing w:after="120" w:before="0"/>
         <w:jc w:val="both"/>
       </w:pPr>
       <w:r>
@@ -618,7 +618,7 @@
     </w:p>
     <w:p>
       <w:pPr>
-        <w:spacing w:after="120" w:before="0" w:line="276" w:lineRule="auto"/>
+        <w:spacing w:after="120" w:before="0"/>
         <w:jc w:val="both"/>
       </w:pPr>
       <w:r>
@@ -635,7 +635,7 @@
     </w:p>
     <w:p>
       <w:pPr>
-        <w:spacing w:after="120" w:before="0" w:line="276" w:lineRule="auto"/>
+        <w:spacing w:after="120" w:before="0"/>
         <w:jc w:val="both"/>
       </w:pPr>
       <w:r>
@@ -652,7 +652,7 @@
     </w:p>
     <w:p>
       <w:pPr>
-        <w:spacing w:after="120" w:before="0" w:line="276" w:lineRule="auto"/>
+        <w:spacing w:after="120" w:before="0"/>
         <w:jc w:val="both"/>
       </w:pPr>
       <w:r>
@@ -669,7 +669,7 @@
     </w:p>
     <w:p>
       <w:pPr>
-        <w:spacing w:after="120" w:before="0" w:line="276" w:lineRule="auto"/>
+        <w:spacing w:after="120" w:before="0"/>
         <w:jc w:val="both"/>
       </w:pPr>
       <w:r>
@@ -686,7 +686,7 @@
     </w:p>
     <w:p>
       <w:pPr>
-        <w:spacing w:after="120" w:before="0" w:line="276" w:lineRule="auto"/>
+        <w:spacing w:after="120" w:before="0"/>
         <w:jc w:val="both"/>
       </w:pPr>
       <w:r>
@@ -703,7 +703,7 @@
     </w:p>
     <w:p>
       <w:pPr>
-        <w:spacing w:after="120" w:before="0" w:line="276" w:lineRule="auto"/>
+        <w:spacing w:after="120" w:before="0"/>
         <w:jc w:val="both"/>
       </w:pPr>
       <w:r>
@@ -720,7 +720,7 @@
     </w:p>
     <w:p>
       <w:pPr>
-        <w:spacing w:after="120" w:before="0" w:line="276" w:lineRule="auto"/>
+        <w:spacing w:after="120" w:before="0"/>
         <w:jc w:val="both"/>
       </w:pPr>
       <w:r>
@@ -737,7 +737,7 @@
     </w:p>
     <w:p>
       <w:pPr>
-        <w:spacing w:after="120" w:before="0" w:line="276" w:lineRule="auto"/>
+        <w:spacing w:after="120" w:before="0"/>
         <w:jc w:val="both"/>
       </w:pPr>
       <w:r>
@@ -754,7 +754,7 @@
     </w:p>
     <w:p>
       <w:pPr>
-        <w:spacing w:after="120" w:before="0" w:line="276" w:lineRule="auto"/>
+        <w:spacing w:after="120" w:before="0"/>
         <w:jc w:val="both"/>
       </w:pPr>
       <w:r>
@@ -771,7 +771,7 @@
     </w:p>
     <w:p>
       <w:pPr>
-        <w:spacing w:after="120" w:before="0" w:line="276" w:lineRule="auto"/>
+        <w:spacing w:after="120" w:before="0"/>
         <w:jc w:val="both"/>
       </w:pPr>
       <w:r>
@@ -788,7 +788,7 @@
     </w:p>
     <w:p>
       <w:pPr>
-        <w:spacing w:after="120" w:before="0" w:line="276" w:lineRule="auto"/>
+        <w:spacing w:after="120" w:before="0"/>
         <w:jc w:val="both"/>
       </w:pPr>
       <w:r>
@@ -805,7 +805,7 @@
     </w:p>
     <w:p>
       <w:pPr>
-        <w:spacing w:after="120" w:before="0" w:line="276" w:lineRule="auto"/>
+        <w:spacing w:after="120" w:before="0"/>
         <w:jc w:val="both"/>
       </w:pPr>
       <w:r>
@@ -822,7 +822,7 @@
     </w:p>
     <w:p>
       <w:pPr>
-        <w:spacing w:after="120" w:before="0" w:line="276" w:lineRule="auto"/>
+        <w:spacing w:after="120" w:before="0"/>
         <w:jc w:val="both"/>
       </w:pPr>
       <w:r>
@@ -839,7 +839,7 @@
     </w:p>
     <w:p>
       <w:pPr>
-        <w:spacing w:after="120" w:before="0" w:line="276" w:lineRule="auto"/>
+        <w:spacing w:after="120" w:before="0"/>
         <w:jc w:val="both"/>
       </w:pPr>
       <w:r>
@@ -856,7 +856,7 @@
     </w:p>
     <w:p>
       <w:pPr>
-        <w:spacing w:after="120" w:before="0" w:line="276" w:lineRule="auto"/>
+        <w:spacing w:after="120" w:before="0"/>
         <w:jc w:val="both"/>
       </w:pPr>
       <w:r>
@@ -873,7 +873,7 @@
     </w:p>
     <w:p>
       <w:pPr>
-        <w:spacing w:after="120" w:before="0" w:line="276" w:lineRule="auto"/>
+        <w:spacing w:after="120" w:before="0"/>
         <w:jc w:val="both"/>
       </w:pPr>
       <w:r>
@@ -890,7 +890,7 @@
     </w:p>
     <w:p>
       <w:pPr>
-        <w:spacing w:after="120" w:before="0" w:line="276" w:lineRule="auto"/>
+        <w:spacing w:after="120" w:before="0"/>
         <w:jc w:val="both"/>
       </w:pPr>
       <w:r>
@@ -907,7 +907,7 @@
     </w:p>
     <w:p>
       <w:pPr>
-        <w:spacing w:after="120" w:before="0" w:line="276" w:lineRule="auto"/>
+        <w:spacing w:after="120" w:before="0"/>
         <w:jc w:val="both"/>
       </w:pPr>
       <w:r>
@@ -924,7 +924,7 @@
     </w:p>
     <w:p>
       <w:pPr>
-        <w:spacing w:after="120" w:before="0" w:line="276" w:lineRule="auto"/>
+        <w:spacing w:after="120" w:before="0"/>
         <w:jc w:val="both"/>
       </w:pPr>
       <w:r>
@@ -941,7 +941,7 @@
     </w:p>
     <w:p>
       <w:pPr>
-        <w:spacing w:after="120" w:before="0" w:line="276" w:lineRule="auto"/>
+        <w:spacing w:after="120" w:before="0"/>
         <w:jc w:val="both"/>
       </w:pPr>
       <w:r>
@@ -976,7 +976,7 @@
     </w:p>
     <w:p>
       <w:pPr>
-        <w:spacing w:after="120" w:before="0" w:line="276" w:lineRule="auto"/>
+        <w:spacing w:after="120" w:before="0"/>
         <w:jc w:val="both"/>
       </w:pPr>
       <w:r>
@@ -993,7 +993,7 @@
     </w:p>
     <w:p>
       <w:pPr>
-        <w:spacing w:after="120" w:before="0" w:line="276" w:lineRule="auto"/>
+        <w:spacing w:after="120" w:before="0"/>
         <w:jc w:val="both"/>
       </w:pPr>
       <w:r>
@@ -1010,7 +1010,7 @@
     </w:p>
     <w:p>
       <w:pPr>
-        <w:spacing w:after="120" w:before="0" w:line="276" w:lineRule="auto"/>
+        <w:spacing w:after="120" w:before="0"/>
         <w:jc w:val="both"/>
       </w:pPr>
       <w:r>
@@ -1027,7 +1027,7 @@
     </w:p>
     <w:p>
       <w:pPr>
-        <w:spacing w:after="120" w:before="0" w:line="276" w:lineRule="auto"/>
+        <w:spacing w:after="120" w:before="0"/>
         <w:jc w:val="both"/>
       </w:pPr>
       <w:r>
@@ -1044,7 +1044,7 @@
     </w:p>
     <w:p>
       <w:pPr>
-        <w:spacing w:after="120" w:before="0" w:line="276" w:lineRule="auto"/>
+        <w:spacing w:after="120" w:before="0"/>
         <w:jc w:val="both"/>
       </w:pPr>
       <w:r>
@@ -1061,7 +1061,7 @@
     </w:p>
     <w:p>
       <w:pPr>
-        <w:spacing w:after="120" w:before="0" w:line="276" w:lineRule="auto"/>
+        <w:spacing w:after="120" w:before="0"/>
         <w:jc w:val="both"/>
       </w:pPr>
       <w:r>
@@ -1078,7 +1078,7 @@
     </w:p>
     <w:p>
       <w:pPr>
-        <w:spacing w:after="120" w:before="0" w:line="276" w:lineRule="auto"/>
+        <w:spacing w:after="120" w:before="0"/>
         <w:jc w:val="both"/>
       </w:pPr>
       <w:r>
@@ -1095,7 +1095,7 @@
     </w:p>
     <w:p>
       <w:pPr>
-        <w:spacing w:after="120" w:before="0" w:line="276" w:lineRule="auto"/>
+        <w:spacing w:after="120" w:before="0"/>
         <w:jc w:val="both"/>
       </w:pPr>
       <w:r>
@@ -1112,7 +1112,7 @@
     </w:p>
     <w:p>
       <w:pPr>
-        <w:spacing w:after="120" w:before="0" w:line="276" w:lineRule="auto"/>
+        <w:spacing w:after="120" w:before="0"/>
         <w:jc w:val="both"/>
       </w:pPr>
       <w:r>
@@ -1129,7 +1129,7 @@
     </w:p>
     <w:p>
       <w:pPr>
-        <w:spacing w:after="120" w:before="0" w:line="276" w:lineRule="auto"/>
+        <w:spacing w:after="120" w:before="0"/>
         <w:jc w:val="both"/>
       </w:pPr>
       <w:r>
@@ -1146,7 +1146,7 @@
     </w:p>
     <w:p>
       <w:pPr>
-        <w:spacing w:after="120" w:before="0" w:line="276" w:lineRule="auto"/>
+        <w:spacing w:after="120" w:before="0"/>
         <w:jc w:val="both"/>
       </w:pPr>
       <w:r>
@@ -1163,7 +1163,7 @@
     </w:p>
     <w:p>
       <w:pPr>
-        <w:spacing w:after="120" w:before="0" w:line="276" w:lineRule="auto"/>
+        <w:spacing w:after="120" w:before="0"/>
         <w:jc w:val="both"/>
       </w:pPr>
       <w:r>
@@ -1180,7 +1180,7 @@
     </w:p>
     <w:p>
       <w:pPr>
-        <w:spacing w:after="120" w:before="0" w:line="276" w:lineRule="auto"/>
+        <w:spacing w:after="120" w:before="0"/>
         <w:jc w:val="both"/>
       </w:pPr>
       <w:r>
@@ -1197,7 +1197,7 @@
     </w:p>
     <w:p>
       <w:pPr>
-        <w:spacing w:after="120" w:before="0" w:line="276" w:lineRule="auto"/>
+        <w:spacing w:after="120" w:before="0"/>
         <w:jc w:val="both"/>
       </w:pPr>
       <w:r>
@@ -1214,7 +1214,7 @@
     </w:p>
     <w:p>
       <w:pPr>
-        <w:spacing w:after="120" w:before="0" w:line="276" w:lineRule="auto"/>
+        <w:spacing w:after="120" w:before="0"/>
         <w:jc w:val="both"/>
       </w:pPr>
       <w:r>
@@ -1231,7 +1231,7 @@
     </w:p>
     <w:p>
       <w:pPr>
-        <w:spacing w:after="120" w:before="0" w:line="276" w:lineRule="auto"/>
+        <w:spacing w:after="120" w:before="0"/>
         <w:jc w:val="both"/>
       </w:pPr>
       <w:r>
@@ -1248,7 +1248,7 @@
     </w:p>
     <w:p>
       <w:pPr>
-        <w:spacing w:after="120" w:before="0" w:line="276" w:lineRule="auto"/>
+        <w:spacing w:after="120" w:before="0"/>
         <w:jc w:val="both"/>
       </w:pPr>
       <w:r>
@@ -1265,7 +1265,7 @@
     </w:p>
     <w:p>
       <w:pPr>
-        <w:spacing w:after="120" w:before="0" w:line="276" w:lineRule="auto"/>
+        <w:spacing w:after="120" w:before="0"/>
         <w:jc w:val="both"/>
       </w:pPr>
       <w:r>
@@ -1282,7 +1282,7 @@
     </w:p>
     <w:p>
       <w:pPr>
-        <w:spacing w:after="120" w:before="0" w:line="276" w:lineRule="auto"/>
+        <w:spacing w:after="120" w:before="0"/>
         <w:jc w:val="both"/>
       </w:pPr>
       <w:r>
@@ -1299,7 +1299,7 @@
     </w:p>
     <w:p>
       <w:pPr>
-        <w:spacing w:after="120" w:before="0" w:line="276" w:lineRule="auto"/>
+        <w:spacing w:after="120" w:before="0"/>
         <w:jc w:val="both"/>
       </w:pPr>
       <w:r>
@@ -1316,7 +1316,7 @@
     </w:p>
     <w:p>
       <w:pPr>
-        <w:spacing w:after="120" w:before="0" w:line="276" w:lineRule="auto"/>
+        <w:spacing w:after="120" w:before="0"/>
         <w:jc w:val="both"/>
       </w:pPr>
       <w:r>
@@ -1333,7 +1333,7 @@
     </w:p>
     <w:p>
       <w:pPr>
-        <w:spacing w:after="120" w:before="0" w:line="276" w:lineRule="auto"/>
+        <w:spacing w:after="120" w:before="0"/>
         <w:jc w:val="both"/>
       </w:pPr>
       <w:r>
@@ -1350,7 +1350,7 @@
     </w:p>
     <w:p>
       <w:pPr>
-        <w:spacing w:after="120" w:before="0" w:line="276" w:lineRule="auto"/>
+        <w:spacing w:after="120" w:before="0"/>
         <w:jc w:val="both"/>
       </w:pPr>
       <w:r>
@@ -1367,7 +1367,7 @@
     </w:p>
     <w:p>
       <w:pPr>
-        <w:spacing w:after="120" w:before="0" w:line="276" w:lineRule="auto"/>
+        <w:spacing w:after="120" w:before="0"/>
         <w:jc w:val="both"/>
       </w:pPr>
       <w:r>
@@ -1402,7 +1402,7 @@
     </w:p>
     <w:p>
       <w:pPr>
-        <w:spacing w:after="120" w:before="0" w:line="276" w:lineRule="auto"/>
+        <w:spacing w:after="120" w:before="0"/>
         <w:jc w:val="both"/>
       </w:pPr>
       <w:r>
@@ -1419,7 +1419,7 @@
     </w:p>
     <w:p>
       <w:pPr>
-        <w:spacing w:after="120" w:before="0" w:line="276" w:lineRule="auto"/>
+        <w:spacing w:after="120" w:before="0"/>
         <w:jc w:val="both"/>
       </w:pPr>
       <w:r>
@@ -1436,7 +1436,7 @@
     </w:p>
     <w:p>
       <w:pPr>
-        <w:spacing w:after="120" w:before="0" w:line="276" w:lineRule="auto"/>
+        <w:spacing w:after="120" w:before="0"/>
         <w:jc w:val="both"/>
       </w:pPr>
       <w:r>
@@ -1453,7 +1453,7 @@
     </w:p>
     <w:p>
       <w:pPr>
-        <w:spacing w:after="120" w:before="0" w:line="276" w:lineRule="auto"/>
+        <w:spacing w:after="120" w:before="0"/>
         <w:jc w:val="both"/>
       </w:pPr>
       <w:r>
@@ -1470,7 +1470,7 @@
     </w:p>
     <w:p>
       <w:pPr>
-        <w:spacing w:after="120" w:before="0" w:line="276" w:lineRule="auto"/>
+        <w:spacing w:after="120" w:before="0"/>
         <w:jc w:val="both"/>
       </w:pPr>
       <w:r>
@@ -1487,7 +1487,7 @@
     </w:p>
     <w:p>
       <w:pPr>
-        <w:spacing w:after="120" w:before="0" w:line="276" w:lineRule="auto"/>
+        <w:spacing w:after="120" w:before="0"/>
         <w:jc w:val="both"/>
       </w:pPr>
       <w:r>
@@ -1504,7 +1504,7 @@
     </w:p>
     <w:p>
       <w:pPr>
-        <w:spacing w:after="120" w:before="0" w:line="276" w:lineRule="auto"/>
+        <w:spacing w:after="120" w:before="0"/>
         <w:jc w:val="both"/>
       </w:pPr>
       <w:r>
@@ -1521,7 +1521,7 @@
     </w:p>
     <w:p>
       <w:pPr>
-        <w:spacing w:after="120" w:before="0" w:line="276" w:lineRule="auto"/>
+        <w:spacing w:after="120" w:before="0"/>
         <w:jc w:val="both"/>
       </w:pPr>
       <w:r>
@@ -1538,7 +1538,7 @@
     </w:p>
     <w:p>
       <w:pPr>
-        <w:spacing w:after="120" w:before="0" w:line="276" w:lineRule="auto"/>
+        <w:spacing w:after="120" w:before="0"/>
         <w:jc w:val="both"/>
       </w:pPr>
       <w:r>
@@ -1555,7 +1555,7 @@
     </w:p>
     <w:p>
       <w:pPr>
-        <w:spacing w:after="120" w:before="0" w:line="276" w:lineRule="auto"/>
+        <w:spacing w:after="120" w:before="0"/>
         <w:jc w:val="both"/>
       </w:pPr>
       <w:r>
@@ -1572,7 +1572,7 @@
     </w:p>
     <w:p>
       <w:pPr>
-        <w:spacing w:after="120" w:before="0" w:line="276" w:lineRule="auto"/>
+        <w:spacing w:after="120" w:before="0"/>
         <w:jc w:val="both"/>
       </w:pPr>
       <w:r>
@@ -1589,7 +1589,7 @@
     </w:p>
     <w:p>
       <w:pPr>
-        <w:spacing w:after="120" w:before="0" w:line="276" w:lineRule="auto"/>
+        <w:spacing w:after="120" w:before="0"/>
         <w:jc w:val="both"/>
       </w:pPr>
       <w:r>
@@ -1606,7 +1606,7 @@
     </w:p>
     <w:p>
       <w:pPr>
-        <w:spacing w:after="120" w:before="0" w:line="276" w:lineRule="auto"/>
+        <w:spacing w:after="120" w:before="0"/>
         <w:jc w:val="both"/>
       </w:pPr>
       <w:r>
@@ -1623,7 +1623,7 @@
     </w:p>
     <w:p>
       <w:pPr>
-        <w:spacing w:after="120" w:before="0" w:line="276" w:lineRule="auto"/>
+        <w:spacing w:after="120" w:before="0"/>
         <w:jc w:val="both"/>
       </w:pPr>
       <w:r>
@@ -1640,7 +1640,7 @@
     </w:p>
     <w:p>
       <w:pPr>
-        <w:spacing w:after="120" w:before="0" w:line="276" w:lineRule="auto"/>
+        <w:spacing w:after="120" w:before="0"/>
         <w:jc w:val="both"/>
       </w:pPr>
       <w:r>
@@ -1657,7 +1657,7 @@
     </w:p>
     <w:p>
       <w:pPr>
-        <w:spacing w:after="120" w:before="0" w:line="276" w:lineRule="auto"/>
+        <w:spacing w:after="120" w:before="0"/>
         <w:jc w:val="both"/>
       </w:pPr>
       <w:r>
@@ -1674,7 +1674,7 @@
     </w:p>
     <w:p>
       <w:pPr>
-        <w:spacing w:after="120" w:before="0" w:line="276" w:lineRule="auto"/>
+        <w:spacing w:after="120" w:before="0"/>
         <w:jc w:val="both"/>
       </w:pPr>
       <w:r>
@@ -1691,7 +1691,7 @@
     </w:p>
     <w:p>
       <w:pPr>
-        <w:spacing w:after="120" w:before="0" w:line="276" w:lineRule="auto"/>
+        <w:spacing w:after="120" w:before="0"/>
         <w:jc w:val="both"/>
       </w:pPr>
       <w:r>
@@ -1708,7 +1708,7 @@
     </w:p>
     <w:p>
       <w:pPr>
-        <w:spacing w:after="120" w:before="0" w:line="276" w:lineRule="auto"/>
+        <w:spacing w:after="120" w:before="0"/>
         <w:jc w:val="both"/>
       </w:pPr>
       <w:r>
@@ -1725,7 +1725,7 @@
     </w:p>
     <w:p>
       <w:pPr>
-        <w:spacing w:after="120" w:before="0" w:line="276" w:lineRule="auto"/>
+        <w:spacing w:after="120" w:before="0"/>
         <w:jc w:val="both"/>
       </w:pPr>
       <w:r>
@@ -1742,7 +1742,7 @@
     </w:p>
     <w:p>
       <w:pPr>
-        <w:spacing w:after="120" w:before="0" w:line="276" w:lineRule="auto"/>
+        <w:spacing w:after="120" w:before="0"/>
         <w:jc w:val="both"/>
       </w:pPr>
       <w:r>
@@ -1759,7 +1759,7 @@
     </w:p>
     <w:p>
       <w:pPr>
-        <w:spacing w:after="120" w:before="0" w:line="276" w:lineRule="auto"/>
+        <w:spacing w:after="120" w:before="0"/>
         <w:jc w:val="both"/>
       </w:pPr>
       <w:r>
@@ -1776,7 +1776,7 @@
     </w:p>
     <w:p>
       <w:pPr>
-        <w:spacing w:after="120" w:before="0" w:line="276" w:lineRule="auto"/>
+        <w:spacing w:after="120" w:before="0"/>
         <w:jc w:val="both"/>
       </w:pPr>
       <w:r>
@@ -1793,7 +1793,7 @@
     </w:p>
     <w:p>
       <w:pPr>
-        <w:spacing w:after="120" w:before="0" w:line="276" w:lineRule="auto"/>
+        <w:spacing w:after="120" w:before="0"/>
         <w:jc w:val="both"/>
       </w:pPr>
       <w:r>
@@ -1810,7 +1810,7 @@
     </w:p>
     <w:p>
       <w:pPr>
-        <w:spacing w:after="120" w:before="0" w:line="276" w:lineRule="auto"/>
+        <w:spacing w:after="120" w:before="0"/>
         <w:jc w:val="both"/>
       </w:pPr>
       <w:r>
@@ -1827,7 +1827,7 @@
     </w:p>
     <w:p>
       <w:pPr>
-        <w:spacing w:after="120" w:before="0" w:line="276" w:lineRule="auto"/>
+        <w:spacing w:after="120" w:before="0"/>
         <w:jc w:val="both"/>
       </w:pPr>
       <w:r>
@@ -1862,7 +1862,7 @@
     </w:p>
     <w:p>
       <w:pPr>
-        <w:spacing w:after="120" w:before="0" w:line="276" w:lineRule="auto"/>
+        <w:spacing w:after="120" w:before="0"/>
         <w:jc w:val="both"/>
       </w:pPr>
       <w:r>
@@ -1879,7 +1879,7 @@
     </w:p>
     <w:p>
       <w:pPr>
-        <w:spacing w:after="120" w:before="0" w:line="276" w:lineRule="auto"/>
+        <w:spacing w:after="120" w:before="0"/>
         <w:jc w:val="both"/>
       </w:pPr>
       <w:r>
@@ -1896,7 +1896,7 @@
     </w:p>
     <w:p>
       <w:pPr>
-        <w:spacing w:after="120" w:before="0" w:line="276" w:lineRule="auto"/>
+        <w:spacing w:after="120" w:before="0"/>
         <w:jc w:val="both"/>
       </w:pPr>
       <w:r>
@@ -1913,7 +1913,7 @@
     </w:p>
     <w:p>
       <w:pPr>
-        <w:spacing w:after="120" w:before="0" w:line="276" w:lineRule="auto"/>
+        <w:spacing w:after="120" w:before="0"/>
         <w:jc w:val="both"/>
       </w:pPr>
       <w:r>
@@ -1930,7 +1930,7 @@
     </w:p>
     <w:p>
       <w:pPr>
-        <w:spacing w:after="120" w:before="0" w:line="276" w:lineRule="auto"/>
+        <w:spacing w:after="120" w:before="0"/>
         <w:jc w:val="both"/>
       </w:pPr>
       <w:r>
@@ -1947,7 +1947,7 @@
     </w:p>
     <w:p>
       <w:pPr>
-        <w:spacing w:after="120" w:before="0" w:line="276" w:lineRule="auto"/>
+        <w:spacing w:after="120" w:before="0"/>
         <w:jc w:val="both"/>
       </w:pPr>
       <w:r>
@@ -1964,7 +1964,7 @@
     </w:p>
     <w:p>
       <w:pPr>
-        <w:spacing w:after="120" w:before="0" w:line="276" w:lineRule="auto"/>
+        <w:spacing w:after="120" w:before="0"/>
         <w:jc w:val="both"/>
       </w:pPr>
       <w:r>
@@ -1981,7 +1981,7 @@
     </w:p>
     <w:p>
       <w:pPr>
-        <w:spacing w:after="120" w:before="0" w:line="276" w:lineRule="auto"/>
+        <w:spacing w:after="120" w:before="0"/>
         <w:jc w:val="both"/>
       </w:pPr>
       <w:r>
@@ -1998,7 +1998,7 @@
     </w:p>
     <w:p>
       <w:pPr>
-        <w:spacing w:after="120" w:before="0" w:line="276" w:lineRule="auto"/>
+        <w:spacing w:after="120" w:before="0"/>
         <w:jc w:val="both"/>
       </w:pPr>
       <w:r>
@@ -2015,7 +2015,7 @@
     </w:p>
     <w:p>
       <w:pPr>
-        <w:spacing w:after="120" w:before="0" w:line="276" w:lineRule="auto"/>
+        <w:spacing w:after="120" w:before="0"/>
         <w:jc w:val="both"/>
       </w:pPr>
       <w:r>
@@ -2032,7 +2032,7 @@
     </w:p>
     <w:p>
       <w:pPr>
-        <w:spacing w:after="120" w:before="0" w:line="276" w:lineRule="auto"/>
+        <w:spacing w:after="120" w:before="0"/>
         <w:jc w:val="both"/>
       </w:pPr>
       <w:r>
@@ -2049,7 +2049,7 @@
     </w:p>
     <w:p>
       <w:pPr>
-        <w:spacing w:after="120" w:before="0" w:line="276" w:lineRule="auto"/>
+        <w:spacing w:after="120" w:before="0"/>
         <w:jc w:val="both"/>
       </w:pPr>
       <w:r>
@@ -2066,7 +2066,7 @@
     </w:p>
     <w:p>
       <w:pPr>
-        <w:spacing w:after="120" w:before="0" w:line="276" w:lineRule="auto"/>
+        <w:spacing w:after="120" w:before="0"/>
         <w:jc w:val="both"/>
       </w:pPr>
       <w:r>
@@ -2083,7 +2083,7 @@
     </w:p>
     <w:p>
       <w:pPr>
-        <w:spacing w:after="120" w:before="0" w:line="276" w:lineRule="auto"/>
+        <w:spacing w:after="120" w:before="0"/>
         <w:jc w:val="both"/>
       </w:pPr>
       <w:r>
@@ -2100,7 +2100,7 @@
     </w:p>
     <w:p>
       <w:pPr>
-        <w:spacing w:after="120" w:before="0" w:line="276" w:lineRule="auto"/>
+        <w:spacing w:after="120" w:before="0"/>
         <w:jc w:val="both"/>
       </w:pPr>
       <w:r>
@@ -2117,7 +2117,7 @@
     </w:p>
     <w:p>
       <w:pPr>
-        <w:spacing w:after="120" w:before="0" w:line="276" w:lineRule="auto"/>
+        <w:spacing w:after="120" w:before="0"/>
         <w:jc w:val="both"/>
       </w:pPr>
       <w:r>
@@ -2134,7 +2134,7 @@
     </w:p>
     <w:p>
       <w:pPr>
-        <w:spacing w:after="120" w:before="0" w:line="276" w:lineRule="auto"/>
+        <w:spacing w:after="120" w:before="0"/>
         <w:jc w:val="both"/>
       </w:pPr>
       <w:r>
@@ -2151,7 +2151,7 @@
     </w:p>
     <w:p>
       <w:pPr>
-        <w:spacing w:after="120" w:before="0" w:line="276" w:lineRule="auto"/>
+        <w:spacing w:after="120" w:before="0"/>
         <w:jc w:val="both"/>
       </w:pPr>
       <w:r>
@@ -2168,7 +2168,7 @@
     </w:p>
     <w:p>
       <w:pPr>
-        <w:spacing w:after="120" w:before="0" w:line="276" w:lineRule="auto"/>
+        <w:spacing w:after="120" w:before="0"/>
         <w:jc w:val="both"/>
       </w:pPr>
       <w:r>
@@ -2185,7 +2185,7 @@
     </w:p>
     <w:p>
       <w:pPr>
-        <w:spacing w:after="120" w:before="0" w:line="276" w:lineRule="auto"/>
+        <w:spacing w:after="120" w:before="0"/>
         <w:jc w:val="both"/>
       </w:pPr>
       <w:r>
@@ -2202,7 +2202,7 @@
     </w:p>
     <w:p>
       <w:pPr>
-        <w:spacing w:after="120" w:before="0" w:line="276" w:lineRule="auto"/>
+        <w:spacing w:after="120" w:before="0"/>
         <w:jc w:val="both"/>
       </w:pPr>
       <w:r>
@@ -2219,7 +2219,7 @@
     </w:p>
     <w:p>
       <w:pPr>
-        <w:spacing w:after="120" w:before="0" w:line="276" w:lineRule="auto"/>
+        <w:spacing w:after="120" w:before="0"/>
         <w:jc w:val="both"/>
       </w:pPr>
       <w:r>
@@ -2236,7 +2236,7 @@
     </w:p>
     <w:p>
       <w:pPr>
-        <w:spacing w:after="120" w:before="0" w:line="276" w:lineRule="auto"/>
+        <w:spacing w:after="120" w:before="0"/>
         <w:jc w:val="both"/>
       </w:pPr>
       <w:r>
@@ -2253,7 +2253,7 @@
     </w:p>
     <w:p>
       <w:pPr>
-        <w:spacing w:after="120" w:before="0" w:line="276" w:lineRule="auto"/>
+        <w:spacing w:after="120" w:before="0"/>
         <w:jc w:val="both"/>
       </w:pPr>
       <w:r>
@@ -2270,7 +2270,7 @@
     </w:p>
     <w:p>
       <w:pPr>
-        <w:spacing w:after="120" w:before="0" w:line="276" w:lineRule="auto"/>
+        <w:spacing w:after="120" w:before="0"/>
         <w:jc w:val="both"/>
       </w:pPr>
       <w:r>
@@ -2305,7 +2305,7 @@
     </w:p>
     <w:p>
       <w:pPr>
-        <w:spacing w:after="120" w:before="0" w:line="276" w:lineRule="auto"/>
+        <w:spacing w:after="120" w:before="0"/>
         <w:jc w:val="both"/>
       </w:pPr>
       <w:r>
@@ -2322,7 +2322,7 @@
     </w:p>
     <w:p>
       <w:pPr>
-        <w:spacing w:after="120" w:before="0" w:line="276" w:lineRule="auto"/>
+        <w:spacing w:after="120" w:before="0"/>
         <w:jc w:val="both"/>
       </w:pPr>
       <w:r>
@@ -2339,7 +2339,7 @@
     </w:p>
     <w:p>
       <w:pPr>
-        <w:spacing w:after="120" w:before="0" w:line="276" w:lineRule="auto"/>
+        <w:spacing w:after="120" w:before="0"/>
         <w:jc w:val="both"/>
       </w:pPr>
       <w:r>
@@ -2356,7 +2356,7 @@
     </w:p>
     <w:p>
       <w:pPr>
-        <w:spacing w:after="120" w:before="0" w:line="276" w:lineRule="auto"/>
+        <w:spacing w:after="120" w:before="0"/>
         <w:jc w:val="both"/>
       </w:pPr>
       <w:r>
@@ -2373,7 +2373,7 @@
     </w:p>
     <w:p>
       <w:pPr>
-        <w:spacing w:after="120" w:before="0" w:line="276" w:lineRule="auto"/>
+        <w:spacing w:after="120" w:before="0"/>
         <w:jc w:val="both"/>
       </w:pPr>
       <w:r>
@@ -2390,7 +2390,7 @@
     </w:p>
     <w:p>
       <w:pPr>
-        <w:spacing w:after="120" w:before="0" w:line="276" w:lineRule="auto"/>
+        <w:spacing w:after="120" w:before="0"/>
         <w:jc w:val="both"/>
       </w:pPr>
       <w:r>
@@ -2407,7 +2407,7 @@
     </w:p>
     <w:p>
       <w:pPr>
-        <w:spacing w:after="120" w:before="0" w:line="276" w:lineRule="auto"/>
+        <w:spacing w:after="120" w:before="0"/>
         <w:jc w:val="both"/>
       </w:pPr>
       <w:r>
@@ -2424,7 +2424,7 @@
     </w:p>
     <w:p>
       <w:pPr>
-        <w:spacing w:after="120" w:before="0" w:line="276" w:lineRule="auto"/>
+        <w:spacing w:after="120" w:before="0"/>
         <w:jc w:val="both"/>
       </w:pPr>
       <w:r>
@@ -2441,7 +2441,7 @@
     </w:p>
     <w:p>
       <w:pPr>
-        <w:spacing w:after="120" w:before="0" w:line="276" w:lineRule="auto"/>
+        <w:spacing w:after="120" w:before="0"/>
         <w:jc w:val="both"/>
       </w:pPr>
       <w:r>
@@ -2458,7 +2458,7 @@
     </w:p>
     <w:p>
       <w:pPr>
-        <w:spacing w:after="120" w:before="0" w:line="276" w:lineRule="auto"/>
+        <w:spacing w:after="120" w:before="0"/>
         <w:jc w:val="both"/>
       </w:pPr>
       <w:r>
@@ -2475,7 +2475,7 @@
     </w:p>
     <w:p>
       <w:pPr>
-        <w:spacing w:after="120" w:before="0" w:line="276" w:lineRule="auto"/>
+        <w:spacing w:after="120" w:before="0"/>
         <w:jc w:val="both"/>
       </w:pPr>
       <w:r>
@@ -2492,7 +2492,7 @@
     </w:p>
     <w:p>
       <w:pPr>
-        <w:spacing w:after="120" w:before="0" w:line="276" w:lineRule="auto"/>
+        <w:spacing w:after="120" w:before="0"/>
         <w:jc w:val="both"/>
       </w:pPr>
       <w:r>
@@ -2509,7 +2509,7 @@
     </w:p>
     <w:p>
       <w:pPr>
-        <w:spacing w:after="120" w:before="0" w:line="276" w:lineRule="auto"/>
+        <w:spacing w:after="120" w:before="0"/>
         <w:jc w:val="both"/>
       </w:pPr>
       <w:r>
@@ -2526,7 +2526,7 @@
     </w:p>
     <w:p>
       <w:pPr>
-        <w:spacing w:after="120" w:before="0" w:line="276" w:lineRule="auto"/>
+        <w:spacing w:after="120" w:before="0"/>
         <w:jc w:val="both"/>
       </w:pPr>
       <w:r>
@@ -2543,7 +2543,7 @@
     </w:p>
     <w:p>
       <w:pPr>
-        <w:spacing w:after="120" w:before="0" w:line="276" w:lineRule="auto"/>
+        <w:spacing w:after="120" w:before="0"/>
         <w:jc w:val="both"/>
       </w:pPr>
       <w:r>
@@ -2560,7 +2560,7 @@
     </w:p>
     <w:p>
       <w:pPr>
-        <w:spacing w:after="120" w:before="0" w:line="276" w:lineRule="auto"/>
+        <w:spacing w:after="120" w:before="0"/>
         <w:jc w:val="both"/>
       </w:pPr>
       <w:r>
@@ -2577,7 +2577,7 @@
     </w:p>
     <w:p>
       <w:pPr>
-        <w:spacing w:after="120" w:before="0" w:line="276" w:lineRule="auto"/>
+        <w:spacing w:after="120" w:before="0"/>
         <w:jc w:val="both"/>
       </w:pPr>
       <w:r>
@@ -2594,7 +2594,7 @@
     </w:p>
     <w:p>
       <w:pPr>
-        <w:spacing w:after="120" w:before="0" w:line="276" w:lineRule="auto"/>
+        <w:spacing w:after="120" w:before="0"/>
         <w:jc w:val="both"/>
       </w:pPr>
       <w:r>
@@ -2611,7 +2611,7 @@
     </w:p>
     <w:p>
       <w:pPr>
-        <w:spacing w:after="120" w:before="0" w:line="276" w:lineRule="auto"/>
+        <w:spacing w:after="120" w:before="0"/>
         <w:jc w:val="both"/>
       </w:pPr>
       <w:r>
@@ -2628,7 +2628,7 @@
     </w:p>
     <w:p>
       <w:pPr>
-        <w:spacing w:after="120" w:before="0" w:line="276" w:lineRule="auto"/>
+        <w:spacing w:after="120" w:before="0"/>
         <w:jc w:val="both"/>
       </w:pPr>
       <w:r>
@@ -2645,7 +2645,7 @@
     </w:p>
     <w:p>
       <w:pPr>
-        <w:spacing w:after="120" w:before="0" w:line="276" w:lineRule="auto"/>
+        <w:spacing w:after="120" w:before="0"/>
         <w:jc w:val="both"/>
       </w:pPr>
       <w:r>
@@ -2662,7 +2662,7 @@
     </w:p>
     <w:p>
       <w:pPr>
-        <w:spacing w:after="120" w:before="0" w:line="276" w:lineRule="auto"/>
+        <w:spacing w:after="120" w:before="0"/>
         <w:jc w:val="both"/>
       </w:pPr>
       <w:r>
@@ -2679,7 +2679,7 @@
     </w:p>
     <w:p>
       <w:pPr>
-        <w:spacing w:after="120" w:before="0" w:line="276" w:lineRule="auto"/>
+        <w:spacing w:after="120" w:before="0"/>
         <w:jc w:val="both"/>
       </w:pPr>
       <w:r>
@@ -2696,7 +2696,7 @@
     </w:p>
     <w:p>
       <w:pPr>
-        <w:spacing w:after="120" w:before="0" w:line="276" w:lineRule="auto"/>
+        <w:spacing w:after="120" w:before="0"/>
         <w:jc w:val="both"/>
       </w:pPr>
       <w:r>
@@ -2713,7 +2713,7 @@
     </w:p>
     <w:p>
       <w:pPr>
-        <w:spacing w:after="120" w:before="0" w:line="276" w:lineRule="auto"/>
+        <w:spacing w:after="120" w:before="0"/>
         <w:jc w:val="both"/>
       </w:pPr>
       <w:r>
@@ -2748,7 +2748,7 @@
     </w:p>
     <w:p>
       <w:pPr>
-        <w:spacing w:after="120" w:before="0" w:line="276" w:lineRule="auto"/>
+        <w:spacing w:after="120" w:before="0"/>
         <w:jc w:val="both"/>
       </w:pPr>
       <w:r>
@@ -2765,7 +2765,7 @@
     </w:p>
     <w:p>
       <w:pPr>
-        <w:spacing w:after="120" w:before="0" w:line="276" w:lineRule="auto"/>
+        <w:spacing w:after="120" w:before="0"/>
         <w:jc w:val="both"/>
       </w:pPr>
       <w:r>
@@ -2782,7 +2782,7 @@
     </w:p>
     <w:p>
       <w:pPr>
-        <w:spacing w:after="120" w:before="0" w:line="276" w:lineRule="auto"/>
+        <w:spacing w:after="120" w:before="0"/>
         <w:jc w:val="both"/>
       </w:pPr>
       <w:r>
@@ -2799,7 +2799,7 @@
     </w:p>
     <w:p>
       <w:pPr>
-        <w:spacing w:after="120" w:before="0" w:line="276" w:lineRule="auto"/>
+        <w:spacing w:after="120" w:before="0"/>
         <w:jc w:val="both"/>
       </w:pPr>
       <w:r>
@@ -2816,7 +2816,7 @@
     </w:p>
     <w:p>
       <w:pPr>
-        <w:spacing w:after="120" w:before="0" w:line="276" w:lineRule="auto"/>
+        <w:spacing w:after="120" w:before="0"/>
         <w:jc w:val="both"/>
       </w:pPr>
       <w:r>
@@ -2833,7 +2833,7 @@
     </w:p>
     <w:p>
       <w:pPr>
-        <w:spacing w:after="120" w:before="0" w:line="276" w:lineRule="auto"/>
+        <w:spacing w:after="120" w:before="0"/>
         <w:jc w:val="both"/>
       </w:pPr>
       <w:r>
@@ -2850,7 +2850,7 @@
     </w:p>
     <w:p>
       <w:pPr>
-        <w:spacing w:after="120" w:before="0" w:line="276" w:lineRule="auto"/>
+        <w:spacing w:after="120" w:before="0"/>
         <w:jc w:val="both"/>
       </w:pPr>
       <w:r>
@@ -2867,7 +2867,7 @@
     </w:p>
     <w:p>
       <w:pPr>
-        <w:spacing w:after="120" w:before="0" w:line="276" w:lineRule="auto"/>
+        <w:spacing w:after="120" w:before="0"/>
         <w:jc w:val="both"/>
       </w:pPr>
       <w:r>
@@ -2884,7 +2884,7 @@
     </w:p>
     <w:p>
       <w:pPr>
-        <w:spacing w:after="120" w:before="0" w:line="276" w:lineRule="auto"/>
+        <w:spacing w:after="120" w:before="0"/>
         <w:jc w:val="both"/>
       </w:pPr>
       <w:r>
@@ -2901,7 +2901,7 @@
     </w:p>
     <w:p>
       <w:pPr>
-        <w:spacing w:after="120" w:before="0" w:line="276" w:lineRule="auto"/>
+        <w:spacing w:after="120" w:before="0"/>
         <w:jc w:val="both"/>
       </w:pPr>
       <w:r>
@@ -2918,7 +2918,7 @@
     </w:p>
     <w:p>
       <w:pPr>
-        <w:spacing w:after="120" w:before="0" w:line="276" w:lineRule="auto"/>
+        <w:spacing w:after="120" w:before="0"/>
         <w:jc w:val="both"/>
       </w:pPr>
       <w:r>
@@ -2935,7 +2935,7 @@
     </w:p>
     <w:p>
       <w:pPr>
-        <w:spacing w:after="120" w:before="0" w:line="276" w:lineRule="auto"/>
+        <w:spacing w:after="120" w:before="0"/>
         <w:jc w:val="both"/>
       </w:pPr>
       <w:r>
@@ -2952,7 +2952,7 @@
     </w:p>
     <w:p>
       <w:pPr>
-        <w:spacing w:after="120" w:before="0" w:line="276" w:lineRule="auto"/>
+        <w:spacing w:after="120" w:before="0"/>
         <w:jc w:val="both"/>
       </w:pPr>
       <w:r>
@@ -2969,7 +2969,7 @@
     </w:p>
     <w:p>
       <w:pPr>
-        <w:spacing w:after="120" w:before="0" w:line="276" w:lineRule="auto"/>
+        <w:spacing w:after="120" w:before="0"/>
         <w:jc w:val="both"/>
       </w:pPr>
       <w:r>
@@ -2986,7 +2986,7 @@
     </w:p>
     <w:p>
       <w:pPr>
-        <w:spacing w:after="120" w:before="0" w:line="276" w:lineRule="auto"/>
+        <w:spacing w:after="120" w:before="0"/>
         <w:jc w:val="both"/>
       </w:pPr>
       <w:r>
@@ -3003,7 +3003,7 @@
     </w:p>
     <w:p>
       <w:pPr>
-        <w:spacing w:after="120" w:before="0" w:line="276" w:lineRule="auto"/>
+        <w:spacing w:after="120" w:before="0"/>
         <w:jc w:val="both"/>
       </w:pPr>
       <w:r>
@@ -3020,7 +3020,7 @@
     </w:p>
     <w:p>
       <w:pPr>
-        <w:spacing w:after="120" w:before="0" w:line="276" w:lineRule="auto"/>
+        <w:spacing w:after="120" w:before="0"/>
         <w:jc w:val="both"/>
       </w:pPr>
       <w:r>
@@ -3037,7 +3037,7 @@
     </w:p>
     <w:p>
       <w:pPr>
-        <w:spacing w:after="120" w:before="0" w:line="276" w:lineRule="auto"/>
+        <w:spacing w:after="120" w:before="0"/>
         <w:jc w:val="both"/>
       </w:pPr>
       <w:r>
@@ -3054,7 +3054,7 @@
     </w:p>
     <w:p>
       <w:pPr>
-        <w:spacing w:after="120" w:before="0" w:line="276" w:lineRule="auto"/>
+        <w:spacing w:after="120" w:before="0"/>
         <w:jc w:val="both"/>
       </w:pPr>
       <w:r>
@@ -3071,7 +3071,7 @@
     </w:p>
     <w:p>
       <w:pPr>
-        <w:spacing w:after="120" w:before="0" w:line="276" w:lineRule="auto"/>
+        <w:spacing w:after="120" w:before="0"/>
         <w:jc w:val="both"/>
       </w:pPr>
       <w:r>
@@ -3088,7 +3088,7 @@
     </w:p>
     <w:p>
       <w:pPr>
-        <w:spacing w:after="120" w:before="0" w:line="276" w:lineRule="auto"/>
+        <w:spacing w:after="120" w:before="0"/>
         <w:jc w:val="both"/>
       </w:pPr>
       <w:r>
@@ -3123,7 +3123,7 @@
     </w:p>
     <w:p>
       <w:pPr>
-        <w:spacing w:after="120" w:before="0" w:line="276" w:lineRule="auto"/>
+        <w:spacing w:after="120" w:before="0"/>
         <w:jc w:val="both"/>
       </w:pPr>
       <w:r>
@@ -3140,7 +3140,7 @@
     </w:p>
     <w:p>
       <w:pPr>
-        <w:spacing w:after="120" w:before="0" w:line="276" w:lineRule="auto"/>
+        <w:spacing w:after="120" w:before="0"/>
         <w:jc w:val="both"/>
       </w:pPr>
       <w:r>
@@ -3157,7 +3157,7 @@
     </w:p>
     <w:p>
       <w:pPr>
-        <w:spacing w:after="120" w:before="0" w:line="276" w:lineRule="auto"/>
+        <w:spacing w:after="120" w:before="0"/>
         <w:jc w:val="both"/>
       </w:pPr>
       <w:r>
@@ -3174,7 +3174,7 @@
     </w:p>
     <w:p>
       <w:pPr>
-        <w:spacing w:after="120" w:before="0" w:line="276" w:lineRule="auto"/>
+        <w:spacing w:after="120" w:before="0"/>
         <w:jc w:val="both"/>
       </w:pPr>
       <w:r>
@@ -3191,7 +3191,7 @@
     </w:p>
     <w:p>
       <w:pPr>
-        <w:spacing w:after="120" w:before="0" w:line="276" w:lineRule="auto"/>
+        <w:spacing w:after="120" w:before="0"/>
         <w:jc w:val="both"/>
       </w:pPr>
       <w:r>
@@ -3208,7 +3208,7 @@
     </w:p>
     <w:p>
       <w:pPr>
-        <w:spacing w:after="120" w:before="0" w:line="276" w:lineRule="auto"/>
+        <w:spacing w:after="120" w:before="0"/>
         <w:jc w:val="both"/>
       </w:pPr>
       <w:r>
@@ -3225,7 +3225,7 @@
     </w:p>
     <w:p>
       <w:pPr>
-        <w:spacing w:after="120" w:before="0" w:line="276" w:lineRule="auto"/>
+        <w:spacing w:after="120" w:before="0"/>
         <w:jc w:val="both"/>
       </w:pPr>
       <w:r>
@@ -3300,7 +3300,7 @@
     </w:tbl>
     <w:p>
       <w:pPr>
-        <w:spacing w:after="120" w:before="0" w:line="276" w:lineRule="auto"/>
+        <w:spacing w:after="120" w:before="0"/>
         <w:jc w:val="both"/>
       </w:pPr>
       <w:r>
@@ -3317,7 +3317,7 @@
     </w:p>
     <w:p>
       <w:pPr>
-        <w:spacing w:after="120" w:before="0" w:line="276" w:lineRule="auto"/>
+        <w:spacing w:after="120" w:before="0"/>
         <w:jc w:val="both"/>
       </w:pPr>
       <w:r>
@@ -3334,7 +3334,7 @@
     </w:p>
     <w:p>
       <w:pPr>
-        <w:spacing w:after="120" w:before="0" w:line="276" w:lineRule="auto"/>
+        <w:spacing w:after="120" w:before="0"/>
         <w:jc w:val="both"/>
       </w:pPr>
       <w:r>
@@ -3351,7 +3351,7 @@
     </w:p>
     <w:p>
       <w:pPr>
-        <w:spacing w:after="120" w:before="0" w:line="276" w:lineRule="auto"/>
+        <w:spacing w:after="120" w:before="0"/>
         <w:jc w:val="both"/>
       </w:pPr>
       <w:r>
@@ -3368,7 +3368,7 @@
     </w:p>
     <w:p>
       <w:pPr>
-        <w:spacing w:after="120" w:before="0" w:line="276" w:lineRule="auto"/>
+        <w:spacing w:after="120" w:before="0"/>
         <w:jc w:val="both"/>
       </w:pPr>
       <w:r>
@@ -3385,7 +3385,7 @@
     </w:p>
     <w:p>
       <w:pPr>
-        <w:spacing w:after="120" w:before="0" w:line="276" w:lineRule="auto"/>
+        <w:spacing w:after="120" w:before="0"/>
         <w:jc w:val="both"/>
       </w:pPr>
       <w:r>
@@ -3402,7 +3402,7 @@
     </w:p>
     <w:p>
       <w:pPr>
-        <w:spacing w:after="120" w:before="0" w:line="276" w:lineRule="auto"/>
+        <w:spacing w:after="120" w:before="0"/>
         <w:jc w:val="both"/>
       </w:pPr>
       <w:r>
@@ -3419,7 +3419,7 @@
     </w:p>
     <w:p>
       <w:pPr>
-        <w:spacing w:after="120" w:before="0" w:line="276" w:lineRule="auto"/>
+        <w:spacing w:after="120" w:before="0"/>
         <w:jc w:val="both"/>
       </w:pPr>
       <w:r>
@@ -3436,7 +3436,7 @@
     </w:p>
     <w:p>
       <w:pPr>
-        <w:spacing w:after="120" w:before="0" w:line="276" w:lineRule="auto"/>
+        <w:spacing w:after="120" w:before="0"/>
         <w:jc w:val="both"/>
       </w:pPr>
       <w:r>
@@ -3453,7 +3453,7 @@
     </w:p>
     <w:p>
       <w:pPr>
-        <w:spacing w:after="120" w:before="0" w:line="276" w:lineRule="auto"/>
+        <w:spacing w:after="120" w:before="0"/>
         <w:jc w:val="both"/>
       </w:pPr>
       <w:r>
@@ -3470,7 +3470,7 @@
     </w:p>
     <w:p>
       <w:pPr>
-        <w:spacing w:after="120" w:before="0" w:line="276" w:lineRule="auto"/>
+        <w:spacing w:after="120" w:before="0"/>
         <w:jc w:val="both"/>
       </w:pPr>
       <w:r>
@@ -3487,7 +3487,7 @@
     </w:p>
     <w:p>
       <w:pPr>
-        <w:spacing w:after="120" w:before="0" w:line="276" w:lineRule="auto"/>
+        <w:spacing w:after="120" w:before="0"/>
         <w:jc w:val="both"/>
       </w:pPr>
       <w:r>
@@ -3522,7 +3522,7 @@
     </w:p>
     <w:p>
       <w:pPr>
-        <w:spacing w:after="120" w:before="0" w:line="276" w:lineRule="auto"/>
+        <w:spacing w:after="120" w:before="0"/>
         <w:jc w:val="both"/>
       </w:pPr>
       <w:r>
@@ -3539,7 +3539,7 @@
     </w:p>
     <w:p>
       <w:pPr>
-        <w:spacing w:after="120" w:before="0" w:line="276" w:lineRule="auto"/>
+        <w:spacing w:after="120" w:before="0"/>
         <w:jc w:val="both"/>
       </w:pPr>
       <w:r>
@@ -3556,7 +3556,7 @@
     </w:p>
     <w:p>
       <w:pPr>
-        <w:spacing w:after="120" w:before="0" w:line="276" w:lineRule="auto"/>
+        <w:spacing w:after="120" w:before="0"/>
         <w:jc w:val="both"/>
       </w:pPr>
       <w:r>
@@ -3573,7 +3573,7 @@
     </w:p>
     <w:p>
       <w:pPr>
-        <w:spacing w:after="120" w:before="0" w:line="276" w:lineRule="auto"/>
+        <w:spacing w:after="120" w:before="0"/>
         <w:jc w:val="both"/>
       </w:pPr>
       <w:r>
@@ -3590,7 +3590,7 @@
     </w:p>
     <w:p>
       <w:pPr>
-        <w:spacing w:after="120" w:before="0" w:line="276" w:lineRule="auto"/>
+        <w:spacing w:after="120" w:before="0"/>
         <w:jc w:val="both"/>
       </w:pPr>
       <w:r>
@@ -3607,7 +3607,7 @@
     </w:p>
     <w:p>
       <w:pPr>
-        <w:spacing w:after="120" w:before="0" w:line="276" w:lineRule="auto"/>
+        <w:spacing w:after="120" w:before="0"/>
         <w:jc w:val="both"/>
       </w:pPr>
       <w:r>
@@ -3624,7 +3624,7 @@
     </w:p>
     <w:p>
       <w:pPr>
-        <w:spacing w:after="120" w:before="0" w:line="276" w:lineRule="auto"/>
+        <w:spacing w:after="120" w:before="0"/>
         <w:jc w:val="both"/>
       </w:pPr>
       <w:r>
@@ -3641,7 +3641,7 @@
     </w:p>
     <w:p>
       <w:pPr>
-        <w:spacing w:after="120" w:before="0" w:line="276" w:lineRule="auto"/>
+        <w:spacing w:after="120" w:before="0"/>
         <w:jc w:val="both"/>
       </w:pPr>
       <w:r>
@@ -3658,7 +3658,7 @@
     </w:p>
     <w:p>
       <w:pPr>
-        <w:spacing w:after="120" w:before="0" w:line="276" w:lineRule="auto"/>
+        <w:spacing w:after="120" w:before="0"/>
         <w:jc w:val="both"/>
       </w:pPr>
       <w:r>
@@ -3675,7 +3675,7 @@
     </w:p>
     <w:p>
       <w:pPr>
-        <w:spacing w:after="120" w:before="0" w:line="276" w:lineRule="auto"/>
+        <w:spacing w:after="120" w:before="0"/>
         <w:jc w:val="both"/>
       </w:pPr>
       <w:r>
@@ -3692,7 +3692,7 @@
     </w:p>
     <w:p>
       <w:pPr>
-        <w:spacing w:after="120" w:before="0" w:line="276" w:lineRule="auto"/>
+        <w:spacing w:after="120" w:before="0"/>
         <w:jc w:val="both"/>
       </w:pPr>
       <w:r>
@@ -3709,7 +3709,7 @@
     </w:p>
     <w:p>
       <w:pPr>
-        <w:spacing w:after="120" w:before="0" w:line="276" w:lineRule="auto"/>
+        <w:spacing w:after="120" w:before="0"/>
         <w:jc w:val="both"/>
       </w:pPr>
       <w:r>
@@ -3726,7 +3726,7 @@
     </w:p>
     <w:p>
       <w:pPr>
-        <w:spacing w:after="120" w:before="0" w:line="276" w:lineRule="auto"/>
+        <w:spacing w:after="120" w:before="0"/>
         <w:jc w:val="both"/>
       </w:pPr>
       <w:r>
@@ -3743,7 +3743,7 @@
     </w:p>
     <w:p>
       <w:pPr>
-        <w:spacing w:after="120" w:before="0" w:line="276" w:lineRule="auto"/>
+        <w:spacing w:after="120" w:before="0"/>
         <w:jc w:val="both"/>
       </w:pPr>
       <w:r>
@@ -3760,7 +3760,7 @@
     </w:p>
     <w:p>
       <w:pPr>
-        <w:spacing w:after="120" w:before="0" w:line="276" w:lineRule="auto"/>
+        <w:spacing w:after="120" w:before="0"/>
         <w:jc w:val="both"/>
       </w:pPr>
       <w:r>
@@ -3777,7 +3777,7 @@
     </w:p>
     <w:p>
       <w:pPr>
-        <w:spacing w:after="120" w:before="0" w:line="276" w:lineRule="auto"/>
+        <w:spacing w:after="120" w:before="0"/>
         <w:jc w:val="both"/>
       </w:pPr>
       <w:r>
@@ -3794,7 +3794,7 @@
     </w:p>
     <w:p>
       <w:pPr>
-        <w:spacing w:after="120" w:before="0" w:line="276" w:lineRule="auto"/>
+        <w:spacing w:after="120" w:before="0"/>
         <w:jc w:val="both"/>
       </w:pPr>
       <w:r>
@@ -3811,7 +3811,7 @@
     </w:p>
     <w:p>
       <w:pPr>
-        <w:spacing w:after="120" w:before="0" w:line="276" w:lineRule="auto"/>
+        <w:spacing w:after="120" w:before="0"/>
         <w:jc w:val="both"/>
       </w:pPr>
       <w:r>
@@ -3828,7 +3828,7 @@
     </w:p>
     <w:p>
       <w:pPr>
-        <w:spacing w:after="120" w:before="0" w:line="276" w:lineRule="auto"/>
+        <w:spacing w:after="120" w:before="0"/>
         <w:jc w:val="both"/>
       </w:pPr>
       <w:r>
@@ -3845,7 +3845,7 @@
     </w:p>
     <w:p>
       <w:pPr>
-        <w:spacing w:after="120" w:before="0" w:line="276" w:lineRule="auto"/>
+        <w:spacing w:after="120" w:before="0"/>
         <w:jc w:val="both"/>
       </w:pPr>
       <w:r>
@@ -3862,7 +3862,7 @@
     </w:p>
     <w:p>
       <w:pPr>
-        <w:spacing w:after="120" w:before="0" w:line="276" w:lineRule="auto"/>
+        <w:spacing w:after="120" w:before="0"/>
         <w:jc w:val="both"/>
       </w:pPr>
       <w:r>
@@ -3879,7 +3879,7 @@
     </w:p>
     <w:p>
       <w:pPr>
-        <w:spacing w:after="120" w:before="0" w:line="276" w:lineRule="auto"/>
+        <w:spacing w:after="120" w:before="0"/>
         <w:jc w:val="both"/>
       </w:pPr>
       <w:r>
@@ -3896,7 +3896,7 @@
     </w:p>
     <w:p>
       <w:pPr>
-        <w:spacing w:after="120" w:before="0" w:line="276" w:lineRule="auto"/>
+        <w:spacing w:after="120" w:before="0"/>
         <w:jc w:val="both"/>
       </w:pPr>
       <w:r>
@@ -3913,7 +3913,7 @@
     </w:p>
     <w:p>
       <w:pPr>
-        <w:spacing w:after="120" w:before="0" w:line="276" w:lineRule="auto"/>
+        <w:spacing w:after="120" w:before="0"/>
         <w:jc w:val="both"/>
       </w:pPr>
       <w:r>
@@ -3930,7 +3930,7 @@
     </w:p>
     <w:p>
       <w:pPr>
-        <w:spacing w:after="120" w:before="0" w:line="276" w:lineRule="auto"/>
+        <w:spacing w:after="120" w:before="0"/>
         <w:jc w:val="both"/>
       </w:pPr>
       <w:r>
@@ -3947,7 +3947,7 @@
     </w:p>
     <w:p>
       <w:pPr>
-        <w:spacing w:after="120" w:before="0" w:line="276" w:lineRule="auto"/>
+        <w:spacing w:after="120" w:before="0"/>
         <w:jc w:val="both"/>
       </w:pPr>
       <w:r>
@@ -3982,7 +3982,7 @@
     </w:p>
     <w:p>
       <w:pPr>
-        <w:spacing w:after="120" w:before="0" w:line="276" w:lineRule="auto"/>
+        <w:spacing w:after="120" w:before="0"/>
         <w:jc w:val="both"/>
       </w:pPr>
       <w:r>
@@ -3999,7 +3999,7 @@
     </w:p>
     <w:p>
       <w:pPr>
-        <w:spacing w:after="120" w:before="0" w:line="276" w:lineRule="auto"/>
+        <w:spacing w:after="120" w:before="0"/>
         <w:jc w:val="both"/>
       </w:pPr>
       <w:r>
@@ -4016,7 +4016,7 @@
     </w:p>
     <w:p>
       <w:pPr>
-        <w:spacing w:after="120" w:before="0" w:line="276" w:lineRule="auto"/>
+        <w:spacing w:after="120" w:before="0"/>
         <w:jc w:val="both"/>
       </w:pPr>
       <w:r>
@@ -4033,7 +4033,7 @@
     </w:p>
     <w:p>
       <w:pPr>
-        <w:spacing w:after="120" w:before="0" w:line="276" w:lineRule="auto"/>
+        <w:spacing w:after="120" w:before="0"/>
         <w:jc w:val="both"/>
       </w:pPr>
       <w:r>
@@ -4050,7 +4050,7 @@
     </w:p>
     <w:p>
       <w:pPr>
-        <w:spacing w:after="120" w:before="0" w:line="276" w:lineRule="auto"/>
+        <w:spacing w:after="120" w:before="0"/>
         <w:jc w:val="both"/>
       </w:pPr>
       <w:r>
@@ -4067,7 +4067,7 @@
     </w:p>
     <w:p>
       <w:pPr>
-        <w:spacing w:after="120" w:before="0" w:line="276" w:lineRule="auto"/>
+        <w:spacing w:after="120" w:before="0"/>
         <w:jc w:val="both"/>
       </w:pPr>
       <w:r>
@@ -4084,7 +4084,7 @@
     </w:p>
     <w:p>
       <w:pPr>
-        <w:spacing w:after="120" w:before="0" w:line="276" w:lineRule="auto"/>
+        <w:spacing w:after="120" w:before="0"/>
         <w:jc w:val="both"/>
       </w:pPr>
       <w:r>
@@ -4101,7 +4101,7 @@
     </w:p>
     <w:p>
       <w:pPr>
-        <w:spacing w:after="120" w:before="0" w:line="276" w:lineRule="auto"/>
+        <w:spacing w:after="120" w:before="0"/>
         <w:jc w:val="both"/>
       </w:pPr>
       <w:r>
@@ -4118,7 +4118,7 @@
     </w:p>
     <w:p>
       <w:pPr>
-        <w:spacing w:after="120" w:before="0" w:line="276" w:lineRule="auto"/>
+        <w:spacing w:after="120" w:before="0"/>
         <w:jc w:val="both"/>
       </w:pPr>
       <w:r>
@@ -4135,7 +4135,7 @@
     </w:p>
     <w:p>
       <w:pPr>
-        <w:spacing w:after="120" w:before="0" w:line="276" w:lineRule="auto"/>
+        <w:spacing w:after="120" w:before="0"/>
         <w:jc w:val="both"/>
       </w:pPr>
       <w:r>
@@ -4152,7 +4152,7 @@
     </w:p>
     <w:p>
       <w:pPr>
-        <w:spacing w:after="120" w:before="0" w:line="276" w:lineRule="auto"/>
+        <w:spacing w:after="120" w:before="0"/>
         <w:jc w:val="both"/>
       </w:pPr>
       <w:r>
@@ -4169,7 +4169,7 @@
     </w:p>
     <w:p>
       <w:pPr>
-        <w:spacing w:after="120" w:before="0" w:line="276" w:lineRule="auto"/>
+        <w:spacing w:after="120" w:before="0"/>
         <w:jc w:val="both"/>
       </w:pPr>
       <w:r>
@@ -4186,7 +4186,7 @@
     </w:p>
     <w:p>
       <w:pPr>
-        <w:spacing w:after="120" w:before="0" w:line="276" w:lineRule="auto"/>
+        <w:spacing w:after="120" w:before="0"/>
         <w:jc w:val="both"/>
       </w:pPr>
       <w:r>
@@ -4203,7 +4203,7 @@
     </w:p>
     <w:p>
       <w:pPr>
-        <w:spacing w:after="120" w:before="0" w:line="276" w:lineRule="auto"/>
+        <w:spacing w:after="120" w:before="0"/>
         <w:jc w:val="both"/>
       </w:pPr>
       <w:r>
@@ -4220,7 +4220,7 @@
     </w:p>
     <w:p>
       <w:pPr>
-        <w:spacing w:after="120" w:before="0" w:line="276" w:lineRule="auto"/>
+        <w:spacing w:after="120" w:before="0"/>
         <w:jc w:val="both"/>
       </w:pPr>
       <w:r>
@@ -4237,7 +4237,7 @@
     </w:p>
     <w:p>
       <w:pPr>
-        <w:spacing w:after="120" w:before="0" w:line="276" w:lineRule="auto"/>
+        <w:spacing w:after="120" w:before="0"/>
         <w:jc w:val="both"/>
       </w:pPr>
       <w:r>
@@ -4254,7 +4254,7 @@
     </w:p>
     <w:p>
       <w:pPr>
-        <w:spacing w:after="120" w:before="0" w:line="276" w:lineRule="auto"/>
+        <w:spacing w:after="120" w:before="0"/>
         <w:jc w:val="both"/>
       </w:pPr>
       <w:r>
@@ -4271,7 +4271,7 @@
     </w:p>
     <w:p>
       <w:pPr>
-        <w:spacing w:after="120" w:before="0" w:line="276" w:lineRule="auto"/>
+        <w:spacing w:after="120" w:before="0"/>
         <w:jc w:val="both"/>
       </w:pPr>
       <w:r>
@@ -4288,7 +4288,7 @@
     </w:p>
     <w:p>
       <w:pPr>
-        <w:spacing w:after="120" w:before="0" w:line="276" w:lineRule="auto"/>
+        <w:spacing w:after="120" w:before="0"/>
         <w:jc w:val="both"/>
       </w:pPr>
       <w:r>
@@ -4305,7 +4305,7 @@
     </w:p>
     <w:p>
       <w:pPr>
-        <w:spacing w:after="120" w:before="0" w:line="276" w:lineRule="auto"/>
+        <w:spacing w:after="120" w:before="0"/>
         <w:jc w:val="both"/>
       </w:pPr>
       <w:r>
@@ -4322,7 +4322,7 @@
     </w:p>
     <w:p>
       <w:pPr>
-        <w:spacing w:after="120" w:before="0" w:line="276" w:lineRule="auto"/>
+        <w:spacing w:after="120" w:before="0"/>
         <w:jc w:val="both"/>
       </w:pPr>
       <w:r>
@@ -4339,7 +4339,7 @@
     </w:p>
     <w:p>
       <w:pPr>
-        <w:spacing w:after="120" w:before="0" w:line="276" w:lineRule="auto"/>
+        <w:spacing w:after="120" w:before="0"/>
         <w:jc w:val="both"/>
       </w:pPr>
       <w:r>
@@ -4356,7 +4356,7 @@
     </w:p>
     <w:p>
       <w:pPr>
-        <w:spacing w:after="120" w:before="0" w:line="276" w:lineRule="auto"/>
+        <w:spacing w:after="120" w:before="0"/>
         <w:jc w:val="both"/>
       </w:pPr>
       <w:r>
@@ -4391,7 +4391,7 @@
     </w:p>
     <w:p>
       <w:pPr>
-        <w:spacing w:after="120" w:before="0" w:line="276" w:lineRule="auto"/>
+        <w:spacing w:after="120" w:before="0"/>
         <w:jc w:val="both"/>
       </w:pPr>
       <w:r>
@@ -4408,7 +4408,7 @@
     </w:p>
     <w:p>
       <w:pPr>
-        <w:spacing w:after="120" w:before="0" w:line="276" w:lineRule="auto"/>
+        <w:spacing w:after="120" w:before="0"/>
         <w:jc w:val="both"/>
       </w:pPr>
       <w:r>
@@ -4425,7 +4425,7 @@
     </w:p>
     <w:p>
       <w:pPr>
-        <w:spacing w:after="120" w:before="0" w:line="276" w:lineRule="auto"/>
+        <w:spacing w:after="120" w:before="0"/>
         <w:jc w:val="both"/>
       </w:pPr>
       <w:r>
@@ -4442,7 +4442,7 @@
     </w:p>
     <w:p>
       <w:pPr>
-        <w:spacing w:after="120" w:before="0" w:line="276" w:lineRule="auto"/>
+        <w:spacing w:after="120" w:before="0"/>
         <w:jc w:val="both"/>
       </w:pPr>
       <w:r>
@@ -4459,7 +4459,7 @@
     </w:p>
     <w:p>
       <w:pPr>
-        <w:spacing w:after="120" w:before="0" w:line="276" w:lineRule="auto"/>
+        <w:spacing w:after="120" w:before="0"/>
         <w:jc w:val="both"/>
       </w:pPr>
       <w:r>
@@ -4476,7 +4476,7 @@
     </w:p>
     <w:p>
       <w:pPr>
-        <w:spacing w:after="120" w:before="0" w:line="276" w:lineRule="auto"/>
+        <w:spacing w:after="120" w:before="0"/>
         <w:jc w:val="both"/>
       </w:pPr>
       <w:r>
@@ -4493,7 +4493,7 @@
     </w:p>
     <w:p>
       <w:pPr>
-        <w:spacing w:after="120" w:before="0" w:line="276" w:lineRule="auto"/>
+        <w:spacing w:after="120" w:before="0"/>
         <w:jc w:val="both"/>
       </w:pPr>
       <w:r>
@@ -4510,7 +4510,7 @@
     </w:p>
     <w:p>
       <w:pPr>
-        <w:spacing w:after="120" w:before="0" w:line="276" w:lineRule="auto"/>
+        <w:spacing w:after="120" w:before="0"/>
         <w:jc w:val="both"/>
       </w:pPr>
       <w:r>
@@ -4527,7 +4527,7 @@
     </w:p>
     <w:p>
       <w:pPr>
-        <w:spacing w:after="120" w:before="0" w:line="276" w:lineRule="auto"/>
+        <w:spacing w:after="120" w:before="0"/>
         <w:jc w:val="both"/>
       </w:pPr>
       <w:r>
@@ -4544,7 +4544,7 @@
     </w:p>
     <w:p>
       <w:pPr>
-        <w:spacing w:after="120" w:before="0" w:line="276" w:lineRule="auto"/>
+        <w:spacing w:after="120" w:before="0"/>
         <w:jc w:val="both"/>
       </w:pPr>
       <w:r>
@@ -4561,7 +4561,7 @@
     </w:p>
     <w:p>
       <w:pPr>
-        <w:spacing w:after="120" w:before="0" w:line="276" w:lineRule="auto"/>
+        <w:spacing w:after="120" w:before="0"/>
         <w:jc w:val="both"/>
       </w:pPr>
       <w:r>
@@ -4578,7 +4578,7 @@
     </w:p>
     <w:p>
       <w:pPr>
-        <w:spacing w:after="120" w:before="0" w:line="276" w:lineRule="auto"/>
+        <w:spacing w:after="120" w:before="0"/>
         <w:jc w:val="both"/>
       </w:pPr>
       <w:r>
@@ -4595,7 +4595,7 @@
     </w:p>
     <w:p>
       <w:pPr>
-        <w:spacing w:after="120" w:before="0" w:line="276" w:lineRule="auto"/>
+        <w:spacing w:after="120" w:before="0"/>
         <w:jc w:val="both"/>
       </w:pPr>
       <w:r>
@@ -4612,7 +4612,7 @@
     </w:p>
     <w:p>
       <w:pPr>
-        <w:spacing w:after="120" w:before="0" w:line="276" w:lineRule="auto"/>
+        <w:spacing w:after="120" w:before="0"/>
         <w:jc w:val="both"/>
       </w:pPr>
       <w:r>
@@ -4629,7 +4629,7 @@
     </w:p>
     <w:p>
       <w:pPr>
-        <w:spacing w:after="120" w:before="0" w:line="276" w:lineRule="auto"/>
+        <w:spacing w:after="120" w:before="0"/>
         <w:jc w:val="both"/>
       </w:pPr>
       <w:r>
@@ -4646,7 +4646,7 @@
     </w:p>
     <w:p>
       <w:pPr>
-        <w:spacing w:after="120" w:before="0" w:line="276" w:lineRule="auto"/>
+        <w:spacing w:after="120" w:before="0"/>
         <w:jc w:val="both"/>
       </w:pPr>
       <w:r>
@@ -4663,7 +4663,7 @@
     </w:p>
     <w:p>
       <w:pPr>
-        <w:spacing w:after="120" w:before="0" w:line="276" w:lineRule="auto"/>
+        <w:spacing w:after="120" w:before="0"/>
         <w:jc w:val="both"/>
       </w:pPr>
       <w:r>
@@ -4680,7 +4680,7 @@
     </w:p>
     <w:p>
       <w:pPr>
-        <w:spacing w:after="120" w:before="0" w:line="276" w:lineRule="auto"/>
+        <w:spacing w:after="120" w:before="0"/>
         <w:jc w:val="both"/>
       </w:pPr>
       <w:r>
@@ -4697,7 +4697,7 @@
     </w:p>
     <w:p>
       <w:pPr>
-        <w:spacing w:after="120" w:before="0" w:line="276" w:lineRule="auto"/>
+        <w:spacing w:after="120" w:before="0"/>
         <w:jc w:val="both"/>
       </w:pPr>
       <w:r>
@@ -4714,7 +4714,7 @@
     </w:p>
     <w:p>
       <w:pPr>
-        <w:spacing w:after="120" w:before="0" w:line="276" w:lineRule="auto"/>
+        <w:spacing w:after="120" w:before="0"/>
         <w:jc w:val="both"/>
       </w:pPr>
       <w:r>
@@ -4731,7 +4731,7 @@
     </w:p>
     <w:p>
       <w:pPr>
-        <w:spacing w:after="120" w:before="0" w:line="276" w:lineRule="auto"/>
+        <w:spacing w:after="120" w:before="0"/>
         <w:jc w:val="both"/>
       </w:pPr>
       <w:r>
@@ -4748,7 +4748,7 @@
     </w:p>
     <w:p>
       <w:pPr>
-        <w:spacing w:after="120" w:before="0" w:line="276" w:lineRule="auto"/>
+        <w:spacing w:after="120" w:before="0"/>
         <w:jc w:val="both"/>
       </w:pPr>
       <w:r>
@@ -4765,7 +4765,7 @@
     </w:p>
     <w:p>
       <w:pPr>
-        <w:spacing w:after="120" w:before="0" w:line="276" w:lineRule="auto"/>
+        <w:spacing w:after="120" w:before="0"/>
         <w:jc w:val="both"/>
       </w:pPr>
       <w:r>
@@ -4782,7 +4782,7 @@
     </w:p>
     <w:p>
       <w:pPr>
-        <w:spacing w:after="120" w:before="0" w:line="276" w:lineRule="auto"/>
+        <w:spacing w:after="120" w:before="0"/>
         <w:jc w:val="both"/>
       </w:pPr>
       <w:r>
@@ -4799,7 +4799,7 @@
     </w:p>
     <w:p>
       <w:pPr>
-        <w:spacing w:after="120" w:before="0" w:line="276" w:lineRule="auto"/>
+        <w:spacing w:after="120" w:before="0"/>
         <w:jc w:val="both"/>
       </w:pPr>
       <w:r>
@@ -4834,7 +4834,7 @@
     </w:p>
     <w:p>
       <w:pPr>
-        <w:spacing w:after="120" w:before="0" w:line="276" w:lineRule="auto"/>
+        <w:spacing w:after="120" w:before="0"/>
         <w:jc w:val="both"/>
       </w:pPr>
       <w:r>
@@ -4851,7 +4851,7 @@
     </w:p>
     <w:p>
       <w:pPr>
-        <w:spacing w:after="120" w:before="0" w:line="276" w:lineRule="auto"/>
+        <w:spacing w:after="120" w:before="0"/>
         <w:jc w:val="both"/>
       </w:pPr>
       <w:r>
@@ -4868,7 +4868,7 @@
     </w:p>
     <w:p>
       <w:pPr>
-        <w:spacing w:after="120" w:before="0" w:line="276" w:lineRule="auto"/>
+        <w:spacing w:after="120" w:before="0"/>
         <w:jc w:val="both"/>
       </w:pPr>
       <w:r>
@@ -4885,7 +4885,7 @@
     </w:p>
     <w:p>
       <w:pPr>
-        <w:spacing w:after="120" w:before="0" w:line="276" w:lineRule="auto"/>
+        <w:spacing w:after="120" w:before="0"/>
         <w:jc w:val="both"/>
       </w:pPr>
       <w:r>
@@ -4902,7 +4902,7 @@
     </w:p>
     <w:p>
       <w:pPr>
-        <w:spacing w:after="120" w:before="0" w:line="276" w:lineRule="auto"/>
+        <w:spacing w:after="120" w:before="0"/>
         <w:jc w:val="both"/>
       </w:pPr>
       <w:r>
@@ -4919,7 +4919,7 @@
     </w:p>
     <w:p>
       <w:pPr>
-        <w:spacing w:after="120" w:before="0" w:line="276" w:lineRule="auto"/>
+        <w:spacing w:after="120" w:before="0"/>
         <w:jc w:val="both"/>
       </w:pPr>
       <w:r>
@@ -4936,7 +4936,7 @@
     </w:p>
     <w:p>
       <w:pPr>
-        <w:spacing w:after="120" w:before="0" w:line="276" w:lineRule="auto"/>
+        <w:spacing w:after="120" w:before="0"/>
         <w:jc w:val="both"/>
       </w:pPr>
       <w:r>
@@ -4953,7 +4953,7 @@
     </w:p>
     <w:p>
       <w:pPr>
-        <w:spacing w:after="120" w:before="0" w:line="276" w:lineRule="auto"/>
+        <w:spacing w:after="120" w:before="0"/>
         <w:jc w:val="both"/>
       </w:pPr>
       <w:r>
@@ -4970,7 +4970,7 @@
     </w:p>
     <w:p>
       <w:pPr>
-        <w:spacing w:after="120" w:before="0" w:line="276" w:lineRule="auto"/>
+        <w:spacing w:after="120" w:before="0"/>
         <w:jc w:val="both"/>
       </w:pPr>
       <w:r>
@@ -4987,7 +4987,7 @@
     </w:p>
     <w:p>
       <w:pPr>
-        <w:spacing w:after="120" w:before="0" w:line="276" w:lineRule="auto"/>
+        <w:spacing w:after="120" w:before="0"/>
         <w:jc w:val="both"/>
       </w:pPr>
       <w:r>
@@ -5004,7 +5004,7 @@
     </w:p>
     <w:p>
       <w:pPr>
-        <w:spacing w:after="120" w:before="0" w:line="276" w:lineRule="auto"/>
+        <w:spacing w:after="120" w:before="0"/>
         <w:jc w:val="both"/>
       </w:pPr>
       <w:r>
@@ -5021,7 +5021,7 @@
     </w:p>
     <w:p>
       <w:pPr>
-        <w:spacing w:after="120" w:before="0" w:line="276" w:lineRule="auto"/>
+        <w:spacing w:after="120" w:before="0"/>
         <w:jc w:val="both"/>
       </w:pPr>
       <w:r>
@@ -5038,7 +5038,7 @@
     </w:p>
     <w:p>
       <w:pPr>
-        <w:spacing w:after="120" w:before="0" w:line="276" w:lineRule="auto"/>
+        <w:spacing w:after="120" w:before="0"/>
         <w:jc w:val="both"/>
       </w:pPr>
       <w:r>
@@ -5055,7 +5055,7 @@
     </w:p>
     <w:p>
       <w:pPr>
-        <w:spacing w:after="120" w:before="0" w:line="276" w:lineRule="auto"/>
+        <w:spacing w:after="120" w:before="0"/>
         <w:jc w:val="both"/>
       </w:pPr>
       <w:r>
@@ -5072,7 +5072,7 @@
     </w:p>
     <w:p>
       <w:pPr>
-        <w:spacing w:after="120" w:before="0" w:line="276" w:lineRule="auto"/>
+        <w:spacing w:after="120" w:before="0"/>
         <w:jc w:val="both"/>
       </w:pPr>
       <w:r>
@@ -5089,7 +5089,7 @@
     </w:p>
     <w:p>
       <w:pPr>
-        <w:spacing w:after="120" w:before="0" w:line="276" w:lineRule="auto"/>
+        <w:spacing w:after="120" w:before="0"/>
         <w:jc w:val="both"/>
       </w:pPr>
       <w:r>
@@ -5106,7 +5106,7 @@
     </w:p>
     <w:p>
       <w:pPr>
-        <w:spacing w:after="120" w:before="0" w:line="276" w:lineRule="auto"/>
+        <w:spacing w:after="120" w:before="0"/>
         <w:jc w:val="both"/>
       </w:pPr>
       <w:r>
@@ -5123,7 +5123,7 @@
     </w:p>
     <w:p>
       <w:pPr>
-        <w:spacing w:after="120" w:before="0" w:line="276" w:lineRule="auto"/>
+        <w:spacing w:after="120" w:before="0"/>
         <w:jc w:val="both"/>
       </w:pPr>
       <w:r>
@@ -5140,7 +5140,7 @@
     </w:p>
     <w:p>
       <w:pPr>
-        <w:spacing w:after="120" w:before="0" w:line="276" w:lineRule="auto"/>
+        <w:spacing w:after="120" w:before="0"/>
         <w:jc w:val="both"/>
       </w:pPr>
       <w:r>
@@ -5157,7 +5157,7 @@
     </w:p>
     <w:p>
       <w:pPr>
-        <w:spacing w:after="120" w:before="0" w:line="276" w:lineRule="auto"/>
+        <w:spacing w:after="120" w:before="0"/>
         <w:jc w:val="both"/>
       </w:pPr>
       <w:r>
@@ -5174,7 +5174,7 @@
     </w:p>
     <w:p>
       <w:pPr>
-        <w:spacing w:after="120" w:before="0" w:line="276" w:lineRule="auto"/>
+        <w:spacing w:after="120" w:before="0"/>
         <w:jc w:val="both"/>
       </w:pPr>
       <w:r>
@@ -5191,7 +5191,7 @@
     </w:p>
     <w:p>
       <w:pPr>
-        <w:spacing w:after="120" w:before="0" w:line="276" w:lineRule="auto"/>
+        <w:spacing w:after="120" w:before="0"/>
         <w:jc w:val="both"/>
       </w:pPr>
       <w:r>
@@ -5226,7 +5226,7 @@
     </w:p>
     <w:p>
       <w:pPr>
-        <w:spacing w:after="120" w:before="0" w:line="276" w:lineRule="auto"/>
+        <w:spacing w:after="120" w:before="0"/>
         <w:jc w:val="both"/>
       </w:pPr>
       <w:r>
@@ -5243,7 +5243,7 @@
     </w:p>
     <w:p>
       <w:pPr>
-        <w:spacing w:after="120" w:before="0" w:line="276" w:lineRule="auto"/>
+        <w:spacing w:after="120" w:before="0"/>
         <w:jc w:val="both"/>
       </w:pPr>
       <w:r>
@@ -5260,7 +5260,7 @@
     </w:p>
     <w:p>
       <w:pPr>
-        <w:spacing w:after="120" w:before="0" w:line="276" w:lineRule="auto"/>
+        <w:spacing w:after="120" w:before="0"/>
         <w:jc w:val="both"/>
       </w:pPr>
       <w:r>
@@ -5277,7 +5277,7 @@
     </w:p>
     <w:p>
       <w:pPr>
-        <w:spacing w:after="120" w:before="0" w:line="276" w:lineRule="auto"/>
+        <w:spacing w:after="120" w:before="0"/>
         <w:jc w:val="both"/>
       </w:pPr>
       <w:r>
@@ -5294,7 +5294,7 @@
     </w:p>
     <w:p>
       <w:pPr>
-        <w:spacing w:after="120" w:before="0" w:line="276" w:lineRule="auto"/>
+        <w:spacing w:after="120" w:before="0"/>
         <w:jc w:val="both"/>
       </w:pPr>
       <w:r>
@@ -5311,7 +5311,7 @@
     </w:p>
     <w:p>
       <w:pPr>
-        <w:spacing w:after="120" w:before="0" w:line="276" w:lineRule="auto"/>
+        <w:spacing w:after="120" w:before="0"/>
         <w:jc w:val="both"/>
       </w:pPr>
       <w:r>
@@ -5328,7 +5328,7 @@
     </w:p>
     <w:p>
       <w:pPr>
-        <w:spacing w:after="120" w:before="0" w:line="276" w:lineRule="auto"/>
+        <w:spacing w:after="120" w:before="0"/>
         <w:jc w:val="both"/>
       </w:pPr>
       <w:r>
@@ -5345,7 +5345,7 @@
     </w:p>
     <w:p>
       <w:pPr>
-        <w:spacing w:after="120" w:before="0" w:line="276" w:lineRule="auto"/>
+        <w:spacing w:after="120" w:before="0"/>
         <w:jc w:val="both"/>
       </w:pPr>
       <w:r>
@@ -5362,7 +5362,7 @@
     </w:p>
     <w:p>
       <w:pPr>
-        <w:spacing w:after="120" w:before="0" w:line="276" w:lineRule="auto"/>
+        <w:spacing w:after="120" w:before="0"/>
         <w:jc w:val="both"/>
       </w:pPr>
       <w:r>
@@ -5379,7 +5379,7 @@
     </w:p>
     <w:p>
       <w:pPr>
-        <w:spacing w:after="120" w:before="0" w:line="276" w:lineRule="auto"/>
+        <w:spacing w:after="120" w:before="0"/>
         <w:jc w:val="both"/>
       </w:pPr>
       <w:r>
@@ -5396,7 +5396,7 @@
     </w:p>
     <w:p>
       <w:pPr>
-        <w:spacing w:after="120" w:before="0" w:line="276" w:lineRule="auto"/>
+        <w:spacing w:after="120" w:before="0"/>
         <w:jc w:val="both"/>
       </w:pPr>
       <w:r>
@@ -5413,7 +5413,7 @@
     </w:p>
     <w:p>
       <w:pPr>
-        <w:spacing w:after="120" w:before="0" w:line="276" w:lineRule="auto"/>
+        <w:spacing w:after="120" w:before="0"/>
         <w:jc w:val="both"/>
       </w:pPr>
       <w:r>
@@ -5430,7 +5430,7 @@
     </w:p>
     <w:p>
       <w:pPr>
-        <w:spacing w:after="120" w:before="0" w:line="276" w:lineRule="auto"/>
+        <w:spacing w:after="120" w:before="0"/>
         <w:jc w:val="both"/>
       </w:pPr>
       <w:r>
@@ -5447,7 +5447,7 @@
     </w:p>
     <w:p>
       <w:pPr>
-        <w:spacing w:after="120" w:before="0" w:line="276" w:lineRule="auto"/>
+        <w:spacing w:after="120" w:before="0"/>
         <w:jc w:val="both"/>
       </w:pPr>
       <w:r>
@@ -5464,7 +5464,7 @@
     </w:p>
     <w:p>
       <w:pPr>
-        <w:spacing w:after="120" w:before="0" w:line="276" w:lineRule="auto"/>
+        <w:spacing w:after="120" w:before="0"/>
         <w:jc w:val="both"/>
       </w:pPr>
       <w:r>
@@ -5481,7 +5481,7 @@
     </w:p>
     <w:p>
       <w:pPr>
-        <w:spacing w:after="120" w:before="0" w:line="276" w:lineRule="auto"/>
+        <w:spacing w:after="120" w:before="0"/>
         <w:jc w:val="both"/>
       </w:pPr>
       <w:r>
@@ -5498,7 +5498,7 @@
     </w:p>
     <w:p>
       <w:pPr>
-        <w:spacing w:after="120" w:before="0" w:line="276" w:lineRule="auto"/>
+        <w:spacing w:after="120" w:before="0"/>
         <w:jc w:val="both"/>
       </w:pPr>
       <w:r>
@@ -5515,7 +5515,7 @@
     </w:p>
     <w:p>
       <w:pPr>
-        <w:spacing w:after="120" w:before="0" w:line="276" w:lineRule="auto"/>
+        <w:spacing w:after="120" w:before="0"/>
         <w:jc w:val="both"/>
       </w:pPr>
       <w:r>
@@ -5532,7 +5532,7 @@
     </w:p>
     <w:p>
       <w:pPr>
-        <w:spacing w:after="120" w:before="0" w:line="276" w:lineRule="auto"/>
+        <w:spacing w:after="120" w:before="0"/>
         <w:jc w:val="both"/>
       </w:pPr>
       <w:r>
@@ -5549,7 +5549,7 @@
     </w:p>
     <w:p>
       <w:pPr>
-        <w:spacing w:after="120" w:before="0" w:line="276" w:lineRule="auto"/>
+        <w:spacing w:after="120" w:before="0"/>
         <w:jc w:val="both"/>
       </w:pPr>
       <w:r>
@@ -5584,7 +5584,7 @@
     </w:p>
     <w:p>
       <w:pPr>
-        <w:spacing w:after="120" w:before="0" w:line="276" w:lineRule="auto"/>
+        <w:spacing w:after="120" w:before="0"/>
         <w:jc w:val="both"/>
       </w:pPr>
       <w:r>
@@ -5601,7 +5601,7 @@
     </w:p>
     <w:p>
       <w:pPr>
-        <w:spacing w:after="120" w:before="0" w:line="276" w:lineRule="auto"/>
+        <w:spacing w:after="120" w:before="0"/>
         <w:jc w:val="both"/>
       </w:pPr>
       <w:r>
@@ -5618,7 +5618,7 @@
     </w:p>
     <w:p>
       <w:pPr>
-        <w:spacing w:after="120" w:before="0" w:line="276" w:lineRule="auto"/>
+        <w:spacing w:after="120" w:before="0"/>
         <w:jc w:val="both"/>
       </w:pPr>
       <w:r>
@@ -5635,7 +5635,7 @@
     </w:p>
     <w:p>
       <w:pPr>
-        <w:spacing w:after="120" w:before="0" w:line="276" w:lineRule="auto"/>
+        <w:spacing w:after="120" w:before="0"/>
         <w:jc w:val="both"/>
       </w:pPr>
       <w:r>
@@ -5652,7 +5652,7 @@
     </w:p>
     <w:p>
       <w:pPr>
-        <w:spacing w:after="120" w:before="0" w:line="276" w:lineRule="auto"/>
+        <w:spacing w:after="120" w:before="0"/>
         <w:jc w:val="both"/>
       </w:pPr>
       <w:r>
@@ -5669,7 +5669,7 @@
     </w:p>
     <w:p>
       <w:pPr>
-        <w:spacing w:after="120" w:before="0" w:line="276" w:lineRule="auto"/>
+        <w:spacing w:after="120" w:before="0"/>
         <w:jc w:val="both"/>
       </w:pPr>
       <w:r>
@@ -5686,7 +5686,7 @@
     </w:p>
     <w:p>
       <w:pPr>
-        <w:spacing w:after="120" w:before="0" w:line="276" w:lineRule="auto"/>
+        <w:spacing w:after="120" w:before="0"/>
         <w:jc w:val="both"/>
       </w:pPr>
       <w:r>
@@ -5703,7 +5703,7 @@
     </w:p>
     <w:p>
       <w:pPr>
-        <w:spacing w:after="120" w:before="0" w:line="276" w:lineRule="auto"/>
+        <w:spacing w:after="120" w:before="0"/>
         <w:jc w:val="both"/>
       </w:pPr>
       <w:r>
@@ -5720,7 +5720,7 @@
     </w:p>
     <w:p>
       <w:pPr>
-        <w:spacing w:after="120" w:before="0" w:line="276" w:lineRule="auto"/>
+        <w:spacing w:after="120" w:before="0"/>
         <w:jc w:val="both"/>
       </w:pPr>
       <w:r>
@@ -5737,7 +5737,7 @@
     </w:p>
     <w:p>
       <w:pPr>
-        <w:spacing w:after="120" w:before="0" w:line="276" w:lineRule="auto"/>
+        <w:spacing w:after="120" w:before="0"/>
         <w:jc w:val="both"/>
       </w:pPr>
       <w:r>
@@ -5754,7 +5754,7 @@
     </w:p>
     <w:p>
       <w:pPr>
-        <w:spacing w:after="120" w:before="0" w:line="276" w:lineRule="auto"/>
+        <w:spacing w:after="120" w:before="0"/>
         <w:jc w:val="both"/>
       </w:pPr>
       <w:r>
@@ -5771,7 +5771,7 @@
     </w:p>
     <w:p>
       <w:pPr>
-        <w:spacing w:after="120" w:before="0" w:line="276" w:lineRule="auto"/>
+        <w:spacing w:after="120" w:before="0"/>
         <w:jc w:val="both"/>
       </w:pPr>
       <w:r>
@@ -5788,7 +5788,7 @@
     </w:p>
     <w:p>
       <w:pPr>
-        <w:spacing w:after="120" w:before="0" w:line="276" w:lineRule="auto"/>
+        <w:spacing w:after="120" w:before="0"/>
         <w:jc w:val="both"/>
       </w:pPr>
       <w:r>
@@ -5805,7 +5805,7 @@
     </w:p>
     <w:p>
       <w:pPr>
-        <w:spacing w:after="120" w:before="0" w:line="276" w:lineRule="auto"/>
+        <w:spacing w:after="120" w:before="0"/>
         <w:jc w:val="both"/>
       </w:pPr>
       <w:r>
@@ -5822,7 +5822,7 @@
     </w:p>
     <w:p>
       <w:pPr>
-        <w:spacing w:after="120" w:before="0" w:line="276" w:lineRule="auto"/>
+        <w:spacing w:after="120" w:before="0"/>
         <w:jc w:val="both"/>
       </w:pPr>
       <w:r>
@@ -5839,7 +5839,7 @@
     </w:p>
     <w:p>
       <w:pPr>
-        <w:spacing w:after="120" w:before="0" w:line="276" w:lineRule="auto"/>
+        <w:spacing w:after="120" w:before="0"/>
         <w:jc w:val="both"/>
       </w:pPr>
       <w:r>
@@ -5856,7 +5856,7 @@
     </w:p>
     <w:p>
       <w:pPr>
-        <w:spacing w:after="120" w:before="0" w:line="276" w:lineRule="auto"/>
+        <w:spacing w:after="120" w:before="0"/>
         <w:jc w:val="both"/>
       </w:pPr>
       <w:r>
@@ -5873,7 +5873,7 @@
     </w:p>
     <w:p>
       <w:pPr>
-        <w:spacing w:after="120" w:before="0" w:line="276" w:lineRule="auto"/>
+        <w:spacing w:after="120" w:before="0"/>
         <w:jc w:val="both"/>
       </w:pPr>
       <w:r>
@@ -5890,7 +5890,7 @@
     </w:p>
     <w:p>
       <w:pPr>
-        <w:spacing w:after="120" w:before="0" w:line="276" w:lineRule="auto"/>
+        <w:spacing w:after="120" w:before="0"/>
         <w:jc w:val="both"/>
       </w:pPr>
       <w:r>
@@ -5907,7 +5907,7 @@
     </w:p>
     <w:p>
       <w:pPr>
-        <w:spacing w:after="120" w:before="0" w:line="276" w:lineRule="auto"/>
+        <w:spacing w:after="120" w:before="0"/>
         <w:jc w:val="both"/>
       </w:pPr>
       <w:r>
@@ -5924,7 +5924,7 @@
     </w:p>
     <w:p>
       <w:pPr>
-        <w:spacing w:after="120" w:before="0" w:line="276" w:lineRule="auto"/>
+        <w:spacing w:after="120" w:before="0"/>
         <w:jc w:val="both"/>
       </w:pPr>
       <w:r>
@@ -5959,7 +5959,7 @@
     </w:p>
     <w:p>
       <w:pPr>
-        <w:spacing w:after="120" w:before="0" w:line="276" w:lineRule="auto"/>
+        <w:spacing w:after="120" w:before="0"/>
         <w:jc w:val="both"/>
       </w:pPr>
       <w:r>
@@ -5976,7 +5976,7 @@
     </w:p>
     <w:p>
       <w:pPr>
-        <w:spacing w:after="120" w:before="0" w:line="276" w:lineRule="auto"/>
+        <w:spacing w:after="120" w:before="0"/>
         <w:jc w:val="both"/>
       </w:pPr>
       <w:r>
@@ -5993,7 +5993,7 @@
     </w:p>
     <w:p>
       <w:pPr>
-        <w:spacing w:after="120" w:before="0" w:line="276" w:lineRule="auto"/>
+        <w:spacing w:after="120" w:before="0"/>
         <w:jc w:val="both"/>
       </w:pPr>
       <w:r>
@@ -6010,7 +6010,7 @@
     </w:p>
     <w:p>
       <w:pPr>
-        <w:spacing w:after="120" w:before="0" w:line="276" w:lineRule="auto"/>
+        <w:spacing w:after="120" w:before="0"/>
         <w:jc w:val="both"/>
       </w:pPr>
       <w:r>
@@ -6027,7 +6027,7 @@
     </w:p>
     <w:p>
       <w:pPr>
-        <w:spacing w:after="120" w:before="0" w:line="276" w:lineRule="auto"/>
+        <w:spacing w:after="120" w:before="0"/>
         <w:jc w:val="both"/>
       </w:pPr>
       <w:r>
@@ -6044,7 +6044,7 @@
     </w:p>
     <w:p>
       <w:pPr>
-        <w:spacing w:after="120" w:before="0" w:line="276" w:lineRule="auto"/>
+        <w:spacing w:after="120" w:before="0"/>
         <w:jc w:val="both"/>
       </w:pPr>
       <w:r>
@@ -6061,7 +6061,7 @@
     </w:p>
     <w:p>
       <w:pPr>
-        <w:spacing w:after="120" w:before="0" w:line="276" w:lineRule="auto"/>
+        <w:spacing w:after="120" w:before="0"/>
         <w:jc w:val="both"/>
       </w:pPr>
       <w:r>
@@ -6078,7 +6078,7 @@
     </w:p>
     <w:p>
       <w:pPr>
-        <w:spacing w:after="120" w:before="0" w:line="276" w:lineRule="auto"/>
+        <w:spacing w:after="120" w:before="0"/>
         <w:jc w:val="both"/>
       </w:pPr>
       <w:r>
@@ -6095,7 +6095,7 @@
     </w:p>
     <w:p>
       <w:pPr>
-        <w:spacing w:after="120" w:before="0" w:line="276" w:lineRule="auto"/>
+        <w:spacing w:after="120" w:before="0"/>
         <w:jc w:val="both"/>
       </w:pPr>
       <w:r>
@@ -6112,7 +6112,7 @@
     </w:p>
     <w:p>
       <w:pPr>
-        <w:spacing w:after="120" w:before="0" w:line="276" w:lineRule="auto"/>
+        <w:spacing w:after="120" w:before="0"/>
         <w:jc w:val="both"/>
       </w:pPr>
       <w:r>
@@ -6129,7 +6129,7 @@
     </w:p>
     <w:p>
       <w:pPr>
-        <w:spacing w:after="120" w:before="0" w:line="276" w:lineRule="auto"/>
+        <w:spacing w:after="120" w:before="0"/>
         <w:jc w:val="both"/>
       </w:pPr>
       <w:r>
@@ -6146,7 +6146,7 @@
     </w:p>
     <w:p>
       <w:pPr>
-        <w:spacing w:after="120" w:before="0" w:line="276" w:lineRule="auto"/>
+        <w:spacing w:after="120" w:before="0"/>
         <w:jc w:val="both"/>
       </w:pPr>
       <w:r>
@@ -6163,7 +6163,7 @@
     </w:p>
     <w:p>
       <w:pPr>
-        <w:spacing w:after="120" w:before="0" w:line="276" w:lineRule="auto"/>
+        <w:spacing w:after="120" w:before="0"/>
         <w:jc w:val="both"/>
       </w:pPr>
       <w:r>
@@ -6180,7 +6180,7 @@
     </w:p>
     <w:p>
       <w:pPr>
-        <w:spacing w:after="120" w:before="0" w:line="276" w:lineRule="auto"/>
+        <w:spacing w:after="120" w:before="0"/>
         <w:jc w:val="both"/>
       </w:pPr>
       <w:r>
@@ -6197,7 +6197,7 @@
     </w:p>
     <w:p>
       <w:pPr>
-        <w:spacing w:after="120" w:before="0" w:line="276" w:lineRule="auto"/>
+        <w:spacing w:after="120" w:before="0"/>
         <w:jc w:val="both"/>
       </w:pPr>
       <w:r>
@@ -6214,7 +6214,7 @@
     </w:p>
     <w:p>
       <w:pPr>
-        <w:spacing w:after="120" w:before="0" w:line="276" w:lineRule="auto"/>
+        <w:spacing w:after="120" w:before="0"/>
         <w:jc w:val="both"/>
       </w:pPr>
       <w:r>
@@ -6231,7 +6231,7 @@
     </w:p>
     <w:p>
       <w:pPr>
-        <w:spacing w:after="120" w:before="0" w:line="276" w:lineRule="auto"/>
+        <w:spacing w:after="120" w:before="0"/>
         <w:jc w:val="both"/>
       </w:pPr>
       <w:r>
@@ -6248,7 +6248,7 @@
     </w:p>
     <w:p>
       <w:pPr>
-        <w:spacing w:after="120" w:before="0" w:line="276" w:lineRule="auto"/>
+        <w:spacing w:after="120" w:before="0"/>
         <w:jc w:val="both"/>
       </w:pPr>
       <w:r>
@@ -6265,7 +6265,7 @@
     </w:p>
     <w:p>
       <w:pPr>
-        <w:spacing w:after="120" w:before="0" w:line="276" w:lineRule="auto"/>
+        <w:spacing w:after="120" w:before="0"/>
         <w:jc w:val="both"/>
       </w:pPr>
       <w:r>
@@ -6282,7 +6282,7 @@
     </w:p>
     <w:p>
       <w:pPr>
-        <w:spacing w:after="120" w:before="0" w:line="276" w:lineRule="auto"/>
+        <w:spacing w:after="120" w:before="0"/>
         <w:jc w:val="both"/>
       </w:pPr>
       <w:r>
@@ -6299,7 +6299,7 @@
     </w:p>
     <w:p>
       <w:pPr>
-        <w:spacing w:after="120" w:before="0" w:line="276" w:lineRule="auto"/>
+        <w:spacing w:after="120" w:before="0"/>
         <w:jc w:val="both"/>
       </w:pPr>
       <w:r>
@@ -6316,7 +6316,7 @@
     </w:p>
     <w:p>
       <w:pPr>
-        <w:spacing w:after="120" w:before="0" w:line="276" w:lineRule="auto"/>
+        <w:spacing w:after="120" w:before="0"/>
         <w:jc w:val="both"/>
       </w:pPr>
       <w:r>
@@ -6333,7 +6333,7 @@
     </w:p>
     <w:p>
       <w:pPr>
-        <w:spacing w:after="120" w:before="0" w:line="276" w:lineRule="auto"/>
+        <w:spacing w:after="120" w:before="0"/>
         <w:jc w:val="both"/>
       </w:pPr>
       <w:r>
@@ -6350,7 +6350,7 @@
     </w:p>
     <w:p>
       <w:pPr>
-        <w:spacing w:after="120" w:before="0" w:line="276" w:lineRule="auto"/>
+        <w:spacing w:after="120" w:before="0"/>
         <w:jc w:val="both"/>
       </w:pPr>
       <w:r>
@@ -6385,7 +6385,7 @@
     </w:p>
     <w:p>
       <w:pPr>
-        <w:spacing w:after="120" w:before="0" w:line="276" w:lineRule="auto"/>
+        <w:spacing w:after="120" w:before="0"/>
         <w:jc w:val="both"/>
       </w:pPr>
       <w:r>
@@ -6402,7 +6402,7 @@
     </w:p>
     <w:p>
       <w:pPr>
-        <w:spacing w:after="120" w:before="0" w:line="276" w:lineRule="auto"/>
+        <w:spacing w:after="120" w:before="0"/>
         <w:jc w:val="both"/>
       </w:pPr>
       <w:r>
@@ -6419,7 +6419,7 @@
     </w:p>
     <w:p>
       <w:pPr>
-        <w:spacing w:after="120" w:before="0" w:line="276" w:lineRule="auto"/>
+        <w:spacing w:after="120" w:before="0"/>
         <w:jc w:val="both"/>
       </w:pPr>
       <w:r>
@@ -6436,7 +6436,7 @@
     </w:p>
     <w:p>
       <w:pPr>
-        <w:spacing w:after="120" w:before="0" w:line="276" w:lineRule="auto"/>
+        <w:spacing w:after="120" w:before="0"/>
         <w:jc w:val="both"/>
       </w:pPr>
       <w:r>
@@ -6453,7 +6453,7 @@
     </w:p>
     <w:p>
       <w:pPr>
-        <w:spacing w:after="120" w:before="0" w:line="276" w:lineRule="auto"/>
+        <w:spacing w:after="120" w:before="0"/>
         <w:jc w:val="both"/>
       </w:pPr>
       <w:r>
@@ -6470,7 +6470,7 @@
     </w:p>
     <w:p>
       <w:pPr>
-        <w:spacing w:after="120" w:before="0" w:line="276" w:lineRule="auto"/>
+        <w:spacing w:after="120" w:before="0"/>
         <w:jc w:val="both"/>
       </w:pPr>
       <w:r>
@@ -6487,7 +6487,7 @@
     </w:p>
     <w:p>
       <w:pPr>
-        <w:spacing w:after="120" w:before="0" w:line="276" w:lineRule="auto"/>
+        <w:spacing w:after="120" w:before="0"/>
         <w:jc w:val="both"/>
       </w:pPr>
       <w:r>
@@ -6504,7 +6504,7 @@
     </w:p>
     <w:p>
       <w:pPr>
-        <w:spacing w:after="120" w:before="0" w:line="276" w:lineRule="auto"/>
+        <w:spacing w:after="120" w:before="0"/>
         <w:jc w:val="both"/>
       </w:pPr>
       <w:r>
@@ -6521,7 +6521,7 @@
     </w:p>
     <w:p>
       <w:pPr>
-        <w:spacing w:after="120" w:before="0" w:line="276" w:lineRule="auto"/>
+        <w:spacing w:after="120" w:before="0"/>
         <w:jc w:val="both"/>
       </w:pPr>
       <w:r>
@@ -6538,7 +6538,7 @@
     </w:p>
     <w:p>
       <w:pPr>
-        <w:spacing w:after="120" w:before="0" w:line="276" w:lineRule="auto"/>
+        <w:spacing w:after="120" w:before="0"/>
         <w:jc w:val="both"/>
       </w:pPr>
       <w:r>
@@ -6555,7 +6555,7 @@
     </w:p>
     <w:p>
       <w:pPr>
-        <w:spacing w:after="120" w:before="0" w:line="276" w:lineRule="auto"/>
+        <w:spacing w:after="120" w:before="0"/>
         <w:jc w:val="both"/>
       </w:pPr>
       <w:r>
@@ -6572,7 +6572,7 @@
     </w:p>
     <w:p>
       <w:pPr>
-        <w:spacing w:after="120" w:before="0" w:line="276" w:lineRule="auto"/>
+        <w:spacing w:after="120" w:before="0"/>
         <w:jc w:val="both"/>
       </w:pPr>
       <w:r>
@@ -6589,7 +6589,7 @@
     </w:p>
     <w:p>
       <w:pPr>
-        <w:spacing w:after="120" w:before="0" w:line="276" w:lineRule="auto"/>
+        <w:spacing w:after="120" w:before="0"/>
         <w:jc w:val="both"/>
       </w:pPr>
       <w:r>
@@ -6606,7 +6606,7 @@
     </w:p>
     <w:p>
       <w:pPr>
-        <w:spacing w:after="120" w:before="0" w:line="276" w:lineRule="auto"/>
+        <w:spacing w:after="120" w:before="0"/>
         <w:jc w:val="both"/>
       </w:pPr>
       <w:r>
@@ -6623,7 +6623,7 @@
     </w:p>
     <w:p>
       <w:pPr>
-        <w:spacing w:after="120" w:before="0" w:line="276" w:lineRule="auto"/>
+        <w:spacing w:after="120" w:before="0"/>
         <w:jc w:val="both"/>
       </w:pPr>
       <w:r>
@@ -6640,7 +6640,7 @@
     </w:p>
     <w:p>
       <w:pPr>
-        <w:spacing w:after="120" w:before="0" w:line="276" w:lineRule="auto"/>
+        <w:spacing w:after="120" w:before="0"/>
         <w:jc w:val="both"/>
       </w:pPr>
       <w:r>
@@ -6657,7 +6657,7 @@
     </w:p>
     <w:p>
       <w:pPr>
-        <w:spacing w:after="120" w:before="0" w:line="276" w:lineRule="auto"/>
+        <w:spacing w:after="120" w:before="0"/>
         <w:jc w:val="both"/>
       </w:pPr>
       <w:r>
@@ -6674,7 +6674,7 @@
     </w:p>
     <w:p>
       <w:pPr>
-        <w:spacing w:after="120" w:before="0" w:line="276" w:lineRule="auto"/>
+        <w:spacing w:after="120" w:before="0"/>
         <w:jc w:val="both"/>
       </w:pPr>
       <w:r>
@@ -6691,7 +6691,7 @@
     </w:p>
     <w:p>
       <w:pPr>
-        <w:spacing w:after="120" w:before="0" w:line="276" w:lineRule="auto"/>
+        <w:spacing w:after="120" w:before="0"/>
         <w:jc w:val="both"/>
       </w:pPr>
       <w:r>
@@ -6708,7 +6708,7 @@
     </w:p>
     <w:p>
       <w:pPr>
-        <w:spacing w:after="120" w:before="0" w:line="276" w:lineRule="auto"/>
+        <w:spacing w:after="120" w:before="0"/>
         <w:jc w:val="both"/>
       </w:pPr>
       <w:r>
@@ -6725,7 +6725,7 @@
     </w:p>
     <w:p>
       <w:pPr>
-        <w:spacing w:after="120" w:before="0" w:line="276" w:lineRule="auto"/>
+        <w:spacing w:after="120" w:before="0"/>
         <w:jc w:val="both"/>
       </w:pPr>
       <w:r>
@@ -6742,7 +6742,7 @@
     </w:p>
     <w:p>
       <w:pPr>
-        <w:spacing w:after="120" w:before="0" w:line="276" w:lineRule="auto"/>
+        <w:spacing w:after="120" w:before="0"/>
         <w:jc w:val="both"/>
       </w:pPr>
       <w:r>
@@ -6759,7 +6759,7 @@
     </w:p>
     <w:p>
       <w:pPr>
-        <w:spacing w:after="120" w:before="0" w:line="276" w:lineRule="auto"/>
+        <w:spacing w:after="120" w:before="0"/>
         <w:jc w:val="both"/>
       </w:pPr>
       <w:r>
@@ -6776,7 +6776,7 @@
     </w:p>
     <w:p>
       <w:pPr>
-        <w:spacing w:after="120" w:before="0" w:line="276" w:lineRule="auto"/>
+        <w:spacing w:after="120" w:before="0"/>
         <w:jc w:val="both"/>
       </w:pPr>
       <w:r>
@@ -6793,7 +6793,7 @@
     </w:p>
     <w:p>
       <w:pPr>
-        <w:spacing w:after="120" w:before="0" w:line="276" w:lineRule="auto"/>
+        <w:spacing w:after="120" w:before="0"/>
         <w:jc w:val="both"/>
       </w:pPr>
       <w:r>
@@ -6828,7 +6828,7 @@
     </w:p>
     <w:p>
       <w:pPr>
-        <w:spacing w:after="120" w:before="0" w:line="276" w:lineRule="auto"/>
+        <w:spacing w:after="120" w:before="0"/>
         <w:jc w:val="both"/>
       </w:pPr>
       <w:r>
@@ -6845,7 +6845,7 @@
     </w:p>
     <w:p>
       <w:pPr>
-        <w:spacing w:after="120" w:before="0" w:line="276" w:lineRule="auto"/>
+        <w:spacing w:after="120" w:before="0"/>
         <w:jc w:val="both"/>
       </w:pPr>
       <w:r>
@@ -6862,7 +6862,7 @@
     </w:p>
     <w:p>
       <w:pPr>
-        <w:spacing w:after="120" w:before="0" w:line="276" w:lineRule="auto"/>
+        <w:spacing w:after="120" w:before="0"/>
         <w:jc w:val="both"/>
       </w:pPr>
       <w:r>
@@ -6879,7 +6879,7 @@
     </w:p>
     <w:p>
       <w:pPr>
-        <w:spacing w:after="120" w:before="0" w:line="276" w:lineRule="auto"/>
+        <w:spacing w:after="120" w:before="0"/>
         <w:jc w:val="both"/>
       </w:pPr>
       <w:r>
@@ -6896,7 +6896,7 @@
     </w:p>
     <w:p>
       <w:pPr>
-        <w:spacing w:after="120" w:before="0" w:line="276" w:lineRule="auto"/>
+        <w:spacing w:after="120" w:before="0"/>
         <w:jc w:val="both"/>
       </w:pPr>
       <w:r>
@@ -6913,7 +6913,7 @@
     </w:p>
     <w:p>
       <w:pPr>
-        <w:spacing w:after="120" w:before="0" w:line="276" w:lineRule="auto"/>
+        <w:spacing w:after="120" w:before="0"/>
         <w:jc w:val="both"/>
       </w:pPr>
       <w:r>
@@ -6930,7 +6930,7 @@
     </w:p>
     <w:p>
       <w:pPr>
-        <w:spacing w:after="120" w:before="0" w:line="276" w:lineRule="auto"/>
+        <w:spacing w:after="120" w:before="0"/>
         <w:jc w:val="both"/>
       </w:pPr>
       <w:r>
@@ -6947,7 +6947,7 @@
     </w:p>
     <w:p>
       <w:pPr>
-        <w:spacing w:after="120" w:before="0" w:line="276" w:lineRule="auto"/>
+        <w:spacing w:after="120" w:before="0"/>
         <w:jc w:val="both"/>
       </w:pPr>
       <w:r>
@@ -6964,7 +6964,7 @@
     </w:p>
     <w:p>
       <w:pPr>
-        <w:spacing w:after="120" w:before="0" w:line="276" w:lineRule="auto"/>
+        <w:spacing w:after="120" w:before="0"/>
         <w:jc w:val="both"/>
       </w:pPr>
       <w:r>
@@ -6981,7 +6981,7 @@
     </w:p>
     <w:p>
       <w:pPr>
-        <w:spacing w:after="120" w:before="0" w:line="276" w:lineRule="auto"/>
+        <w:spacing w:after="120" w:before="0"/>
         <w:jc w:val="both"/>
       </w:pPr>
       <w:r>
@@ -6998,7 +6998,7 @@
     </w:p>
     <w:p>
       <w:pPr>
-        <w:spacing w:after="120" w:before="0" w:line="276" w:lineRule="auto"/>
+        <w:spacing w:after="120" w:before="0"/>
         <w:jc w:val="both"/>
       </w:pPr>
       <w:r>
@@ -7015,7 +7015,7 @@
     </w:p>
     <w:p>
       <w:pPr>
-        <w:spacing w:after="120" w:before="0" w:line="276" w:lineRule="auto"/>
+        <w:spacing w:after="120" w:before="0"/>
         <w:jc w:val="both"/>
       </w:pPr>
       <w:r>
@@ -7032,7 +7032,7 @@
     </w:p>
     <w:p>
       <w:pPr>
-        <w:spacing w:after="120" w:before="0" w:line="276" w:lineRule="auto"/>
+        <w:spacing w:after="120" w:before="0"/>
         <w:jc w:val="both"/>
       </w:pPr>
       <w:r>
@@ -7049,7 +7049,7 @@
     </w:p>
     <w:p>
       <w:pPr>
-        <w:spacing w:after="120" w:before="0" w:line="276" w:lineRule="auto"/>
+        <w:spacing w:after="120" w:before="0"/>
         <w:jc w:val="both"/>
       </w:pPr>
       <w:r>
@@ -7066,7 +7066,7 @@
     </w:p>
     <w:p>
       <w:pPr>
-        <w:spacing w:after="120" w:before="0" w:line="276" w:lineRule="auto"/>
+        <w:spacing w:after="120" w:before="0"/>
         <w:jc w:val="both"/>
       </w:pPr>
       <w:r>
@@ -7083,7 +7083,7 @@
     </w:p>
     <w:p>
       <w:pPr>
-        <w:spacing w:after="120" w:before="0" w:line="276" w:lineRule="auto"/>
+        <w:spacing w:after="120" w:before="0"/>
         <w:jc w:val="both"/>
       </w:pPr>
       <w:r>
@@ -7100,7 +7100,7 @@
     </w:p>
     <w:p>
       <w:pPr>
-        <w:spacing w:after="120" w:before="0" w:line="276" w:lineRule="auto"/>
+        <w:spacing w:after="120" w:before="0"/>
         <w:jc w:val="both"/>
       </w:pPr>
       <w:r>
@@ -7117,7 +7117,7 @@
     </w:p>
     <w:p>
       <w:pPr>
-        <w:spacing w:after="120" w:before="0" w:line="276" w:lineRule="auto"/>
+        <w:spacing w:after="120" w:before="0"/>
         <w:jc w:val="both"/>
       </w:pPr>
       <w:r>
@@ -7134,7 +7134,7 @@
     </w:p>
     <w:p>
       <w:pPr>
-        <w:spacing w:after="120" w:before="0" w:line="276" w:lineRule="auto"/>
+        <w:spacing w:after="120" w:before="0"/>
         <w:jc w:val="both"/>
       </w:pPr>
       <w:r>
@@ -7169,7 +7169,7 @@
     </w:p>
     <w:p>
       <w:pPr>
-        <w:spacing w:after="120" w:before="0" w:line="276" w:lineRule="auto"/>
+        <w:spacing w:after="120" w:before="0"/>
         <w:jc w:val="both"/>
       </w:pPr>
       <w:r>
@@ -7186,7 +7186,7 @@
     </w:p>
     <w:p>
       <w:pPr>
-        <w:spacing w:after="120" w:before="0" w:line="276" w:lineRule="auto"/>
+        <w:spacing w:after="120" w:before="0"/>
         <w:jc w:val="both"/>
       </w:pPr>
       <w:r>
@@ -7221,7 +7221,7 @@
     </w:p>
     <w:p>
       <w:pPr>
-        <w:spacing w:after="120" w:before="0" w:line="276" w:lineRule="auto"/>
+        <w:spacing w:after="120" w:before="0"/>
         <w:jc w:val="both"/>
       </w:pPr>
       <w:r>
@@ -7238,7 +7238,7 @@
     </w:p>
     <w:p>
       <w:pPr>
-        <w:spacing w:after="120" w:before="0" w:line="276" w:lineRule="auto"/>
+        <w:spacing w:after="120" w:before="0"/>
         <w:jc w:val="both"/>
       </w:pPr>
       <w:r>
@@ -7313,7 +7313,7 @@
     </w:tbl>
     <w:p>
       <w:pPr>
-        <w:spacing w:after="120" w:before="0" w:line="276" w:lineRule="auto"/>
+        <w:spacing w:after="120" w:before="0"/>
         <w:jc w:val="both"/>
       </w:pPr>
       <w:r>
@@ -7348,7 +7348,7 @@
     </w:p>
     <w:p>
       <w:pPr>
-        <w:spacing w:after="120" w:before="0" w:line="276" w:lineRule="auto"/>
+        <w:spacing w:after="120" w:before="0"/>
         <w:jc w:val="both"/>
       </w:pPr>
       <w:r>
@@ -7365,7 +7365,7 @@
     </w:p>
     <w:p>
       <w:pPr>
-        <w:spacing w:after="120" w:before="0" w:line="276" w:lineRule="auto"/>
+        <w:spacing w:after="120" w:before="0"/>
         <w:jc w:val="both"/>
       </w:pPr>
       <w:r>
@@ -7382,7 +7382,7 @@
     </w:p>
     <w:p>
       <w:pPr>
-        <w:spacing w:after="120" w:before="0" w:line="276" w:lineRule="auto"/>
+        <w:spacing w:after="120" w:before="0"/>
         <w:jc w:val="both"/>
       </w:pPr>
       <w:r>
@@ -7417,7 +7417,7 @@
     </w:p>
     <w:p>
       <w:pPr>
-        <w:spacing w:after="120" w:before="0" w:line="276" w:lineRule="auto"/>
+        <w:spacing w:after="120" w:before="0"/>
         <w:jc w:val="both"/>
       </w:pPr>
       <w:r>
@@ -7434,7 +7434,7 @@
     </w:p>
     <w:p>
       <w:pPr>
-        <w:spacing w:after="120" w:before="0" w:line="276" w:lineRule="auto"/>
+        <w:spacing w:after="120" w:before="0"/>
         <w:jc w:val="both"/>
       </w:pPr>
       <w:r>
@@ -7451,7 +7451,7 @@
     </w:p>
     <w:p>
       <w:pPr>
-        <w:spacing w:after="120" w:before="0" w:line="276" w:lineRule="auto"/>
+        <w:spacing w:after="120" w:before="0"/>
         <w:jc w:val="both"/>
       </w:pPr>
       <w:r>
@@ -7468,7 +7468,7 @@
     </w:p>
     <w:p>
       <w:pPr>
-        <w:spacing w:after="120" w:before="0" w:line="276" w:lineRule="auto"/>
+        <w:spacing w:after="120" w:before="0"/>
         <w:jc w:val="both"/>
       </w:pPr>
       <w:r>
@@ -7485,7 +7485,7 @@
     </w:p>
     <w:p>
       <w:pPr>
-        <w:spacing w:after="120" w:before="0" w:line="276" w:lineRule="auto"/>
+        <w:spacing w:after="120" w:before="0"/>
         <w:jc w:val="both"/>
       </w:pPr>
       <w:r>

--- a/outputs/buch-schuldgefuehle/das-schlechte-gewissen-Taschenbuch.docx
+++ b/outputs/buch-schuldgefuehle/das-schlechte-gewissen-Taschenbuch.docx
@@ -698,7 +698,7 @@
           <w:sz w:val="220"/>
           <w:szCs w:val="220"/>
         </w:rPr>
-        <w:t xml:space="preserve">Ich arbeite seit vielen Jahren als Therapeutin. Ich habe Hunderte von Frauen begleitet, an Punkten in ihrem Leben, wo etwas nicht mehr stimmte. Wo der Körper Nein sagte, auch wenn der Kopf noch versuchte, die Situation schönzureden. Wo die Erschöpfung so tief sass, dass Schlafen nicht mehr half, weil man im Schlaf noch immer grübelte, noch immer für jemanden da war, noch immer innerlich funktionierte. Wo die Freundlichkeit so weit nach aussen gerichtet war, dass vom eigenen Kern kaum noch etwas zu finden war.</w:t>
+        <w:t>Ich arbeite seit vielen Jahren als Coachin. Ich habe Hunderte von Frauen begleitet, an Punkten in ihrem Leben, wo etwas nicht mehr stimmte. Wo der Körper Nein sagte, auch wenn der Kopf noch versuchte, die Situation schönzureden. Wo die Erschöpfung so tief sass, dass Schlafen nicht mehr half, weil man im Schlaf noch immer grübelte, noch immer für jemanden da war, noch immer innerlich funktionierte. Wo die Freundlichkeit so weit nach aussen gerichtet war, dass vom eigenen Kern kaum noch etwas zu finden war.</w:t>
       </w:r>
     </w:p>
     <w:p>
@@ -956,6 +956,63 @@
         <w:t xml:space="preserve">Petra Tanner</w:t>
       </w:r>
     </w:p>
+    <w:p/>
+    <w:p>
+      <w:r>
+        <w:rPr>
+          <w:rFonts w:ascii="Georgia" w:hAnsi="Georgia"/>
+          <w:b w:val="0"/>
+          <w:i w:val="0"/>
+          <w:sz w:val="34"/>
+        </w:rPr>
+        <w:t>Und wenn es mehr ist als ein schlechter Tag</w:t>
+      </w:r>
+    </w:p>
+    <w:p>
+      <w:r>
+        <w:rPr>
+          <w:rFonts w:ascii="Georgia" w:hAnsi="Georgia"/>
+          <w:b w:val="0"/>
+          <w:i w:val="0"/>
+          <w:sz w:val="22"/>
+        </w:rPr>
+        <w:t>Wenn du seit Wochen nicht mehr herauskommst. Wenn du nachts wach liegst und denkst, dass es ohne dich leichter wäre.</w:t>
+      </w:r>
+    </w:p>
+    <w:p>
+      <w:r>
+        <w:rPr>
+          <w:rFonts w:ascii="Georgia" w:hAnsi="Georgia"/>
+          <w:b w:val="0"/>
+          <w:i w:val="0"/>
+          <w:sz w:val="22"/>
+        </w:rPr>
+        <w:t>Dann ist dieses Buch nicht genug. Das ist keine Schwäche, das ist einfach so.</w:t>
+      </w:r>
+    </w:p>
+    <w:p>
+      <w:r>
+        <w:rPr>
+          <w:rFonts w:ascii="Georgia" w:hAnsi="Georgia"/>
+          <w:b w:val="0"/>
+          <w:i w:val="0"/>
+          <w:sz w:val="22"/>
+        </w:rPr>
+        <w:t>Ruf an. Kostenlos, anonym, Tag und Nacht besetzt.</w:t>
+      </w:r>
+    </w:p>
+    <w:p>
+      <w:r>
+        <w:rPr>
+          <w:rFonts w:ascii="Georgia" w:hAnsi="Georgia"/>
+          <w:b w:val="0"/>
+          <w:i w:val="0"/>
+          <w:sz w:val="22"/>
+        </w:rPr>
+        <w:t>Schweiz 143 · Deutschland 0800 111 0 111 · Österreich 142</w:t>
+      </w:r>
+    </w:p>
+    <w:p/>
     <w:p>
       <w:pPr>
         <w:pageBreakBefore/>
@@ -7233,24 +7290,24 @@
           <w:sz w:val="220"/>
           <w:szCs w:val="220"/>
         </w:rPr>
-        <w:t xml:space="preserve">Petra Tanner ist Therapeutin und Coachin und begleitet seit vielen Jahren Frauen, die an einem Punkt angelangt sind, wo das Funktionieren nicht mehr funktioniert. Wo der Körper Nein sagt und der Kopf noch immer versucht, weiterzumachen. Unter dem Namen Safe to Thrive arbeitet sie in der Schweiz.</w:t>
-      </w:r>
-    </w:p>
-    <w:p>
-      <w:pPr>
-        <w:spacing w:after="120" w:before="0"/>
-        <w:jc w:val="both"/>
-      </w:pPr>
-      <w:r>
-        <w:rPr>
-          <w:rFonts w:ascii="Georgia" w:cs="Georgia" w:eastAsia="Georgia" w:hAnsi="Georgia"/>
-          <w:b w:val="false"/>
-          <w:bCs w:val="false"/>
-          <w:color w:val="2C2C2C"/>
-          <w:sz w:val="220"/>
-          <w:szCs w:val="220"/>
-        </w:rPr>
-        <w:t xml:space="preserve">Sie glaubt daran, dass Verstehen der Anfang von Veränderung ist. Und dass jede Frau das Recht hat, ihr Leben ohne chronisches Schuldgefühl zu leben, nicht weil sie es sich verdient hat, sondern weil sie es schlicht darf.</w:t>
+        <w:t>Petra Tanner ist Coachin und begleitet seit vielen Jahren Frauen, die an einem Punkt angelangt sind, wo das Funktionieren nicht mehr funktioniert. Wo der Körper Nein sagt und der Kopf noch immer versucht, weiterzumachen. Unter dem Namen Safe to Thrive arbeitet sie in der Schweiz.</w:t>
+      </w:r>
+    </w:p>
+    <w:p>
+      <w:pPr>
+        <w:spacing w:after="120" w:before="0"/>
+        <w:jc w:val="both"/>
+      </w:pPr>
+      <w:r>
+        <w:rPr>
+          <w:rFonts w:ascii="Georgia" w:cs="Georgia" w:eastAsia="Georgia" w:hAnsi="Georgia"/>
+          <w:b w:val="false"/>
+          <w:bCs w:val="false"/>
+          <w:color w:val="2C2C2C"/>
+          <w:sz w:val="220"/>
+          <w:szCs w:val="220"/>
+        </w:rPr>
+        <w:t>Sie glaubt daran, dass Verstehen der Anfang von Veränderung ist. Und dass jede Frau das Recht hat, ihr Leben ohne chronisches Schuldgefühl zu leben, nicht weil sie es sich verdient hat, sondern weil sie es schlicht darf. Sie ist keine Ärztin, Psychologin oder Psychotherapeutin, übt keine Heilkunde im medizinischen Sinn aus und ersetzt keine Behandlung.</w:t>
       </w:r>
     </w:p>
     <w:p>
@@ -7397,118 +7454,289 @@
         <w:t xml:space="preserve">beyondlimitsnow25@gmail.com</w:t>
       </w:r>
     </w:p>
-    <w:p>
-      <w:pPr>
-        <w:pageBreakBefore/>
-        <w:spacing w:after="280" w:before="720"/>
-        <w:jc w:val="left"/>
-      </w:pPr>
-      <w:r>
-        <w:rPr>
-          <w:rFonts w:ascii="Georgia" w:cs="Georgia" w:eastAsia="Georgia" w:hAnsi="Georgia"/>
-          <w:b w:val="false"/>
-          <w:bCs w:val="false"/>
-          <w:color w:val="C0848A"/>
-          <w:sz w:val="340"/>
-          <w:szCs w:val="340"/>
-        </w:rPr>
-        <w:t xml:space="preserve">Impressum</w:t>
-      </w:r>
-    </w:p>
-    <w:p>
-      <w:pPr>
-        <w:spacing w:after="120" w:before="0"/>
-        <w:jc w:val="both"/>
-      </w:pPr>
-      <w:r>
-        <w:rPr>
-          <w:rFonts w:ascii="Georgia" w:cs="Georgia" w:eastAsia="Georgia" w:hAnsi="Georgia"/>
-          <w:b w:val="false"/>
-          <w:bCs w:val="false"/>
-          <w:color w:val="2C2C2C"/>
-          <w:sz w:val="220"/>
-          <w:szCs w:val="220"/>
-        </w:rPr>
-        <w:t xml:space="preserve">© 2026 Petra Tanner</w:t>
-      </w:r>
-    </w:p>
-    <w:p>
-      <w:pPr>
-        <w:spacing w:after="120" w:before="0"/>
-        <w:jc w:val="both"/>
-      </w:pPr>
-      <w:r>
-        <w:rPr>
-          <w:rFonts w:ascii="Georgia" w:cs="Georgia" w:eastAsia="Georgia" w:hAnsi="Georgia"/>
-          <w:b w:val="false"/>
-          <w:bCs w:val="false"/>
-          <w:color w:val="2C2C2C"/>
-          <w:sz w:val="220"/>
-          <w:szCs w:val="220"/>
-        </w:rPr>
-        <w:t xml:space="preserve">Safe to Thrive, Schweiz</w:t>
-      </w:r>
-    </w:p>
-    <w:p>
-      <w:pPr>
-        <w:spacing w:after="120" w:before="0"/>
-        <w:jc w:val="both"/>
-      </w:pPr>
-      <w:r>
-        <w:rPr>
-          <w:rFonts w:ascii="Georgia" w:cs="Georgia" w:eastAsia="Georgia" w:hAnsi="Georgia"/>
-          <w:b w:val="false"/>
-          <w:bCs w:val="false"/>
-          <w:color w:val="2C2C2C"/>
-          <w:sz w:val="220"/>
-          <w:szCs w:val="220"/>
-        </w:rPr>
-        <w:t xml:space="preserve">Alle Rechte vorbehalten.</w:t>
-      </w:r>
-    </w:p>
-    <w:p>
-      <w:pPr>
-        <w:spacing w:after="120" w:before="0"/>
-        <w:jc w:val="both"/>
-      </w:pPr>
-      <w:r>
-        <w:rPr>
-          <w:rFonts w:ascii="Georgia" w:cs="Georgia" w:eastAsia="Georgia" w:hAnsi="Georgia"/>
-          <w:b w:val="false"/>
-          <w:bCs w:val="false"/>
-          <w:color w:val="2C2C2C"/>
-          <w:sz w:val="220"/>
-          <w:szCs w:val="220"/>
-        </w:rPr>
-        <w:t xml:space="preserve">Kontakt: beyondlimitsnow25@gmail.com</w:t>
-      </w:r>
-    </w:p>
-    <w:p>
-      <w:pPr>
-        <w:spacing w:after="120" w:before="0"/>
-        <w:jc w:val="both"/>
-      </w:pPr>
-      <w:r>
-        <w:rPr>
-          <w:rFonts w:ascii="Georgia" w:cs="Georgia" w:eastAsia="Georgia" w:hAnsi="Georgia"/>
-          <w:b/>
-          <w:bCs/>
-          <w:color w:val="2C2C2C"/>
-          <w:sz w:val="220"/>
-          <w:szCs w:val="220"/>
-        </w:rPr>
-        <w:t xml:space="preserve">Haftungsausschluss:</w:t>
-      </w:r>
-      <w:r>
-        <w:rPr>
-          <w:rFonts w:ascii="Georgia" w:cs="Georgia" w:eastAsia="Georgia" w:hAnsi="Georgia"/>
-          <w:b w:val="false"/>
-          <w:bCs w:val="false"/>
-          <w:color w:val="2C2C2C"/>
-          <w:sz w:val="220"/>
-          <w:szCs w:val="220"/>
-        </w:rPr>
-        <w:t xml:space="preserve"> Dieses Buch dient der persönlichen Orientierung und Reflexion. Es ersetzt keine professionelle therapeutische oder medizinische Behandlung. Alle beschriebenen Personen und Situationen sind Composite-Darstellungen zum Schutz der Privatsphäre. Ähnlichkeiten mit lebenden oder verstorbenen Personen sind zufällig und nicht beabsichtigt.</w:t>
+    <w:p/>
+    <w:p>
+      <w:r>
+        <w:rPr>
+          <w:rFonts w:ascii="Georgia" w:hAnsi="Georgia"/>
+          <w:b w:val="0"/>
+          <w:i w:val="0"/>
+          <w:sz w:val="34"/>
+        </w:rPr>
+        <w:t>Haftungsausschluss</w:t>
+      </w:r>
+    </w:p>
+    <w:p>
+      <w:r>
+        <w:rPr>
+          <w:rFonts w:ascii="Georgia" w:hAnsi="Georgia"/>
+          <w:b w:val="0"/>
+          <w:i w:val="0"/>
+          <w:sz w:val="22"/>
+        </w:rPr>
+        <w:t>Dieses Buch dient der persönlichen Orientierung und Reflexion. Es ersetzt keine medizinische, psychologische, psychotherapeutische oder heilkundliche Beratung, Diagnose oder Behandlung. Es besteht keine Haftung für die Anwendung der Inhalte. Jede Leserin handelt auf eigene Verantwortung.</w:t>
+      </w:r>
+    </w:p>
+    <w:p/>
+    <w:p>
+      <w:r>
+        <w:rPr>
+          <w:rFonts w:ascii="Georgia" w:hAnsi="Georgia"/>
+          <w:b w:val="0"/>
+          <w:i w:val="0"/>
+          <w:sz w:val="34"/>
+        </w:rPr>
+        <w:t>Zur Autorin</w:t>
+      </w:r>
+    </w:p>
+    <w:p>
+      <w:r>
+        <w:rPr>
+          <w:rFonts w:ascii="Georgia" w:hAnsi="Georgia"/>
+          <w:b w:val="0"/>
+          <w:i w:val="0"/>
+          <w:sz w:val="22"/>
+        </w:rPr>
+        <w:t>Petra Tanner ist keine Ärztin, Psychologin oder Psychotherapeutin. Sie arbeitet als Coachin und übt keine Heilkunde im medizinischen Sinn aus. Die Inhalte dieses Buches ersetzen keine Behandlung.</w:t>
+      </w:r>
+    </w:p>
+    <w:p/>
+    <w:p>
+      <w:r>
+        <w:rPr>
+          <w:rFonts w:ascii="Georgia" w:hAnsi="Georgia"/>
+          <w:b w:val="0"/>
+          <w:i w:val="0"/>
+          <w:sz w:val="34"/>
+        </w:rPr>
+        <w:t>Notfall und professionelle Hilfe</w:t>
+      </w:r>
+    </w:p>
+    <w:p>
+      <w:r>
+        <w:rPr>
+          <w:rFonts w:ascii="Georgia" w:hAnsi="Georgia"/>
+          <w:b w:val="0"/>
+          <w:i w:val="0"/>
+          <w:sz w:val="22"/>
+        </w:rPr>
+        <w:t>Wenn es mehr ist als ein schlechter Tag, wenn du seit Wochen nicht mehr herauskommst oder wenn du daran denkst, dir etwas anzutun: Hol dir Hilfe. Das ist keine Schwäche.</w:t>
+      </w:r>
+    </w:p>
+    <w:p>
+      <w:r>
+        <w:rPr>
+          <w:rFonts w:ascii="Georgia" w:hAnsi="Georgia"/>
+          <w:b w:val="0"/>
+          <w:i w:val="0"/>
+          <w:sz w:val="22"/>
+        </w:rPr>
+        <w:t>Schweiz: Die Dargebotene Hand, 143, kostenlos, anonym, Tag und Nacht besetzt</w:t>
+      </w:r>
+    </w:p>
+    <w:p>
+      <w:r>
+        <w:rPr>
+          <w:rFonts w:ascii="Georgia" w:hAnsi="Georgia"/>
+          <w:b w:val="0"/>
+          <w:i w:val="0"/>
+          <w:sz w:val="22"/>
+        </w:rPr>
+        <w:t>Deutschland: Telefonseelsorge, 0800 111 0 111</w:t>
+      </w:r>
+    </w:p>
+    <w:p>
+      <w:r>
+        <w:rPr>
+          <w:rFonts w:ascii="Georgia" w:hAnsi="Georgia"/>
+          <w:b w:val="0"/>
+          <w:i w:val="0"/>
+          <w:sz w:val="22"/>
+        </w:rPr>
+        <w:t>Österreich: Telefonseelsorge, 142</w:t>
+      </w:r>
+    </w:p>
+    <w:p/>
+    <w:p>
+      <w:r>
+        <w:rPr>
+          <w:rFonts w:ascii="Georgia" w:hAnsi="Georgia"/>
+          <w:b w:val="0"/>
+          <w:i w:val="0"/>
+          <w:sz w:val="34"/>
+        </w:rPr>
+        <w:t>Fallbeispiele und Anonymisierung</w:t>
+      </w:r>
+    </w:p>
+    <w:p>
+      <w:r>
+        <w:rPr>
+          <w:rFonts w:ascii="Georgia" w:hAnsi="Georgia"/>
+          <w:b w:val="0"/>
+          <w:i w:val="0"/>
+          <w:sz w:val="22"/>
+        </w:rPr>
+        <w:t>Alle in diesem Buch erwähnten Fallbeispiele, Geschichten und Personenbeschreibungen sind vollständig anonymisiert, verändert und teilweise kompositorisch zusammengesetzt. Sie dienen ausschliesslich der Veranschaulichung. Rückschlüsse auf reale Personen sind nicht möglich und nicht beabsichtigt. Ähnlichkeiten mit lebenden oder verstorbenen Personen sind rein zufällig.</w:t>
+      </w:r>
+    </w:p>
+    <w:p/>
+    <w:p>
+      <w:r>
+        <w:rPr>
+          <w:rFonts w:ascii="Georgia" w:hAnsi="Georgia"/>
+          <w:b w:val="0"/>
+          <w:i w:val="0"/>
+          <w:sz w:val="34"/>
+        </w:rPr>
+        <w:t>Urheberrecht</w:t>
+      </w:r>
+    </w:p>
+    <w:p>
+      <w:r>
+        <w:rPr>
+          <w:rFonts w:ascii="Georgia" w:hAnsi="Georgia"/>
+          <w:b w:val="0"/>
+          <w:i w:val="0"/>
+          <w:sz w:val="22"/>
+        </w:rPr>
+        <w:t>© 2026 Petra Tanner. Alle Rechte vorbehalten. Dieses Werk ist urheberrechtlich geschützt. Jede Verwertung ausserhalb der engen Grenzen des Urheberrechts ist ohne Zustimmung der Autorin unzulässig.</w:t>
+      </w:r>
+    </w:p>
+    <w:p/>
+    <w:p>
+      <w:r>
+        <w:rPr>
+          <w:rFonts w:ascii="Georgia" w:hAnsi="Georgia"/>
+          <w:b w:val="0"/>
+          <w:i w:val="0"/>
+          <w:sz w:val="34"/>
+        </w:rPr>
+        <w:t>Markenrecht</w:t>
+      </w:r>
+    </w:p>
+    <w:p>
+      <w:r>
+        <w:rPr>
+          <w:rFonts w:ascii="Georgia" w:hAnsi="Georgia"/>
+          <w:b w:val="0"/>
+          <w:i w:val="0"/>
+          <w:sz w:val="22"/>
+        </w:rPr>
+        <w:t>Safe to Thrive ist die Marke, unter der Petra Tanner veröffentlicht. Die im Buch verwendeten Konzeptbegriffe sind eigene Wortschöpfungen der Autorin.</w:t>
+      </w:r>
+    </w:p>
+    <w:p/>
+    <w:p>
+      <w:r>
+        <w:rPr>
+          <w:rFonts w:ascii="Georgia" w:hAnsi="Georgia"/>
+          <w:b w:val="0"/>
+          <w:i w:val="0"/>
+          <w:sz w:val="34"/>
+        </w:rPr>
+        <w:t>Kontakt</w:t>
+      </w:r>
+    </w:p>
+    <w:p>
+      <w:r>
+        <w:rPr>
+          <w:rFonts w:ascii="Georgia" w:hAnsi="Georgia"/>
+          <w:b w:val="0"/>
+          <w:i w:val="0"/>
+          <w:sz w:val="22"/>
+        </w:rPr>
+        <w:t>beyondlimitsnow25@gmail.com</w:t>
+      </w:r>
+    </w:p>
+    <w:p/>
+    <w:p>
+      <w:r>
+        <w:rPr>
+          <w:rFonts w:ascii="Georgia" w:hAnsi="Georgia"/>
+          <w:b w:val="0"/>
+          <w:i w:val="0"/>
+          <w:sz w:val="34"/>
+        </w:rPr>
+        <w:t>Impressum</w:t>
+      </w:r>
+    </w:p>
+    <w:p>
+      <w:r>
+        <w:rPr>
+          <w:rFonts w:ascii="Georgia" w:hAnsi="Georgia"/>
+          <w:b w:val="0"/>
+          <w:i w:val="0"/>
+          <w:sz w:val="22"/>
+        </w:rPr>
+        <w:t>© 2026 Petra Tanner</w:t>
+      </w:r>
+    </w:p>
+    <w:p>
+      <w:r>
+        <w:rPr>
+          <w:rFonts w:ascii="Georgia" w:hAnsi="Georgia"/>
+          <w:b w:val="0"/>
+          <w:i w:val="0"/>
+          <w:sz w:val="22"/>
+        </w:rPr>
+        <w:t>Petra Tanner</w:t>
+      </w:r>
+    </w:p>
+    <w:p>
+      <w:r>
+        <w:rPr>
+          <w:rFonts w:ascii="Georgia" w:hAnsi="Georgia"/>
+          <w:b w:val="0"/>
+          <w:i w:val="0"/>
+          <w:sz w:val="22"/>
+        </w:rPr>
+        <w:t>Wiesentalstrasse 68</w:t>
+      </w:r>
+    </w:p>
+    <w:p>
+      <w:r>
+        <w:rPr>
+          <w:rFonts w:ascii="Georgia" w:hAnsi="Georgia"/>
+          <w:b w:val="0"/>
+          <w:i w:val="0"/>
+          <w:sz w:val="22"/>
+        </w:rPr>
+        <w:t>9240 Uzwil, Schweiz</w:t>
+      </w:r>
+    </w:p>
+    <w:p/>
+    <w:p>
+      <w:r>
+        <w:rPr>
+          <w:rFonts w:ascii="Georgia" w:hAnsi="Georgia"/>
+          <w:b w:val="0"/>
+          <w:i w:val="0"/>
+          <w:sz w:val="22"/>
+        </w:rPr>
+        <w:t>Selbstverlag</w:t>
+      </w:r>
+    </w:p>
+    <w:p>
+      <w:r>
+        <w:rPr>
+          <w:rFonts w:ascii="Georgia" w:hAnsi="Georgia"/>
+          <w:b w:val="0"/>
+          <w:i w:val="0"/>
+          <w:sz w:val="22"/>
+        </w:rPr>
+        <w:t>Unabhängig veröffentlicht über Amazon Kindle Direct Publishing</w:t>
+      </w:r>
+    </w:p>
+    <w:p/>
+    <w:p>
+      <w:r>
+        <w:rPr>
+          <w:rFonts w:ascii="Georgia" w:hAnsi="Georgia"/>
+          <w:b w:val="0"/>
+          <w:i w:val="0"/>
+          <w:sz w:val="22"/>
+        </w:rPr>
+        <w:t>Kontakt: beyondlimitsnow25@gmail.com</w:t>
       </w:r>
     </w:p>
     <w:sectPr>

--- a/outputs/buch-schuldgefuehle/das-schlechte-gewissen-Taschenbuch.docx
+++ b/outputs/buch-schuldgefuehle/das-schlechte-gewissen-Taschenbuch.docx
@@ -7382,7 +7382,7 @@
           <w:sz w:val="220"/>
           <w:szCs w:val="220"/>
         </w:rPr>
-        <w:t xml:space="preserve">Kontakt: beyondlimitsnow25@gmail.com</w:t>
+        <w:t>Kontakt: info.safetothrive@gmail.com</w:t>
       </w:r>
     </w:p>
     <w:p>
@@ -7451,7 +7451,7 @@
           <w:sz w:val="220"/>
           <w:szCs w:val="220"/>
         </w:rPr>
-        <w:t xml:space="preserve">beyondlimitsnow25@gmail.com</w:t>
+        <w:t>info.safetothrive@gmail.com</w:t>
       </w:r>
     </w:p>
     <w:p/>
@@ -7645,7 +7645,7 @@
           <w:i w:val="0"/>
           <w:sz w:val="22"/>
         </w:rPr>
-        <w:t>beyondlimitsnow25@gmail.com</w:t>
+        <w:t>info.safetothrive@gmail.com</w:t>
       </w:r>
     </w:p>
     <w:p/>
@@ -7736,7 +7736,7 @@
           <w:i w:val="0"/>
           <w:sz w:val="22"/>
         </w:rPr>
-        <w:t>Kontakt: beyondlimitsnow25@gmail.com</w:t>
+        <w:t>Kontakt: info.safetothrive@gmail.com</w:t>
       </w:r>
     </w:p>
     <w:sectPr>

--- a/outputs/buch-schuldgefuehle/das-schlechte-gewissen-Taschenbuch.docx
+++ b/outputs/buch-schuldgefuehle/das-schlechte-gewissen-Taschenbuch.docx
@@ -954,6 +954,300 @@
           <w:szCs w:val="220"/>
         </w:rPr>
         <w:t xml:space="preserve">Petra Tanner</w:t>
+      </w:r>
+    </w:p>
+    <w:p/>
+    <w:p>
+      <w:r>
+        <w:rPr>
+          <w:rFonts w:ascii="Georgia" w:hAnsi="Georgia"/>
+          <w:b w:val="0"/>
+          <w:sz w:val="34"/>
+        </w:rPr>
+        <w:t>Wo stehst du gerade?</w:t>
+      </w:r>
+    </w:p>
+    <w:p>
+      <w:r>
+        <w:rPr>
+          <w:rFonts w:ascii="Georgia" w:hAnsi="Georgia"/>
+          <w:b w:val="0"/>
+          <w:sz w:val="22"/>
+        </w:rPr>
+        <w:t>Bevor du weiterliest, zwei Minuten für dich.</w:t>
+      </w:r>
+    </w:p>
+    <w:p/>
+    <w:p>
+      <w:r>
+        <w:rPr>
+          <w:rFonts w:ascii="Georgia" w:hAnsi="Georgia"/>
+          <w:b w:val="0"/>
+          <w:sz w:val="22"/>
+        </w:rPr>
+        <w:t>Unten stehen zwölf Sätze. Lies sie langsam und kreuz an, was auf dich zutrifft.</w:t>
+      </w:r>
+    </w:p>
+    <w:p>
+      <w:r>
+        <w:rPr>
+          <w:rFonts w:ascii="Georgia" w:hAnsi="Georgia"/>
+          <w:b w:val="0"/>
+          <w:sz w:val="22"/>
+        </w:rPr>
+        <w:t>Niemand sieht das ausser dir.</w:t>
+      </w:r>
+    </w:p>
+    <w:p/>
+    <w:p>
+      <w:r>
+        <w:rPr>
+          <w:rFonts w:ascii="Georgia" w:hAnsi="Georgia"/>
+          <w:b w:val="0"/>
+          <w:sz w:val="22"/>
+        </w:rPr>
+        <w:t>Erster Teil</w:t>
+      </w:r>
+    </w:p>
+    <w:p/>
+    <w:p>
+      <w:r>
+        <w:rPr>
+          <w:rFonts w:ascii="Georgia" w:hAnsi="Georgia"/>
+          <w:b w:val="0"/>
+          <w:sz w:val="22"/>
+        </w:rPr>
+        <w:t>☐  1. Ich entschuldige mich für Dinge, die nicht meine Schuld sind.</w:t>
+      </w:r>
+    </w:p>
+    <w:p>
+      <w:r>
+        <w:rPr>
+          <w:rFonts w:ascii="Georgia" w:hAnsi="Georgia"/>
+          <w:b w:val="0"/>
+          <w:sz w:val="22"/>
+        </w:rPr>
+        <w:t>☐  2. Ich fühle mich schuldig, wenn ich Zeit nur für mich nehme.</w:t>
+      </w:r>
+    </w:p>
+    <w:p>
+      <w:r>
+        <w:rPr>
+          <w:rFonts w:ascii="Georgia" w:hAnsi="Georgia"/>
+          <w:b w:val="0"/>
+          <w:sz w:val="22"/>
+        </w:rPr>
+        <w:t>☐  3. Ich sage Ja, obwohl ich Nein meine, weil ich sonst ein schlechtes Gewissen habe.</w:t>
+      </w:r>
+    </w:p>
+    <w:p>
+      <w:r>
+        <w:rPr>
+          <w:rFonts w:ascii="Georgia" w:hAnsi="Georgia"/>
+          <w:b w:val="0"/>
+          <w:sz w:val="22"/>
+        </w:rPr>
+        <w:t>☐  4. Ich rechtfertige mich, auch wenn niemand danach gefragt hat.</w:t>
+      </w:r>
+    </w:p>
+    <w:p/>
+    <w:p>
+      <w:r>
+        <w:rPr>
+          <w:rFonts w:ascii="Georgia" w:hAnsi="Georgia"/>
+          <w:b w:val="0"/>
+          <w:sz w:val="22"/>
+        </w:rPr>
+        <w:t>Zweiter Teil</w:t>
+      </w:r>
+    </w:p>
+    <w:p/>
+    <w:p>
+      <w:r>
+        <w:rPr>
+          <w:rFonts w:ascii="Georgia" w:hAnsi="Georgia"/>
+          <w:b w:val="0"/>
+          <w:sz w:val="22"/>
+        </w:rPr>
+        <w:t>☐  5. Wenn jemand aus meiner Familie enttäuscht ist, fühle ich mich sofort verantwortlich.</w:t>
+      </w:r>
+    </w:p>
+    <w:p>
+      <w:r>
+        <w:rPr>
+          <w:rFonts w:ascii="Georgia" w:hAnsi="Georgia"/>
+          <w:b w:val="0"/>
+          <w:sz w:val="22"/>
+        </w:rPr>
+        <w:t>☐  6. Ich merke erst im Nachhinein, dass ich wieder nachgegeben habe.</w:t>
+      </w:r>
+    </w:p>
+    <w:p>
+      <w:r>
+        <w:rPr>
+          <w:rFonts w:ascii="Georgia" w:hAnsi="Georgia"/>
+          <w:b w:val="0"/>
+          <w:sz w:val="22"/>
+        </w:rPr>
+        <w:t>☐  7. Ich vergleiche, was ich gebe, mit dem, was ich bekomme, und komme meistens schlechter weg.</w:t>
+      </w:r>
+    </w:p>
+    <w:p>
+      <w:r>
+        <w:rPr>
+          <w:rFonts w:ascii="Georgia" w:hAnsi="Georgia"/>
+          <w:b w:val="0"/>
+          <w:sz w:val="22"/>
+        </w:rPr>
+        <w:t>☐  8. Mein Körper reagiert, bevor mir bewusst ist, dass ich mich schuldig fühle: Verspannung, Magendruck, Schlafprobleme.</w:t>
+      </w:r>
+    </w:p>
+    <w:p/>
+    <w:p>
+      <w:r>
+        <w:rPr>
+          <w:rFonts w:ascii="Georgia" w:hAnsi="Georgia"/>
+          <w:b w:val="0"/>
+          <w:sz w:val="22"/>
+        </w:rPr>
+        <w:t>Dritter Teil</w:t>
+      </w:r>
+    </w:p>
+    <w:p/>
+    <w:p>
+      <w:r>
+        <w:rPr>
+          <w:rFonts w:ascii="Georgia" w:hAnsi="Georgia"/>
+          <w:b w:val="0"/>
+          <w:sz w:val="22"/>
+        </w:rPr>
+        <w:t>☐  9. Ich mache Dinge lieber perfekt, als jemanden zu enttäuschen.</w:t>
+      </w:r>
+    </w:p>
+    <w:p>
+      <w:r>
+        <w:rPr>
+          <w:rFonts w:ascii="Georgia" w:hAnsi="Georgia"/>
+          <w:b w:val="0"/>
+          <w:sz w:val="22"/>
+        </w:rPr>
+        <w:t>☐  10. Unter dem schlechten Gewissen liegt oft Wut, die ich nicht zeige.</w:t>
+      </w:r>
+    </w:p>
+    <w:p>
+      <w:r>
+        <w:rPr>
+          <w:rFonts w:ascii="Georgia" w:hAnsi="Georgia"/>
+          <w:b w:val="0"/>
+          <w:sz w:val="22"/>
+        </w:rPr>
+        <w:t>☐  11. Ich weiss selten, was ich mir selbst eigentlich schulde.</w:t>
+      </w:r>
+    </w:p>
+    <w:p>
+      <w:r>
+        <w:rPr>
+          <w:rFonts w:ascii="Georgia" w:hAnsi="Georgia"/>
+          <w:b w:val="0"/>
+          <w:sz w:val="22"/>
+        </w:rPr>
+        <w:t>☐  12. Ich habe mir selbst noch nie richtig vergeben.</w:t>
+      </w:r>
+    </w:p>
+    <w:p/>
+    <w:p>
+      <w:r>
+        <w:rPr>
+          <w:rFonts w:ascii="Georgia" w:hAnsi="Georgia"/>
+          <w:b w:val="0"/>
+          <w:sz w:val="22"/>
+        </w:rPr>
+        <w:t>Und jetzt zähl.</w:t>
+      </w:r>
+    </w:p>
+    <w:p/>
+    <w:p>
+      <w:r>
+        <w:rPr>
+          <w:rFonts w:ascii="Georgia" w:hAnsi="Georgia"/>
+          <w:b w:val="0"/>
+          <w:sz w:val="22"/>
+        </w:rPr>
+        <w:t>Wo du die meisten Haken gesetzt hast, da liegt dein Thema.</w:t>
+      </w:r>
+    </w:p>
+    <w:p/>
+    <w:p>
+      <w:r>
+        <w:rPr>
+          <w:rFonts w:ascii="Georgia" w:hAnsi="Georgia"/>
+          <w:b w:val="0"/>
+          <w:sz w:val="22"/>
+        </w:rPr>
+        <w:t>Erster Teil: Du erkennst dich selbst kaum in dem, was du fühlst. Kapitel 3 hilft dir, echte Schuld von falschem Gewissen zu unterscheiden.</w:t>
+      </w:r>
+    </w:p>
+    <w:p>
+      <w:r>
+        <w:rPr>
+          <w:rFonts w:ascii="Georgia" w:hAnsi="Georgia"/>
+          <w:b w:val="0"/>
+          <w:sz w:val="22"/>
+        </w:rPr>
+        <w:t>Zweiter Teil: Familie und Körper tragen einen grossen Teil mit. Kapitel 4 bis 8 sind deine.</w:t>
+      </w:r>
+    </w:p>
+    <w:p>
+      <w:r>
+        <w:rPr>
+          <w:rFonts w:ascii="Georgia" w:hAnsi="Georgia"/>
+          <w:b w:val="0"/>
+          <w:sz w:val="22"/>
+        </w:rPr>
+        <w:t>Dritter Teil: Du weisst schon viel. Dir fehlt der Weg zu dir selbst. Kapitel 10 bis 13 warten auf dich.</w:t>
+      </w:r>
+    </w:p>
+    <w:p/>
+    <w:p>
+      <w:r>
+        <w:rPr>
+          <w:rFonts w:ascii="Georgia" w:hAnsi="Georgia"/>
+          <w:b w:val="0"/>
+          <w:sz w:val="22"/>
+        </w:rPr>
+        <w:t>Wenn überall etwa gleich viel steht: Fang vorne an. Das ist kein Rückschritt.</w:t>
+      </w:r>
+    </w:p>
+    <w:p/>
+    <w:p>
+      <w:r>
+        <w:rPr>
+          <w:rFonts w:ascii="Georgia" w:hAnsi="Georgia"/>
+          <w:b w:val="0"/>
+          <w:sz w:val="22"/>
+        </w:rPr>
+        <w:t>Ein Hinweis dazu.</w:t>
+      </w:r>
+    </w:p>
+    <w:p/>
+    <w:p>
+      <w:r>
+        <w:rPr>
+          <w:rFonts w:ascii="Georgia" w:hAnsi="Georgia"/>
+          <w:b w:val="0"/>
+          <w:sz w:val="22"/>
+        </w:rPr>
+        <w:t>Das hier ist kein medizinischer Test und keine Diagnose, sondern eine Standortbestimmung.</w:t>
+      </w:r>
+    </w:p>
+    <w:p>
+      <w:r>
+        <w:rPr>
+          <w:rFonts w:ascii="Georgia" w:hAnsi="Georgia"/>
+          <w:b w:val="0"/>
+          <w:sz w:val="22"/>
+        </w:rPr>
+        <w:t>Ein chronisch schlechtes Gewissen kann sich wie eine Depression oder eine Angststörung anfühlen oder mit einer solchen einhergehen. Wenn du seit Wochen nicht mehr herauskommst, lass das bitte ärztlich oder psychotherapeutisch abklären.</w:t>
       </w:r>
     </w:p>
     <w:p/>

--- a/outputs/buch-schuldgefuehle/das-schlechte-gewissen-Taschenbuch.docx
+++ b/outputs/buch-schuldgefuehle/das-schlechte-gewissen-Taschenbuch.docx
@@ -7940,6 +7940,62 @@
           <w:sz w:val="22"/>
         </w:rPr>
         <w:t>info.safetothrive@gmail.com</w:t>
+      </w:r>
+    </w:p>
+    <w:p/>
+    <w:p>
+      <w:r>
+        <w:rPr>
+          <w:rFonts w:ascii="Georgia" w:hAnsi="Georgia"/>
+          <w:b w:val="0"/>
+          <w:i w:val="0"/>
+          <w:sz w:val="34"/>
+        </w:rPr>
+        <w:t>Und wenn es mehr ist als ein schlechter Tag</w:t>
+      </w:r>
+    </w:p>
+    <w:p>
+      <w:r>
+        <w:rPr>
+          <w:rFonts w:ascii="Georgia" w:hAnsi="Georgia"/>
+          <w:b w:val="0"/>
+          <w:i w:val="0"/>
+          <w:sz w:val="22"/>
+        </w:rPr>
+        <w:t>Wenn du seit Wochen nicht mehr herauskommst. Wenn du nachts wach liegst und denkst, dass es ohne dich leichter wäre.</w:t>
+      </w:r>
+    </w:p>
+    <w:p>
+      <w:r>
+        <w:rPr>
+          <w:rFonts w:ascii="Georgia" w:hAnsi="Georgia"/>
+          <w:b w:val="0"/>
+          <w:i w:val="0"/>
+          <w:sz w:val="22"/>
+        </w:rPr>
+        <w:t>Dann ist dieses Buch nicht genug. Das ist keine Schwäche, das ist einfach so.</w:t>
+      </w:r>
+    </w:p>
+    <w:p>
+      <w:r>
+        <w:rPr>
+          <w:rFonts w:ascii="Georgia" w:hAnsi="Georgia"/>
+          <w:b w:val="0"/>
+          <w:i w:val="0"/>
+          <w:sz w:val="22"/>
+        </w:rPr>
+        <w:t>Ruf an. Kostenlos, anonym, Tag und Nacht besetzt.</w:t>
+      </w:r>
+    </w:p>
+    <w:p>
+      <w:r>
+        <w:rPr>
+          <w:rFonts w:ascii="Georgia" w:hAnsi="Georgia"/>
+          <w:b w:val="0"/>
+          <w:i w:val="0"/>
+          <w:sz w:val="22"/>
+        </w:rPr>
+        <w:t>Schweiz 143 · Deutschland 0800 111 0 111 · Österreich 142</w:t>
       </w:r>
     </w:p>
     <w:p/>

--- a/outputs/buch-schuldgefuehle/das-schlechte-gewissen-Taschenbuch.docx
+++ b/outputs/buch-schuldgefuehle/das-schlechte-gewissen-Taschenbuch.docx
@@ -37,7 +37,7 @@
           <w:sz w:val="260"/>
           <w:szCs w:val="260"/>
         </w:rPr>
-        <w:t xml:space="preserve">Warum du dich immer schuldig fühlst — und wie du damit aufhörst</w:t>
+        <w:t>Warum du dich immer schuldig fühlst, und wie du damit aufhörst</w:t>
       </w:r>
     </w:p>
     <w:p>
@@ -1475,7 +1475,7 @@
           <w:sz w:val="220"/>
           <w:szCs w:val="220"/>
         </w:rPr>
-        <w:t xml:space="preserve">Viele Frauen, die ich kenne, haben gelernt, damit zu leben. Sie schieben es beiseite, gehen ihrem Tag nach, funktionieren. Die meisten von ihnen würden nicht einmal sagen, dass sie ein ausgeprägtes Schuldgefühl haben, weil es so zum Alltag gehört, dass sie es kaum noch wahrnehmen. Es ist einfach da — still, konstant, selbstverständlich.</w:t>
+        <w:t>Viele Frauen, die ich kenne, haben gelernt, damit zu leben. Sie schieben es beiseite, gehen ihrem Tag nach, funktionieren. Die meisten von ihnen würden nicht einmal sagen, dass sie ein ausgeprägtes Schuldgefühl haben, weil es so zum Alltag gehört, dass sie es kaum noch wahrnehmen. Es ist einfach da, still, konstant, selbstverständlich.</w:t>
       </w:r>
     </w:p>
     <w:p>
@@ -2633,7 +2633,7 @@
           <w:sz w:val="220"/>
           <w:szCs w:val="220"/>
         </w:rPr>
-        <w:t xml:space="preserve">Von wessen Urteil machst du dich abhängig, wenn du dich schuldig fühlst — deinem eigenen, oder dem einer bestimmten Person?</w:t>
+        <w:t>Von wessen Urteil machst du dich abhängig, wenn du dich schuldig fühlst, deinem eigenen, oder dem einer bestimmten Person?</w:t>
       </w:r>
     </w:p>
     <w:p>

--- a/outputs/buch-schuldgefuehle/das-schlechte-gewissen-Taschenbuch.docx
+++ b/outputs/buch-schuldgefuehle/das-schlechte-gewissen-Taschenbuch.docx
@@ -7746,6 +7746,23 @@
           <w:szCs w:val="220"/>
         </w:rPr>
         <w:t>info.safetothrive@gmail.com</w:t>
+      </w:r>
+    </w:p>
+    <w:p>
+      <w:pPr>
+        <w:spacing w:after="120" w:before="0"/>
+        <w:jc w:val="both"/>
+      </w:pPr>
+      <w:r>
+        <w:rPr>
+          <w:rFonts w:ascii="Georgia" w:cs="Georgia" w:eastAsia="Georgia" w:hAnsi="Georgia"/>
+          <w:b w:val="false"/>
+          <w:bCs w:val="false"/>
+          <w:color w:val="2C2C2C"/>
+          <w:sz w:val="220"/>
+          <w:szCs w:val="220"/>
+        </w:rPr>
+        <w:t>Zu diesem Buch gibt es auch ein Journal: „Das schlechte Gewissen – Das Journal“, mit Reflexionsfragen und Schreibraum zu jedem Kapitel. Erhältlich ebenfalls bei Amazon.</w:t>
       </w:r>
     </w:p>
     <w:p/>

--- a/outputs/buch-schuldgefuehle/das-schlechte-gewissen-Taschenbuch.docx
+++ b/outputs/buch-schuldgefuehle/das-schlechte-gewissen-Taschenbuch.docx
@@ -7957,6 +7957,28 @@
           <w:sz w:val="22"/>
         </w:rPr>
         <w:t>info.safetothrive@gmail.com</w:t>
+      </w:r>
+    </w:p>
+    <w:p>
+      <w:r>
+        <w:rPr>
+          <w:rFonts w:ascii="Georgia" w:hAnsi="Georgia"/>
+          <w:b w:val="0"/>
+          <w:i w:val="0"/>
+          <w:sz w:val="22"/>
+        </w:rPr>
+        <w:t>Facebook-Gruppe: Safe to Thrive — Dein Leben. Deine Regeln</w:t>
+      </w:r>
+    </w:p>
+    <w:p>
+      <w:r>
+        <w:rPr>
+          <w:rFonts w:ascii="Georgia" w:hAnsi="Georgia"/>
+          <w:b w:val="0"/>
+          <w:i w:val="0"/>
+          <w:sz w:val="22"/>
+        </w:rPr>
+        <w:t>Instagram: @petratanner.autorin</w:t>
       </w:r>
     </w:p>
     <w:p/>

--- a/outputs/buch-schuldgefuehle/das-schlechte-gewissen-Taschenbuch.docx
+++ b/outputs/buch-schuldgefuehle/das-schlechte-gewissen-Taschenbuch.docx
@@ -7967,7 +7967,7 @@
           <w:i w:val="0"/>
           <w:sz w:val="22"/>
         </w:rPr>
-        <w:t>Facebook-Gruppe: Safe to Thrive — Dein Leben. Deine Regeln</w:t>
+        <w:t>Facebook-Gruppe: Safe to Thrive — Dein Leben. Deine Regeln, https://www.facebook.com/share/g/17ca96zXDd/</w:t>
       </w:r>
     </w:p>
     <w:p>

--- a/outputs/buch-schuldgefuehle/das-schlechte-gewissen-Taschenbuch.docx
+++ b/outputs/buch-schuldgefuehle/das-schlechte-gewissen-Taschenbuch.docx
@@ -8038,6 +8038,85 @@
       </w:r>
     </w:p>
     <w:p/>
+    <w:p>
+      <w:r>
+        <w:rPr>
+          <w:b/>
+          <w:i w:val="0"/>
+          <w:sz w:val="34"/>
+        </w:rPr>
+        <w:t>Ein letztes Wort</w:t>
+      </w:r>
+    </w:p>
+    <w:p>
+      <w:r>
+        <w:rPr>
+          <w:b w:val="0"/>
+          <w:i w:val="0"/>
+          <w:sz w:val="22"/>
+        </w:rPr>
+        <w:t>Wenn dieses Buch dir etwas gegeben hat.</w:t>
+      </w:r>
+    </w:p>
+    <w:p>
+      <w:r>
+        <w:rPr>
+          <w:b w:val="0"/>
+          <w:i w:val="0"/>
+          <w:sz w:val="22"/>
+        </w:rPr>
+        <w:t>Und du zwei Minuten hast.</w:t>
+      </w:r>
+    </w:p>
+    <w:p>
+      <w:r>
+        <w:rPr>
+          <w:b w:val="0"/>
+          <w:i w:val="0"/>
+          <w:sz w:val="22"/>
+        </w:rPr>
+        <w:t>Dann tu mir einen Gefallen.</w:t>
+      </w:r>
+    </w:p>
+    <w:p>
+      <w:r>
+        <w:rPr>
+          <w:b w:val="0"/>
+          <w:i w:val="0"/>
+          <w:sz w:val="22"/>
+        </w:rPr>
+        <w:t>Schreib eine ehrliche Bewertung.</w:t>
+      </w:r>
+    </w:p>
+    <w:p>
+      <w:r>
+        <w:rPr>
+          <w:b w:val="0"/>
+          <w:i w:val="0"/>
+          <w:sz w:val="22"/>
+        </w:rPr>
+        <w:t>Nicht für mich.</w:t>
+      </w:r>
+    </w:p>
+    <w:p>
+      <w:r>
+        <w:rPr>
+          <w:b w:val="0"/>
+          <w:i w:val="0"/>
+          <w:sz w:val="22"/>
+        </w:rPr>
+        <w:t>Für die Nächste, die genau jetzt danach sucht.</w:t>
+      </w:r>
+    </w:p>
+    <w:p>
+      <w:r>
+        <w:rPr>
+          <w:b w:val="0"/>
+          <w:i w:val="0"/>
+          <w:sz w:val="22"/>
+        </w:rPr>
+      </w:r>
+    </w:p>
     <w:p>
       <w:r>
         <w:rPr>

--- a/outputs/buch-schuldgefuehle/das-schlechte-gewissen-Taschenbuch.docx
+++ b/outputs/buch-schuldgefuehle/das-schlechte-gewissen-Taschenbuch.docx
@@ -1526,7 +1526,7 @@
           <w:sz w:val="220"/>
           <w:szCs w:val="220"/>
         </w:rPr>
-        <w:t xml:space="preserve">Das Nervensystem unterscheidet nicht zwischen einer konkreten äusseren Bedrohung und einem diffusen inneren Vorwurf. Es reagiert auf beides mit Anspannung, mit Cortisol, mit einem Körper, der bereit ist, auf eine Gefahr zu reagieren, die er nicht greifen kann. Wenn dieser Zustand zum Dauerzustand wird, zahlt der Körper einen Preis. Schlafprobleme. Erschöpfung, die durch Schlaf allein nicht behoben wird, weil sie nicht aus körperlicher Arbeit stammt. Verspannungen, Kopfschmerzen, Verdauungsprobleme, ein Immunsystem, das anfälliger wird. Dazu kommen wir in Kapitel 8 noch genauer.</w:t>
+        <w:t>Das Nervensystem unterscheidet nicht klar zwischen einer konkreten äusseren Bedrohung und einem diffusen inneren Vorwurf. Es kann auf beides ähnlich reagieren, mit Anspannung, mit einem Körper, der bereit ist, auf eine Gefahr zu reagieren, die er nicht greifen kann. Wird dieser Zustand zum Dauerzustand, kann das dem Körper auf Dauer zusetzen. Mehr dazu in Kapitel 8.</w:t>
       </w:r>
     </w:p>
     <w:p>
@@ -1901,7 +1901,7 @@
           <w:sz w:val="220"/>
           <w:szCs w:val="220"/>
         </w:rPr>
-        <w:t xml:space="preserve">Kinder brauchen Liebe und Zugehörigkeit wie Essen und Schlaf. Das ist keine Metapher, das ist Biologie. Ein kleines Kind, das ohne emotionale Verbindung und Zugehörigkeit aufwächst, überlebt buchstäblich nicht. Das Nervensystem des Kindes ist evolutionär darauf ausgerichtet, die Signale der Bezugspersonen zu lesen: Bin ich sicher? Werde ich geliebt? Gehöre ich dazu? Diese Fragen werden nicht rational gestellt. Sie werden vom Nervensystem permanent und automatisch verarbeitet, laufend, wie ein System, das nie in den Standby-Modus wechselt.</w:t>
+        <w:t>Kinder brauchen Liebe und Zugehörigkeit dringend, wie Essen und Schlaf. Ein kleines Kind, das über lange Zeit ohne emotionale Verbindung aufwächst, ist in seiner Entwicklung ernsthaft gefährdet. Vieles deutet darauf hin, dass ein Kind früh lernt, die Signale seiner Bezugspersonen zu lesen: Bin ich sicher? Werde ich geliebt? Gehöre ich dazu? Diese Fragen werden nicht bewusst gestellt. Sie prägen sich früh und tief ein, oft ohne dass wir uns später bewusst daran erinnern können.</w:t>
       </w:r>
     </w:p>
     <w:p>
@@ -4464,7 +4464,7 @@
           <w:sz w:val="220"/>
           <w:szCs w:val="220"/>
         </w:rPr>
-        <w:t xml:space="preserve">Chronisches Schuldgefühl ist kein rein emotionales Phänomen. Es ist ein körperlicher Zustand. Das Stresssystem wird aktiviert: Cortisol und Adrenalin werden ausgeschüttet. Das System, das für die Aktivierung bei Bedrohung zuständig ist, bleibt aktiv. Das System der Ruhe, der Erholung, des tiefen Schlafs kommt nicht ausreichend zum Zug.</w:t>
+        <w:t>Chronisches Schuldgefühl ist kein rein emotionales Phänomen. Es kann sich auch körperlich bemerkbar machen: Das Stresssystem wird aktiviert, der Körper bleibt angespannt, als müsste er auf eine Bedrohung reagieren. Ruhe und tiefe Erholung kommen dann oft zu kurz.</w:t>
       </w:r>
     </w:p>
     <w:p>
@@ -4498,7 +4498,7 @@
           <w:sz w:val="220"/>
           <w:szCs w:val="220"/>
         </w:rPr>
-        <w:t xml:space="preserve">Das hat Konsequenzen, die sich manchmal erst nach Jahren zeigen. Schlafprobleme, weil das Nervensystem nachts nicht in den Ruhemodus wechseln kann. Es wacht weiter, denkt weiter, bewertet weiter. Chronische Verspannungen, weil die Muskulatur dauerhaft angespannt ist. Eine Erschöpfung, die durch Schlaf allein nicht behoben wird, weil sie nicht aus körperlicher Arbeit stammt, sondern aus der permanenten Stressaktivierung. Kopfschmerzen. Verdauungsprobleme. Ein Immunsystem, das anfälliger wird.</w:t>
+        <w:t>Das kann sich manchmal erst nach Jahren zeigen: Schlafprobleme, weil der Kopf nachts nicht abschaltet. Verspannungen. Eine Erschöpfung, die durch Schlaf allein nicht behoben wird. Nicht bei jedem gleich stark, aber ein Muster, das viele Frauen mit chronischem Schuldgefühl wiedererkennen.</w:t>
       </w:r>
     </w:p>
     <w:p>

--- a/outputs/buch-schuldgefuehle/das-schlechte-gewissen-Taschenbuch.docx
+++ b/outputs/buch-schuldgefuehle/das-schlechte-gewissen-Taschenbuch.docx
@@ -2804,7 +2804,7 @@
           <w:sz w:val="220"/>
           <w:szCs w:val="220"/>
         </w:rPr>
-        <w:t xml:space="preserve">Im Erwachsenenleben übersetzt sich das so: Ich bin verantwortlich dafür, wie andere sich fühlen. Wenn jemand in meiner Nähe unglücklich ist, habe ich etwas falsch gemacht, oder ich muss jetzt sofort etwas tun. Diese Überzeugung ist nicht rational erreichbar. Sie sitzt im Nervensystem, nicht im Kopf.</w:t>
+        <w:t>Als Erwachsene zeigt sich das so: Wenn jemand in meiner Nähe unglücklich ist, habe ich etwas falsch gemacht, oder ich muss jetzt sofort etwas tun. Diese Überzeugung ist nicht rational erreichbar. Sie sitzt im Nervensystem, nicht im Kopf.</w:t>
       </w:r>
     </w:p>
     <w:p>

--- a/outputs/buch-schuldgefuehle/das-schlechte-gewissen-Taschenbuch.docx
+++ b/outputs/buch-schuldgefuehle/das-schlechte-gewissen-Taschenbuch.docx
@@ -613,7 +613,7 @@
           <w:sz w:val="220"/>
           <w:szCs w:val="220"/>
         </w:rPr>
-        <w:t xml:space="preserve">Sie sass mir gegenüber, Hände im Schoss gefaltet, und sagte: „Entschuldigung, dass ich so viel Platz brauche."</w:t>
+        <w:t>Sie sass mir gegenüber, Hände im Schoss gefaltet, und sagte: „Entschuldigung, dass ich so viel Platz brauche.“</w:t>
       </w:r>
     </w:p>
     <w:p>
@@ -647,24 +647,24 @@
           <w:sz w:val="220"/>
           <w:szCs w:val="220"/>
         </w:rPr>
-        <w:t xml:space="preserve">Ich fragte sie: „Wofür entschuldigst du dich genau?"</w:t>
-      </w:r>
-    </w:p>
-    <w:p>
-      <w:pPr>
-        <w:spacing w:after="120" w:before="0"/>
-        <w:jc w:val="both"/>
-      </w:pPr>
-      <w:r>
-        <w:rPr>
-          <w:rFonts w:ascii="Georgia" w:cs="Georgia" w:eastAsia="Georgia" w:hAnsi="Georgia"/>
-          <w:b w:val="false"/>
-          <w:bCs w:val="false"/>
-          <w:color w:val="2C2C2C"/>
-          <w:sz w:val="220"/>
-          <w:szCs w:val="220"/>
-        </w:rPr>
-        <w:t xml:space="preserve">Sie überlegte. Dann sagte sie leise: „Ich weiss es eigentlich nicht."</w:t>
+        <w:t>Ich fragte sie: „Wofür entschuldigst du dich genau?“</w:t>
+      </w:r>
+    </w:p>
+    <w:p>
+      <w:pPr>
+        <w:spacing w:after="120" w:before="0"/>
+        <w:jc w:val="both"/>
+      </w:pPr>
+      <w:r>
+        <w:rPr>
+          <w:rFonts w:ascii="Georgia" w:cs="Georgia" w:eastAsia="Georgia" w:hAnsi="Georgia"/>
+          <w:b w:val="false"/>
+          <w:bCs w:val="false"/>
+          <w:color w:val="2C2C2C"/>
+          <w:sz w:val="220"/>
+          <w:szCs w:val="220"/>
+        </w:rPr>
+        <w:t>Sie überlegte. Dann sagte sie leise: „Ich weiss es eigentlich nicht.“</w:t>
       </w:r>
     </w:p>
     <w:p>
@@ -1017,7 +1017,7 @@
           <w:b w:val="0"/>
           <w:sz w:val="22"/>
         </w:rPr>
-        <w:t>☐  1. Ich entschuldige mich für Dinge, die nicht meine Schuld sind.</w:t>
+        <w:t>☐ 1. Ich entschuldige mich für Dinge, die nicht meine Schuld sind.</w:t>
       </w:r>
     </w:p>
     <w:p>
@@ -1027,7 +1027,7 @@
           <w:b w:val="0"/>
           <w:sz w:val="22"/>
         </w:rPr>
-        <w:t>☐  2. Ich fühle mich schuldig, wenn ich Zeit nur für mich nehme.</w:t>
+        <w:t>☐ 2. Ich fühle mich schuldig, wenn ich Zeit nur für mich nehme.</w:t>
       </w:r>
     </w:p>
     <w:p>
@@ -1037,7 +1037,7 @@
           <w:b w:val="0"/>
           <w:sz w:val="22"/>
         </w:rPr>
-        <w:t>☐  3. Ich sage Ja, obwohl ich Nein meine, weil ich sonst ein schlechtes Gewissen habe.</w:t>
+        <w:t>☐ 3. Ich sage Ja, obwohl ich Nein meine, weil ich sonst ein schlechtes Gewissen habe.</w:t>
       </w:r>
     </w:p>
     <w:p>
@@ -1047,7 +1047,7 @@
           <w:b w:val="0"/>
           <w:sz w:val="22"/>
         </w:rPr>
-        <w:t>☐  4. Ich rechtfertige mich, auch wenn niemand danach gefragt hat.</w:t>
+        <w:t>☐ 4. Ich rechtfertige mich, auch wenn niemand danach gefragt hat.</w:t>
       </w:r>
     </w:p>
     <w:p/>
@@ -1069,7 +1069,7 @@
           <w:b w:val="0"/>
           <w:sz w:val="22"/>
         </w:rPr>
-        <w:t>☐  5. Wenn jemand aus meiner Familie enttäuscht ist, fühle ich mich sofort verantwortlich.</w:t>
+        <w:t>☐ 5. Wenn jemand aus meiner Familie enttäuscht ist, fühle ich mich sofort verantwortlich.</w:t>
       </w:r>
     </w:p>
     <w:p>
@@ -1079,7 +1079,7 @@
           <w:b w:val="0"/>
           <w:sz w:val="22"/>
         </w:rPr>
-        <w:t>☐  6. Ich merke erst im Nachhinein, dass ich wieder nachgegeben habe.</w:t>
+        <w:t>☐ 6. Ich merke erst im Nachhinein, dass ich wieder nachgegeben habe.</w:t>
       </w:r>
     </w:p>
     <w:p>
@@ -1089,7 +1089,7 @@
           <w:b w:val="0"/>
           <w:sz w:val="22"/>
         </w:rPr>
-        <w:t>☐  7. Ich vergleiche, was ich gebe, mit dem, was ich bekomme, und komme meistens schlechter weg.</w:t>
+        <w:t>☐ 7. Ich vergleiche, was ich gebe, mit dem, was ich bekomme, und komme meistens schlechter weg.</w:t>
       </w:r>
     </w:p>
     <w:p>
@@ -1099,7 +1099,7 @@
           <w:b w:val="0"/>
           <w:sz w:val="22"/>
         </w:rPr>
-        <w:t>☐  8. Mein Körper reagiert, bevor mir bewusst ist, dass ich mich schuldig fühle: Verspannung, Magendruck, Schlafprobleme.</w:t>
+        <w:t>☐ 8. Mein Körper reagiert, bevor mir bewusst ist, dass ich mich schuldig fühle: Verspannung, Magendruck, Schlafprobleme.</w:t>
       </w:r>
     </w:p>
     <w:p/>
@@ -1121,7 +1121,7 @@
           <w:b w:val="0"/>
           <w:sz w:val="22"/>
         </w:rPr>
-        <w:t>☐  9. Ich mache Dinge lieber perfekt, als jemanden zu enttäuschen.</w:t>
+        <w:t>☐ 9. Ich mache Dinge lieber perfekt, als jemanden zu enttäuschen.</w:t>
       </w:r>
     </w:p>
     <w:p>
@@ -1131,7 +1131,7 @@
           <w:b w:val="0"/>
           <w:sz w:val="22"/>
         </w:rPr>
-        <w:t>☐  10. Unter dem schlechten Gewissen liegt oft Wut, die ich nicht zeige.</w:t>
+        <w:t>☐ 10. Unter dem schlechten Gewissen liegt oft Wut, die ich nicht zeige.</w:t>
       </w:r>
     </w:p>
     <w:p>
@@ -1141,7 +1141,7 @@
           <w:b w:val="0"/>
           <w:sz w:val="22"/>
         </w:rPr>
-        <w:t>☐  11. Ich weiss selten, was ich mir selbst eigentlich schulde.</w:t>
+        <w:t>☐ 11. Ich weiss selten, was ich mir selbst eigentlich schulde.</w:t>
       </w:r>
     </w:p>
     <w:p>
@@ -1151,7 +1151,7 @@
           <w:b w:val="0"/>
           <w:sz w:val="22"/>
         </w:rPr>
-        <w:t>☐  12. Ich habe mir selbst noch nie richtig vergeben.</w:t>
+        <w:t>☐ 12. Ich habe mir selbst noch nie richtig vergeben.</w:t>
       </w:r>
     </w:p>
     <w:p/>
@@ -1782,7 +1782,7 @@
           <w:sz w:val="220"/>
           <w:szCs w:val="220"/>
         </w:rPr>
-        <w:t xml:space="preserve">Sie war zwölf Jahre alt. Es war ein Samstagnachmittag, und sie wollte zu einer Freundin. Ihre Mutter stand in der Küche, und als Nina fragte, ob sie gehen dürfe, sagte ihre Mutter, nicht laut, nicht dramatisch, ganz ruhig, fast nebenbei: „Natürlich. Ich bin ja sowieso immer allein hier."</w:t>
+        <w:t>Sie war zwölf Jahre alt. Es war ein Samstagnachmittag, und sie wollte zu einer Freundin. Ihre Mutter stand in der Küche, und als Nina fragte, ob sie gehen dürfe, sagte ihre Mutter, nicht laut, nicht dramatisch, ganz ruhig, fast nebenbei: „Natürlich. Ich bin ja sowieso immer allein hier.“</w:t>
       </w:r>
     </w:p>
     <w:p>
@@ -2037,7 +2037,7 @@
           <w:sz w:val="220"/>
           <w:szCs w:val="220"/>
         </w:rPr>
-        <w:t xml:space="preserve">Die Herkunft dieses Musters sieht dabei bei jeder Frau etwas anders aus. Manche wuchsen bei Eltern auf, die emotional wenig verfügbar waren, nicht aus Bosheit, sondern aus eigener Überlastung, aus eigenen unverarbeiteten Verletzungen, aus einer Generation, in der Gefühle nicht thematisiert wurden. Das Kind lernt: Meine Gefühle stören. Ich reguliere sie allein. Andere hatten Eltern, die Schuldgefühle als Steuerungsmittel einsetzten, wie Ninas Mutter, die nie sagte „Du darfst nicht gehen", sondern „Ich bin ja sowieso allein." Das Kind lernt: Schuld ist das Signal dafür, dass ich falsch liege. Schuld heisst: Tu etwas. Und wieder andere hatten Eltern, die es schlicht gut meinten, aber Sätze vermittelten, die sich festgesetzt haben. „Denk nicht immer nur an dich." „Sei nicht so empfindlich." „Du hast es so gut, sei doch froh." Sätze, die allein betrachtet harmlos klingen, aber wiederholt und in empfänglichem Alter gehört, eine Überzeugung formen: Meine Innenwelt ist nicht wichtig. Was zählt, ist die Innenwelt der anderen.</w:t>
+        <w:t>Die Herkunft dieses Musters sieht dabei bei jeder Frau etwas anders aus. Manche wuchsen bei Eltern auf, die emotional wenig verfügbar waren, nicht aus Bosheit, sondern aus eigener Überlastung, aus eigenen unverarbeiteten Verletzungen, aus einer Generation, in der Gefühle nicht thematisiert wurden. Das Kind lernt: Meine Gefühle stören. Ich reguliere sie allein. Andere hatten Eltern, die Schuldgefühle als Steuerungsmittel einsetzten, wie Ninas Mutter, die nie sagte „Du darfst nicht gehen“, sondern „Ich bin ja sowieso allein.“ Das Kind lernt: Schuld ist das Signal dafür, dass ich falsch liege. Schuld heisst: Tu etwas. Und wieder andere hatten Eltern, die es schlicht gut meinten, aber Sätze vermittelten, die sich festgesetzt haben. „Denk nicht immer nur an dich.“ „Sei nicht so empfindlich.“ „Du hast es so gut, sei doch froh.“ Sätze, die allein betrachtet harmlos klingen, aber wiederholt und in empfänglichem Alter gehört, eine Überzeugung formen: Meine Innenwelt ist nicht wichtig. Was zählt, ist die Innenwelt der anderen.</w:t>
       </w:r>
     </w:p>
     <w:p>
@@ -2259,7 +2259,7 @@
           <w:sz w:val="220"/>
           <w:szCs w:val="220"/>
         </w:rPr>
-        <w:t xml:space="preserve">Die Freundin antwortete nett. Kein Drama. Kein Vorwurf. „Schon gut, werd gesund, wir sehen uns bald."</w:t>
+        <w:t>Die Freundin antwortete nett. Kein Drama. Kein Vorwurf. „Schon gut, werd gesund, wir sehen uns bald.“</w:t>
       </w:r>
     </w:p>
     <w:p>
@@ -2412,7 +2412,7 @@
           <w:sz w:val="220"/>
           <w:szCs w:val="220"/>
         </w:rPr>
-        <w:t xml:space="preserve">Deshalb hilft es Claudia auch nicht, wenn sie sich sagt: „Ich war krank, ich habe nichts falsch gemacht." Sie weiss es. Und trotzdem bleibt das Gefühl. Wissen und Fühlen sprechen hier verschiedene Sprachen.</w:t>
+        <w:t>Deshalb hilft es Claudia auch nicht, wenn sie sich sagt: „Ich war krank, ich habe nichts falsch gemacht.“ Sie weiss es. Und trotzdem bleibt das Gefühl. Wissen und Fühlen sprechen hier verschiedene Sprachen.</w:t>
       </w:r>
     </w:p>
     <w:p>
@@ -2685,7 +2685,7 @@
           <w:sz w:val="220"/>
           <w:szCs w:val="220"/>
         </w:rPr>
-        <w:t xml:space="preserve">Nicht gleich. Zuerst schaut sie ihn nur kurz an, nimmt die Stimmung wahr. Dann fragt sie vorsichtig, ob alles gut ist. Er sagt „Ja." Aber das Ja klingt nicht wie Ja. Es klingt wie etwas, das er sagt, damit sie aufhört zu fragen. Angespannt, kurz, abgeschlossen.</w:t>
+        <w:t>Nicht gleich. Zuerst schaut sie ihn nur kurz an, nimmt die Stimmung wahr. Dann fragt sie vorsichtig, ob alles gut ist. Er sagt „Ja.“ Aber das Ja klingt nicht wie Ja. Es klingt wie etwas, das er sagt, damit sie aufhört zu fragen. Angespannt, kurz, abgeschlossen.</w:t>
       </w:r>
     </w:p>
     <w:p>
@@ -3264,7 +3264,7 @@
           <w:sz w:val="220"/>
           <w:szCs w:val="220"/>
         </w:rPr>
-        <w:t xml:space="preserve">Nicht perfekte Mütter. Die Forschung ist da sehr klar. Kinder brauchen keine perfekte Mutter. Sie brauchen eine ausreichend gute. Der britische Kinderpsychiater Donald Winnicott prägte dafür den Begriff „good enough mother", die ausreichend gute Mutter. Es ist eines der befreiendsten Konzepte, die ich in meiner Arbeit kenne.</w:t>
+        <w:t>Nicht perfekte Mütter. Die Forschung ist da sehr klar. Kinder brauchen keine perfekte Mutter. Sie brauchen eine ausreichend gute. Der britische Kinderpsychiater Donald Winnicott prägte dafür den Begriff „good enough mother“, die ausreichend gute Mutter. Es ist eines der befreiendsten Konzepte, die ich in meiner Arbeit kenne.</w:t>
       </w:r>
     </w:p>
     <w:p>
@@ -3503,7 +3503,7 @@
           <w:sz w:val="220"/>
           <w:szCs w:val="220"/>
         </w:rPr>
-        <w:t xml:space="preserve">Nicht weil sie immer will. Manchmal will sie. Manchmal würde sie lieber schlafen oder lesen oder einfach nichts tun, einen Morgen lang, ohne Programm. Aber sie ruft an, weil sie weiss, was kommt, wenn sie es nicht tut. Kein Vorwurf. Keine Diskussion. Nur ein leises „Ich habe nichts von dir gehört" beim nächsten Gespräch, gefolgt von einer kurzen Pause. Die Pause sagt mehr als jedes Wort.</w:t>
+        <w:t>Nicht weil sie immer will. Manchmal will sie. Manchmal würde sie lieber schlafen oder lesen oder einfach nichts tun, einen Morgen lang, ohne Programm. Aber sie ruft an, weil sie weiss, was kommt, wenn sie es nicht tut. Kein Vorwurf. Keine Diskussion. Nur ein leises „Ich habe nichts von dir gehört“ beim nächsten Gespräch, gefolgt von einer kurzen Pause. Die Pause sagt mehr als jedes Wort.</w:t>
       </w:r>
     </w:p>
     <w:p>
@@ -3537,7 +3537,7 @@
           <w:sz w:val="220"/>
           <w:szCs w:val="220"/>
         </w:rPr>
-        <w:t xml:space="preserve">Letzte Woche hat Vera einen Kurzurlaub mit ihrer besten Freundin geplant. Als sie ihrer Mutter davon erzählte, sagte diese: „Oh. Du fährst weg. Na gut. Ich bin ja allein hier, aber das macht nichts."</w:t>
+        <w:t>Letzte Woche hat Vera einen Kurzurlaub mit ihrer besten Freundin geplant. Als sie ihrer Mutter davon erzählte, sagte diese: „Oh. Du fährst weg. Na gut. Ich bin ja allein hier, aber das macht nichts.“</w:t>
       </w:r>
     </w:p>
     <w:p>
@@ -3697,7 +3697,7 @@
           <w:sz w:val="220"/>
           <w:szCs w:val="220"/>
         </w:rPr>
-        <w:t xml:space="preserve">Es gibt einen Unterschied zwischen: „Ich vermisse dich, und das macht mir manchmal traurig", und: „Ich bin ja allein hier, aber das macht nichts." Der erste Satz ist ehrliche Verletzlichkeit. Er lädt zur Verbindung ein. Er gibt Vera die Möglichkeit, zu antworten. Der zweite Satz ist eine Schuldzuweisung in Demut verkleidet. Er gibt Vera keine Möglichkeit zu antworten, ohne sich zu verteidigen.</w:t>
+        <w:t>Es gibt einen Unterschied zwischen: „Ich vermisse dich, und das macht mir manchmal traurig“, und: „Ich bin ja allein hier, aber das macht nichts.“ Der erste Satz ist ehrliche Verletzlichkeit. Er lädt zur Verbindung ein. Er gibt Vera die Möglichkeit, zu antworten. Der zweite Satz ist eine Schuldzuweisung in Demut verkleidet. Er gibt Vera keine Möglichkeit zu antworten, ohne sich zu verteidigen.</w:t>
       </w:r>
     </w:p>
     <w:p>
@@ -3919,24 +3919,24 @@
           <w:sz w:val="220"/>
           <w:szCs w:val="220"/>
         </w:rPr>
-        <w:t xml:space="preserve">Sie sagte Nein. Sie schrieb es per Nachricht, mit einem kurzen, ehrlichen Satz: „Ich kann dieses Wochenende nicht, ich brauche wirklich Erholung. Ich hoffe, du findest jemand anderen."</w:t>
-      </w:r>
-    </w:p>
-    <w:p>
-      <w:pPr>
-        <w:spacing w:after="120" w:before="0"/>
-        <w:jc w:val="both"/>
-      </w:pPr>
-      <w:r>
-        <w:rPr>
-          <w:rFonts w:ascii="Georgia" w:cs="Georgia" w:eastAsia="Georgia" w:hAnsi="Georgia"/>
-          <w:b w:val="false"/>
-          <w:bCs w:val="false"/>
-          <w:color w:val="2C2C2C"/>
-          <w:sz w:val="220"/>
-          <w:szCs w:val="220"/>
-        </w:rPr>
-        <w:t xml:space="preserve">Die Freundin antwortete: „Kein Problem, ich finde jemanden. Erhol dich gut."</w:t>
+        <w:t>Sie sagte Nein. Sie schrieb es per Nachricht, mit einem kurzen, ehrlichen Satz: „Ich kann dieses Wochenende nicht, ich brauche wirklich Erholung. Ich hoffe, du findest jemand anderen.“</w:t>
+      </w:r>
+    </w:p>
+    <w:p>
+      <w:pPr>
+        <w:spacing w:after="120" w:before="0"/>
+        <w:jc w:val="both"/>
+      </w:pPr>
+      <w:r>
+        <w:rPr>
+          <w:rFonts w:ascii="Georgia" w:cs="Georgia" w:eastAsia="Georgia" w:hAnsi="Georgia"/>
+          <w:b w:val="false"/>
+          <w:bCs w:val="false"/>
+          <w:color w:val="2C2C2C"/>
+          <w:sz w:val="220"/>
+          <w:szCs w:val="220"/>
+        </w:rPr>
+        <w:t>Die Freundin antwortete: „Kein Problem, ich finde jemanden. Erhol dich gut.“</w:t>
       </w:r>
     </w:p>
     <w:p>
@@ -4362,7 +4362,7 @@
           <w:sz w:val="220"/>
           <w:szCs w:val="220"/>
         </w:rPr>
-        <w:t xml:space="preserve">Sie war bei zwei Orthopäden, einem Physiotherapeuten, hat Massagen ausprobiert, neue Kopfkissen, eine andere Matratze, Wärmepflaster, Dehnübungen, die sie eine Woche durchgehalten hat. Der Arzt hat Röntgenbilder gemacht. Nichts Besonderes. „Verspannungen", sagt er. „Stress." Er hat ihr empfohlen, sich zu entspannen.</w:t>
+        <w:t>Sie war bei zwei Orthopäden, einem Physiotherapeuten, hat Massagen ausprobiert, neue Kopfkissen, eine andere Matratze, Wärmepflaster, Dehnübungen, die sie eine Woche durchgehalten hat. Der Arzt hat Röntgenbilder gemacht. Nichts Besonderes. „Verspannungen“, sagt er. „Stress.“ Er hat ihr empfohlen, sich zu entspannen.</w:t>
       </w:r>
     </w:p>
     <w:p>
@@ -4515,7 +4515,7 @@
           <w:sz w:val="220"/>
           <w:szCs w:val="220"/>
         </w:rPr>
-        <w:t xml:space="preserve">Der Psychiater und Traumaforscher Bessel van der Kolk beschrieb in seinem vielgelesenen Buch „The Body Keeps the Score", wie emotionale Erfahrungen sich im Körper einschreiben, wie das Nervensystem Muster speichert, die weit über das bewusste Gedächtnis hinausgehen. Der Körper erinnert sich, auch wenn der Verstand es längst „abgehakt" hat. Das gilt für Traumata im klinischen Sinne. Und es gilt, in einer abgeschwächten, aber real spürbaren Form, auch für chronische Belastungsmuster wie das Dauerschuldgefühl.</w:t>
+        <w:t>Der Psychiater und Traumaforscher Bessel van der Kolk beschrieb in seinem vielgelesenen Buch „The Body Keeps the Score“, wie emotionale Erfahrungen sich im Körper einschreiben, wie das Nervensystem Muster speichert, die weit über das bewusste Gedächtnis hinausgehen. Der Körper erinnert sich, auch wenn der Verstand es längst „abgehakt“ hat. Das gilt für Traumata im klinischen Sinne. Und es gilt, in einer abgeschwächten, aber real spürbaren Form, auch für chronische Belastungsmuster wie das Dauerschuldgefühl.</w:t>
       </w:r>
     </w:p>
     <w:p>
@@ -4788,75 +4788,75 @@
           <w:sz w:val="220"/>
           <w:szCs w:val="220"/>
         </w:rPr>
-        <w:t xml:space="preserve">Sie hat es erst bemerkt, als ihre Therapeutin fragte: „Was fühlst du, wenn dein Bruder wieder nicht zum Familientreffen kommt und du alles allein organisierst?"</w:t>
-      </w:r>
-    </w:p>
-    <w:p>
-      <w:pPr>
-        <w:spacing w:after="120" w:before="0"/>
-        <w:jc w:val="both"/>
-      </w:pPr>
-      <w:r>
-        <w:rPr>
-          <w:rFonts w:ascii="Georgia" w:cs="Georgia" w:eastAsia="Georgia" w:hAnsi="Georgia"/>
-          <w:b w:val="false"/>
-          <w:bCs w:val="false"/>
-          <w:color w:val="2C2C2C"/>
-          <w:sz w:val="220"/>
-          <w:szCs w:val="220"/>
-        </w:rPr>
-        <w:t xml:space="preserve">Julia antwortete sofort, ohne Pause, wie eine gut einstudierte Antwort: „Ich verstehe das ja, er hat viel zu tun, er wohnt weit weg, und ehrlich gesagt mache ich das gerne."</w:t>
-      </w:r>
-    </w:p>
-    <w:p>
-      <w:pPr>
-        <w:spacing w:after="120" w:before="0"/>
-        <w:jc w:val="both"/>
-      </w:pPr>
-      <w:r>
-        <w:rPr>
-          <w:rFonts w:ascii="Georgia" w:cs="Georgia" w:eastAsia="Georgia" w:hAnsi="Georgia"/>
-          <w:b w:val="false"/>
-          <w:bCs w:val="false"/>
-          <w:color w:val="2C2C2C"/>
-          <w:sz w:val="220"/>
-          <w:szCs w:val="220"/>
-        </w:rPr>
-        <w:t xml:space="preserve">Die Therapeutin schwieg kurz. Dann fragte sie ruhig, ohne Druck: „Das war keine Frage nach seinem Terminkalender. Was fühlst du?"</w:t>
-      </w:r>
-    </w:p>
-    <w:p>
-      <w:pPr>
-        <w:spacing w:after="120" w:before="0"/>
-        <w:jc w:val="both"/>
-      </w:pPr>
-      <w:r>
-        <w:rPr>
-          <w:rFonts w:ascii="Georgia" w:cs="Georgia" w:eastAsia="Georgia" w:hAnsi="Georgia"/>
-          <w:b w:val="false"/>
-          <w:bCs w:val="false"/>
-          <w:color w:val="2C2C2C"/>
-          <w:sz w:val="220"/>
-          <w:szCs w:val="220"/>
-        </w:rPr>
-        <w:t xml:space="preserve">Lange Pause. Wirklich lange. Dann, sehr leise, als wäre es gefährlich, das laut zu sagen: „Ich glaube, ich bin wütend."</w:t>
-      </w:r>
-    </w:p>
-    <w:p>
-      <w:pPr>
-        <w:spacing w:after="120" w:before="0"/>
-        <w:jc w:val="both"/>
-      </w:pPr>
-      <w:r>
-        <w:rPr>
-          <w:rFonts w:ascii="Georgia" w:cs="Georgia" w:eastAsia="Georgia" w:hAnsi="Georgia"/>
-          <w:b w:val="false"/>
-          <w:bCs w:val="false"/>
-          <w:color w:val="2C2C2C"/>
-          <w:sz w:val="220"/>
-          <w:szCs w:val="220"/>
-        </w:rPr>
-        <w:t xml:space="preserve">Julia hatte das noch nie so klar gedacht. In zwanzig Jahren des Familientreffens-Organisierens, des Alleine-Einkaufens, des Alleine-Aufbauens, des Alleine-Aufräumens hatte sie das nie Wut genannt. Sie hatte es „so ist er halt" genannt. Und „ich mache das gerne". Und „man kann von niemandem verlangen". Und dann hatte sie die nächste Einladung geschrieben.</w:t>
+        <w:t>Sie hat es erst bemerkt, als ihre Therapeutin fragte: „Was fühlst du, wenn dein Bruder wieder nicht zum Familientreffen kommt und du alles allein organisierst?“</w:t>
+      </w:r>
+    </w:p>
+    <w:p>
+      <w:pPr>
+        <w:spacing w:after="120" w:before="0"/>
+        <w:jc w:val="both"/>
+      </w:pPr>
+      <w:r>
+        <w:rPr>
+          <w:rFonts w:ascii="Georgia" w:cs="Georgia" w:eastAsia="Georgia" w:hAnsi="Georgia"/>
+          <w:b w:val="false"/>
+          <w:bCs w:val="false"/>
+          <w:color w:val="2C2C2C"/>
+          <w:sz w:val="220"/>
+          <w:szCs w:val="220"/>
+        </w:rPr>
+        <w:t>Julia antwortete sofort, ohne Pause, wie eine gut einstudierte Antwort: „Ich verstehe das ja, er hat viel zu tun, er wohnt weit weg, und ehrlich gesagt mache ich das gerne.“</w:t>
+      </w:r>
+    </w:p>
+    <w:p>
+      <w:pPr>
+        <w:spacing w:after="120" w:before="0"/>
+        <w:jc w:val="both"/>
+      </w:pPr>
+      <w:r>
+        <w:rPr>
+          <w:rFonts w:ascii="Georgia" w:cs="Georgia" w:eastAsia="Georgia" w:hAnsi="Georgia"/>
+          <w:b w:val="false"/>
+          <w:bCs w:val="false"/>
+          <w:color w:val="2C2C2C"/>
+          <w:sz w:val="220"/>
+          <w:szCs w:val="220"/>
+        </w:rPr>
+        <w:t>Die Therapeutin schwieg kurz. Dann fragte sie ruhig, ohne Druck: „Das war keine Frage nach seinem Terminkalender. Was fühlst du?“</w:t>
+      </w:r>
+    </w:p>
+    <w:p>
+      <w:pPr>
+        <w:spacing w:after="120" w:before="0"/>
+        <w:jc w:val="both"/>
+      </w:pPr>
+      <w:r>
+        <w:rPr>
+          <w:rFonts w:ascii="Georgia" w:cs="Georgia" w:eastAsia="Georgia" w:hAnsi="Georgia"/>
+          <w:b w:val="false"/>
+          <w:bCs w:val="false"/>
+          <w:color w:val="2C2C2C"/>
+          <w:sz w:val="220"/>
+          <w:szCs w:val="220"/>
+        </w:rPr>
+        <w:t>Lange Pause. Wirklich lange. Dann, sehr leise, als wäre es gefährlich, das laut zu sagen: „Ich glaube, ich bin wütend.“</w:t>
+      </w:r>
+    </w:p>
+    <w:p>
+      <w:pPr>
+        <w:spacing w:after="120" w:before="0"/>
+        <w:jc w:val="both"/>
+      </w:pPr>
+      <w:r>
+        <w:rPr>
+          <w:rFonts w:ascii="Georgia" w:cs="Georgia" w:eastAsia="Georgia" w:hAnsi="Georgia"/>
+          <w:b w:val="false"/>
+          <w:bCs w:val="false"/>
+          <w:color w:val="2C2C2C"/>
+          <w:sz w:val="220"/>
+          <w:szCs w:val="220"/>
+        </w:rPr>
+        <w:t>Julia hatte das noch nie so klar gedacht. In zwanzig Jahren des Familientreffens-Organisierens, des Alleine-Einkaufens, des Alleine-Aufbauens, des Alleine-Aufräumens hatte sie das nie Wut genannt. Sie hatte es „so ist er halt“ genannt. Und „ich mache das gerne“. Und „man kann von niemandem verlangen“. Und dann hatte sie die nächste Einladung geschrieben.</w:t>
       </w:r>
     </w:p>
     <w:p>
@@ -4975,41 +4975,41 @@
           <w:sz w:val="220"/>
           <w:szCs w:val="220"/>
         </w:rPr>
-        <w:t xml:space="preserve">Anstatt zu fühlen: „Ich bin wütend, weil ich nicht gesehen werde", fühlt man: „Ich bin schuldig, weil ich zu viel erwarte."</w:t>
-      </w:r>
-    </w:p>
-    <w:p>
-      <w:pPr>
-        <w:spacing w:after="120" w:before="0"/>
-        <w:jc w:val="both"/>
-      </w:pPr>
-      <w:r>
-        <w:rPr>
-          <w:rFonts w:ascii="Georgia" w:cs="Georgia" w:eastAsia="Georgia" w:hAnsi="Georgia"/>
-          <w:b w:val="false"/>
-          <w:bCs w:val="false"/>
-          <w:color w:val="2C2C2C"/>
-          <w:sz w:val="220"/>
-          <w:szCs w:val="220"/>
-        </w:rPr>
-        <w:t xml:space="preserve">Anstatt zu fühlen: „Ich bin wütend, weil ich immer gebe und nie bekomme", fühlt man: „Ich bin undankbar für das, was ich habe."</w:t>
-      </w:r>
-    </w:p>
-    <w:p>
-      <w:pPr>
-        <w:spacing w:after="120" w:before="0"/>
-        <w:jc w:val="both"/>
-      </w:pPr>
-      <w:r>
-        <w:rPr>
-          <w:rFonts w:ascii="Georgia" w:cs="Georgia" w:eastAsia="Georgia" w:hAnsi="Georgia"/>
-          <w:b w:val="false"/>
-          <w:bCs w:val="false"/>
-          <w:color w:val="2C2C2C"/>
-          <w:sz w:val="220"/>
-          <w:szCs w:val="220"/>
-        </w:rPr>
-        <w:t xml:space="preserve">Anstatt zu fühlen: „Ich bin wütend, weil meine Bedürfnisse nie zählen", fühlt man: „Ich bin nicht gut genug, um Bedürfnisse zu haben."</w:t>
+        <w:t>Anstatt zu fühlen: „Ich bin wütend, weil ich nicht gesehen werde“, fühlt man: „Ich bin schuldig, weil ich zu viel erwarte.“</w:t>
+      </w:r>
+    </w:p>
+    <w:p>
+      <w:pPr>
+        <w:spacing w:after="120" w:before="0"/>
+        <w:jc w:val="both"/>
+      </w:pPr>
+      <w:r>
+        <w:rPr>
+          <w:rFonts w:ascii="Georgia" w:cs="Georgia" w:eastAsia="Georgia" w:hAnsi="Georgia"/>
+          <w:b w:val="false"/>
+          <w:bCs w:val="false"/>
+          <w:color w:val="2C2C2C"/>
+          <w:sz w:val="220"/>
+          <w:szCs w:val="220"/>
+        </w:rPr>
+        <w:t>Anstatt zu fühlen: „Ich bin wütend, weil ich immer gebe und nie bekomme“, fühlt man: „Ich bin undankbar für das, was ich habe.“</w:t>
+      </w:r>
+    </w:p>
+    <w:p>
+      <w:pPr>
+        <w:spacing w:after="120" w:before="0"/>
+        <w:jc w:val="both"/>
+      </w:pPr>
+      <w:r>
+        <w:rPr>
+          <w:rFonts w:ascii="Georgia" w:cs="Georgia" w:eastAsia="Georgia" w:hAnsi="Georgia"/>
+          <w:b w:val="false"/>
+          <w:bCs w:val="false"/>
+          <w:color w:val="2C2C2C"/>
+          <w:sz w:val="220"/>
+          <w:szCs w:val="220"/>
+        </w:rPr>
+        <w:t>Anstatt zu fühlen: „Ich bin wütend, weil meine Bedürfnisse nie zählen“, fühlt man: „Ich bin nicht gut genug, um Bedürfnisse zu haben.“</w:t>
       </w:r>
     </w:p>
     <w:p>
@@ -5384,7 +5384,7 @@
           <w:sz w:val="220"/>
           <w:szCs w:val="220"/>
         </w:rPr>
-        <w:t xml:space="preserve">Das ist ein fundamentaler Unterschied. „Ich habe einen Fehler gemacht" ist eine Aussage über eine Handlung, die korrigiert werden kann. „Ich bin ein Fehler" ist eine Aussage über das Selbst. Es gibt nichts zu korrigieren, nur zu verbergen.</w:t>
+        <w:t>Das ist ein fundamentaler Unterschied. „Ich habe einen Fehler gemacht“ ist eine Aussage über eine Handlung, die korrigiert werden kann. „Ich bin ein Fehler“ ist eine Aussage über das Selbst. Es gibt nichts zu korrigieren, nur zu verbergen.</w:t>
       </w:r>
     </w:p>
     <w:p>
@@ -5537,7 +5537,7 @@
           <w:sz w:val="220"/>
           <w:szCs w:val="220"/>
         </w:rPr>
-        <w:t xml:space="preserve">Was ist der Unterschied zwischen „Ich habe einen Fehler gemacht" und „Ich bin ein Fehler"?</w:t>
+        <w:t>Was ist der Unterschied zwischen „Ich habe einen Fehler gemacht“ und „Ich bin ein Fehler“?</w:t>
       </w:r>
     </w:p>
     <w:p>
@@ -6713,7 +6713,7 @@
           <w:sz w:val="220"/>
           <w:szCs w:val="220"/>
         </w:rPr>
-        <w:t xml:space="preserve">Was würde „sich vergeben" für dich konkret bedeuten, nicht als Konzept, sondern als Handlung im Alltag?</w:t>
+        <w:t>Was würde „sich vergeben“ für dich konkret bedeuten, nicht als Konzept, sondern als Handlung im Alltag?</w:t>
       </w:r>
     </w:p>
     <w:p>
@@ -6782,7 +6782,7 @@
           <w:sz w:val="220"/>
           <w:szCs w:val="220"/>
         </w:rPr>
-        <w:t xml:space="preserve">Sophia war damals Anfang vierzig, energisch, klug, für viele der Anker in ihrem Umfeld. Sie hatte einen guten Beruf, eine Ehe, Kinder, Freundschaften. Von aussen sah ihr Leben vollständig aus, durchorganisiert, funktionierend. Sie kam nicht wegen des Schuldgefühls, das wusste sie damals noch nicht. Sie kam wegen Schlafproblemen und einer Erschöpfung, die sich auch nach Urlaub nicht löste. „Ich weiss nicht, was mit mir ist", sagte sie beim ersten Gespräch. „Es müsste mir gut gehen. Aber es geht mir nicht gut."</w:t>
+        <w:t>Sophia war damals Anfang vierzig, energisch, klug, für viele der Anker in ihrem Umfeld. Sie hatte einen guten Beruf, eine Ehe, Kinder, Freundschaften. Von aussen sah ihr Leben vollständig aus, durchorganisiert, funktionierend. Sie kam nicht wegen des Schuldgefühls, das wusste sie damals noch nicht. Sie kam wegen Schlafproblemen und einer Erschöpfung, die sich auch nach Urlaub nicht löste. „Ich weiss nicht, was mit mir ist“, sagte sie beim ersten Gespräch. „Es müsste mir gut gehen. Aber es geht mir nicht gut.“</w:t>
       </w:r>
     </w:p>
     <w:p>
@@ -6884,7 +6884,7 @@
           <w:sz w:val="220"/>
           <w:szCs w:val="220"/>
         </w:rPr>
-        <w:t xml:space="preserve">Sie dachte kurz nach. Dann sagte sie: „Ich fühle mich nicht mehr schuldig. Ich fühle mich einfach."</w:t>
+        <w:t>Sie dachte kurz nach. Dann sagte sie: „Ich fühle mich nicht mehr schuldig. Ich fühle mich einfach.“</w:t>
       </w:r>
     </w:p>
     <w:p>

--- a/outputs/buch-schuldgefuehle/das-schlechte-gewissen-Taschenbuch.docx
+++ b/outputs/buch-schuldgefuehle/das-schlechte-gewissen-Taschenbuch.docx
@@ -698,7 +698,7 @@
           <w:sz w:val="220"/>
           <w:szCs w:val="220"/>
         </w:rPr>
-        <w:t>Ich arbeite seit vielen Jahren als Coachin. Ich habe Hunderte von Frauen begleitet, an Punkten in ihrem Leben, wo etwas nicht mehr stimmte. Wo der Körper Nein sagte, auch wenn der Kopf noch versuchte, die Situation schönzureden. Wo die Erschöpfung so tief sass, dass Schlafen nicht mehr half, weil man im Schlaf noch immer grübelte, noch immer für jemanden da war, noch immer innerlich funktionierte. Wo die Freundlichkeit so weit nach aussen gerichtet war, dass vom eigenen Kern kaum noch etwas zu finden war.</w:t>
+        <w:t>Ich arbeite seit vielen Jahren als Autorin und Mentorin. Ich habe Hunderte von Frauen begleitet, an Punkten in ihrem Leben, wo etwas nicht mehr stimmte. Wo der Körper Nein sagte, auch wenn der Kopf noch versuchte, die Situation schönzureden. Wo die Erschöpfung so tief sass, dass Schlafen nicht mehr half, weil man im Schlaf noch immer grübelte, noch immer für jemanden da war, noch immer innerlich funktionierte. Wo die Freundlichkeit so weit nach aussen gerichtet war, dass vom eigenen Kern kaum noch etwas zu finden war.</w:t>
       </w:r>
     </w:p>
     <w:p>
@@ -7584,7 +7584,7 @@
           <w:sz w:val="220"/>
           <w:szCs w:val="220"/>
         </w:rPr>
-        <w:t>Petra Tanner ist Coachin und begleitet seit vielen Jahren Frauen, die an einem Punkt angelangt sind, wo das Funktionieren nicht mehr funktioniert. Wo der Körper Nein sagt und der Kopf noch immer versucht, weiterzumachen. Unter dem Namen Safe to Thrive arbeitet sie in der Schweiz.</w:t>
+        <w:t>Petra Tanner ist Autorin und Mentorin und begleitet seit vielen Jahren Frauen, die an einem Punkt angelangt sind, wo das Funktionieren nicht mehr funktioniert. Wo der Körper Nein sagt und der Kopf noch immer versucht, weiterzumachen. Unter dem Namen Safe to Thrive arbeitet sie in der Schweiz.</w:t>
       </w:r>
     </w:p>
     <w:p>
@@ -7808,7 +7808,7 @@
           <w:i w:val="0"/>
           <w:sz w:val="22"/>
         </w:rPr>
-        <w:t>Petra Tanner ist keine Ärztin, Psychologin oder Psychotherapeutin. Sie arbeitet als Coachin und übt keine Heilkunde im medizinischen Sinn aus. Die Inhalte dieses Buches ersetzen keine Behandlung.</w:t>
+        <w:t>Petra Tanner ist keine Ärztin, Psychologin oder Psychotherapeutin. Sie arbeitet als Autorin und Mentorin und übt keine Heilkunde im medizinischen Sinn aus. Die Inhalte dieses Buches ersetzen keine Behandlung.</w:t>
       </w:r>
     </w:p>
     <w:p/>

--- a/outputs/buch-schuldgefuehle/das-schlechte-gewissen-Taschenbuch.docx
+++ b/outputs/buch-schuldgefuehle/das-schlechte-gewissen-Taschenbuch.docx
@@ -7550,6 +7550,199 @@
           <w:szCs w:val="220"/>
         </w:rPr>
         <w:t xml:space="preserve">Und dir: Danke, dass du dir die Zeit genommen hast, hinzuschauen. Das ist keine Kleinigkeit.</w:t>
+      </w:r>
+    </w:p>
+    <w:p>
+      <w:pPr>
+        <w:pageBreakBefore/>
+        <w:spacing w:after="280" w:before="720"/>
+        <w:jc w:val="left"/>
+      </w:pPr>
+      <w:r>
+        <w:rPr>
+          <w:rFonts w:ascii="Georgia" w:cs="Georgia" w:eastAsia="Georgia" w:hAnsi="Georgia"/>
+          <w:b/>
+          <w:bCs w:val="false"/>
+          <w:color w:val="C0848A"/>
+          <w:sz w:val="340"/>
+          <w:szCs w:val="340"/>
+        </w:rPr>
+        <w:t>Dein kostenloser Bonus zum Buch</w:t>
+      </w:r>
+    </w:p>
+    <w:p>
+      <w:pPr>
+        <w:spacing w:after="120" w:before="0"/>
+        <w:jc w:val="both"/>
+      </w:pPr>
+      <w:r>
+        <w:rPr>
+          <w:rFonts w:ascii="Georgia" w:cs="Georgia" w:eastAsia="Georgia" w:hAnsi="Georgia"/>
+          <w:b w:val="false"/>
+          <w:bCs w:val="false"/>
+          <w:color w:val="2C2C2C"/>
+          <w:sz w:val="220"/>
+          <w:szCs w:val="220"/>
+        </w:rPr>
+        <w:t>Du kennst diese Momente: Du hast Nein gesagt, und trotzdem meldet sich sofort das schlechte Gewissen.</w:t>
+      </w:r>
+    </w:p>
+    <w:p>
+      <w:pPr>
+        <w:spacing w:after="120" w:before="0"/>
+        <w:jc w:val="both"/>
+      </w:pPr>
+      <w:r>
+        <w:rPr>
+          <w:rFonts w:ascii="Georgia" w:cs="Georgia" w:eastAsia="Georgia" w:hAnsi="Georgia"/>
+          <w:b w:val="false"/>
+          <w:bCs w:val="false"/>
+          <w:color w:val="2C2C2C"/>
+          <w:sz w:val="220"/>
+          <w:szCs w:val="220"/>
+        </w:rPr>
+        <w:t>Das kostenlose Begleit-PDF hilft dir, früher zu erkennen, wann ein Schuldgefühl wirklich berechtigt ist und wann es nur ein altes Muster ist.</w:t>
+      </w:r>
+    </w:p>
+    <w:p>
+      <w:pPr>
+        <w:spacing w:after="120" w:before="0"/>
+        <w:jc w:val="both"/>
+      </w:pPr>
+      <w:r>
+        <w:rPr>
+          <w:rFonts w:ascii="Georgia" w:cs="Georgia" w:eastAsia="Georgia" w:hAnsi="Georgia"/>
+          <w:b w:val="false"/>
+          <w:bCs w:val="false"/>
+          <w:color w:val="2C2C2C"/>
+          <w:sz w:val="220"/>
+          <w:szCs w:val="220"/>
+        </w:rPr>
+        <w:t>Du musst nicht warten, bis dich das schlechte Gewissen völlig lähmt, bevor du dich selbst ernst nimmst.</w:t>
+      </w:r>
+    </w:p>
+    <w:p>
+      <w:pPr>
+        <w:spacing w:after="120" w:before="0"/>
+        <w:jc w:val="both"/>
+      </w:pPr>
+      <w:r>
+        <w:rPr>
+          <w:rFonts w:ascii="Georgia" w:cs="Georgia" w:eastAsia="Georgia" w:hAnsi="Georgia"/>
+          <w:b w:val="false"/>
+          <w:bCs w:val="false"/>
+          <w:color w:val="2C2C2C"/>
+          <w:sz w:val="220"/>
+          <w:szCs w:val="220"/>
+        </w:rPr>
+        <w:t>Scanne den QR-Code oder öffne den folgenden Link:</w:t>
+      </w:r>
+    </w:p>
+    <w:p>
+      <w:pPr>
+        <w:jc w:val="center"/>
+      </w:pPr>
+      <w:r>
+        <w:drawing>
+          <wp:inline xmlns:a="http://schemas.openxmlformats.org/drawingml/2006/main" xmlns:pic="http://schemas.openxmlformats.org/drawingml/2006/picture">
+            <wp:extent cx="1620000" cy="1620000"/>
+            <wp:docPr id="1" name="Picture 1"/>
+            <wp:cNvGraphicFramePr>
+              <a:graphicFrameLocks noChangeAspect="1"/>
+            </wp:cNvGraphicFramePr>
+            <a:graphic>
+              <a:graphicData uri="http://schemas.openxmlformats.org/drawingml/2006/picture">
+                <pic:pic>
+                  <pic:nvPicPr>
+                    <pic:cNvPr id="0" name="buch4-qr-freebie.png"/>
+                    <pic:cNvPicPr/>
+                  </pic:nvPicPr>
+                  <pic:blipFill>
+                    <a:blip r:embed="rId10"/>
+                    <a:stretch>
+                      <a:fillRect/>
+                    </a:stretch>
+                  </pic:blipFill>
+                  <pic:spPr>
+                    <a:xfrm>
+                      <a:off x="0" y="0"/>
+                      <a:ext cx="1620000" cy="1620000"/>
+                    </a:xfrm>
+                    <a:prstGeom prst="rect"/>
+                  </pic:spPr>
+                </pic:pic>
+              </a:graphicData>
+            </a:graphic>
+          </wp:inline>
+        </w:drawing>
+      </w:r>
+    </w:p>
+    <w:p>
+      <w:pPr>
+        <w:spacing w:after="120" w:before="0"/>
+        <w:jc w:val="both"/>
+      </w:pPr>
+      <w:r>
+        <w:rPr>
+          <w:rFonts w:ascii="Georgia" w:cs="Georgia" w:eastAsia="Georgia" w:hAnsi="Georgia"/>
+          <w:b w:val="false"/>
+          <w:bCs w:val="false"/>
+          <w:color w:val="2C2C2C"/>
+          <w:sz w:val="220"/>
+          <w:szCs w:val="220"/>
+        </w:rPr>
+        <w:t>https://beyondlimitsnow25.mytentary.com/p/zxuxLO</w:t>
+      </w:r>
+    </w:p>
+    <w:p>
+      <w:pPr>
+        <w:spacing w:after="120" w:before="0"/>
+        <w:jc w:val="both"/>
+      </w:pPr>
+      <w:r>
+        <w:rPr>
+          <w:rFonts w:ascii="Georgia" w:cs="Georgia" w:eastAsia="Georgia" w:hAnsi="Georgia"/>
+          <w:b w:val="false"/>
+          <w:bCs w:val="false"/>
+          <w:color w:val="2C2C2C"/>
+          <w:sz w:val="220"/>
+          <w:szCs w:val="220"/>
+        </w:rPr>
+        <w:t>Mit der Anmeldung erhältst du auch E-Mails von Petra Tanner mit Impulsen und Neuigkeiten zu ihren Büchern. Eine Abmeldung ist jederzeit möglich.</w:t>
+      </w:r>
+    </w:p>
+    <w:p>
+      <w:pPr>
+        <w:spacing w:after="120" w:before="0"/>
+        <w:jc w:val="both"/>
+      </w:pPr>
+      <w:r>
+        <w:rPr>
+          <w:rFonts w:ascii="Georgia" w:cs="Georgia" w:eastAsia="Georgia" w:hAnsi="Georgia"/>
+          <w:b/>
+          <w:bCs w:val="false"/>
+          <w:color w:val="2C2C2C"/>
+          <w:sz w:val="220"/>
+          <w:szCs w:val="220"/>
+        </w:rPr>
+        <w:t>Petra Tanner</w:t>
+      </w:r>
+    </w:p>
+    <w:p>
+      <w:pPr>
+        <w:spacing w:after="120" w:before="0"/>
+        <w:jc w:val="both"/>
+      </w:pPr>
+      <w:r>
+        <w:rPr>
+          <w:rFonts w:ascii="Georgia" w:cs="Georgia" w:eastAsia="Georgia" w:hAnsi="Georgia"/>
+          <w:b w:val="0"/>
+          <w:bCs w:val="false"/>
+          <w:color w:val="2C2C2C"/>
+          <w:sz w:val="220"/>
+          <w:szCs w:val="220"/>
+        </w:rPr>
+        <w:t>Autorin und Mentorin</w:t>
       </w:r>
     </w:p>
     <w:p>
